--- a/DF_TermProject_Spring2026.docx
+++ b/DF_TermProject_Spring2026.docx
@@ -428,7 +428,7 @@
     <w:p/>
     <w:tbl>
       <w:tblPr>
-        <w:tblW w:w="8900" w:type="dxa"/>
+        <w:tblW w:w="10078" w:type="dxa"/>
         <w:tblBorders>
           <w:top w:val="single" w:sz="4" w:space="0" w:color="auto"/>
           <w:left w:val="single" w:sz="4" w:space="0" w:color="auto"/>
@@ -444,19 +444,19 @@
         <w:tblLook w:val="04A0" w:firstRow="1" w:lastRow="0" w:firstColumn="1" w:lastColumn="0" w:noHBand="0" w:noVBand="1"/>
       </w:tblPr>
       <w:tblGrid>
-        <w:gridCol w:w="452"/>
-        <w:gridCol w:w="985"/>
-        <w:gridCol w:w="1208"/>
-        <w:gridCol w:w="1663"/>
-        <w:gridCol w:w="1141"/>
-        <w:gridCol w:w="1141"/>
-        <w:gridCol w:w="974"/>
-        <w:gridCol w:w="1441"/>
+        <w:gridCol w:w="394"/>
+        <w:gridCol w:w="835"/>
+        <w:gridCol w:w="1642"/>
+        <w:gridCol w:w="1273"/>
+        <w:gridCol w:w="1048"/>
+        <w:gridCol w:w="1128"/>
+        <w:gridCol w:w="2646"/>
+        <w:gridCol w:w="1112"/>
       </w:tblGrid>
       <w:tr>
         <w:tc>
           <w:tcPr>
-            <w:tcW w:w="500" w:type="dxa"/>
+            <w:tcW w:w="394" w:type="dxa"/>
             <w:tcBorders>
               <w:top w:val="single" w:sz="1" w:space="0" w:color="AAAAAA"/>
               <w:left w:val="single" w:sz="1" w:space="0" w:color="AAAAAA"/>
@@ -490,7 +490,7 @@
         </w:tc>
         <w:tc>
           <w:tcPr>
-            <w:tcW w:w="1400" w:type="dxa"/>
+            <w:tcW w:w="837" w:type="dxa"/>
             <w:tcBorders>
               <w:top w:val="single" w:sz="1" w:space="0" w:color="AAAAAA"/>
               <w:left w:val="single" w:sz="1" w:space="0" w:color="AAAAAA"/>
@@ -524,7 +524,7 @@
         </w:tc>
         <w:tc>
           <w:tcPr>
-            <w:tcW w:w="1400" w:type="dxa"/>
+            <w:tcW w:w="1620" w:type="dxa"/>
             <w:tcBorders>
               <w:top w:val="single" w:sz="1" w:space="0" w:color="AAAAAA"/>
               <w:left w:val="single" w:sz="1" w:space="0" w:color="AAAAAA"/>
@@ -558,7 +558,7 @@
         </w:tc>
         <w:tc>
           <w:tcPr>
-            <w:tcW w:w="1100" w:type="dxa"/>
+            <w:tcW w:w="1276" w:type="dxa"/>
             <w:tcBorders>
               <w:top w:val="single" w:sz="1" w:space="0" w:color="AAAAAA"/>
               <w:left w:val="single" w:sz="1" w:space="0" w:color="AAAAAA"/>
@@ -592,7 +592,7 @@
         </w:tc>
         <w:tc>
           <w:tcPr>
-            <w:tcW w:w="1200" w:type="dxa"/>
+            <w:tcW w:w="1051" w:type="dxa"/>
             <w:tcBorders>
               <w:top w:val="single" w:sz="1" w:space="0" w:color="AAAAAA"/>
               <w:left w:val="single" w:sz="1" w:space="0" w:color="AAAAAA"/>
@@ -626,7 +626,7 @@
         </w:tc>
         <w:tc>
           <w:tcPr>
-            <w:tcW w:w="1200" w:type="dxa"/>
+            <w:tcW w:w="1131" w:type="dxa"/>
             <w:tcBorders>
               <w:top w:val="single" w:sz="1" w:space="0" w:color="AAAAAA"/>
               <w:left w:val="single" w:sz="1" w:space="0" w:color="AAAAAA"/>
@@ -660,7 +660,7 @@
         </w:tc>
         <w:tc>
           <w:tcPr>
-            <w:tcW w:w="1200" w:type="dxa"/>
+            <w:tcW w:w="2654" w:type="dxa"/>
             <w:tcBorders>
               <w:top w:val="single" w:sz="1" w:space="0" w:color="AAAAAA"/>
               <w:left w:val="single" w:sz="1" w:space="0" w:color="AAAAAA"/>
@@ -694,7 +694,7 @@
         </w:tc>
         <w:tc>
           <w:tcPr>
-            <w:tcW w:w="900" w:type="dxa"/>
+            <w:tcW w:w="1115" w:type="dxa"/>
             <w:tcBorders>
               <w:top w:val="single" w:sz="1" w:space="0" w:color="AAAAAA"/>
               <w:left w:val="single" w:sz="1" w:space="0" w:color="AAAAAA"/>
@@ -730,7 +730,7 @@
       <w:tr>
         <w:tc>
           <w:tcPr>
-            <w:tcW w:w="500" w:type="dxa"/>
+            <w:tcW w:w="394" w:type="dxa"/>
             <w:tcBorders>
               <w:top w:val="single" w:sz="1" w:space="0" w:color="AAAAAA"/>
               <w:left w:val="single" w:sz="1" w:space="0" w:color="AAAAAA"/>
@@ -746,11 +746,137 @@
             </w:tcMar>
             <w:vAlign w:val="center"/>
           </w:tcPr>
+          <w:p>
+            <w:r>
+              <w:t>1</w:t>
+            </w:r>
+          </w:p>
+        </w:tc>
+        <w:tc>
+          <w:tcPr>
+            <w:tcW w:w="837" w:type="dxa"/>
+            <w:tcBorders>
+              <w:top w:val="single" w:sz="1" w:space="0" w:color="AAAAAA"/>
+              <w:left w:val="single" w:sz="1" w:space="0" w:color="AAAAAA"/>
+              <w:bottom w:val="single" w:sz="1" w:space="0" w:color="AAAAAA"/>
+              <w:right w:val="single" w:sz="1" w:space="0" w:color="AAAAAA"/>
+            </w:tcBorders>
+            <w:shd w:val="clear" w:color="auto" w:fill="FFFFFF"/>
+            <w:tcMar>
+              <w:top w:w="80" w:type="dxa"/>
+              <w:left w:w="120" w:type="dxa"/>
+              <w:bottom w:w="80" w:type="dxa"/>
+              <w:right w:w="120" w:type="dxa"/>
+            </w:tcMar>
+            <w:vAlign w:val="center"/>
+          </w:tcPr>
+          <w:p>
+            <w:r>
+              <w:t>Haroon Ashar</w:t>
+            </w:r>
+          </w:p>
+        </w:tc>
+        <w:tc>
+          <w:tcPr>
+            <w:tcW w:w="1620" w:type="dxa"/>
+            <w:tcBorders>
+              <w:top w:val="single" w:sz="1" w:space="0" w:color="AAAAAA"/>
+              <w:left w:val="single" w:sz="1" w:space="0" w:color="AAAAAA"/>
+              <w:bottom w:val="single" w:sz="1" w:space="0" w:color="AAAAAA"/>
+              <w:right w:val="single" w:sz="1" w:space="0" w:color="AAAAAA"/>
+            </w:tcBorders>
+            <w:shd w:val="clear" w:color="auto" w:fill="FFFFFF"/>
+            <w:tcMar>
+              <w:top w:w="80" w:type="dxa"/>
+              <w:left w:w="120" w:type="dxa"/>
+              <w:bottom w:w="80" w:type="dxa"/>
+              <w:right w:w="120" w:type="dxa"/>
+            </w:tcMar>
+            <w:vAlign w:val="center"/>
+          </w:tcPr>
+          <w:p>
+            <w:r>
+              <w:t>HaroonAshar</w:t>
+            </w:r>
+          </w:p>
+        </w:tc>
+        <w:tc>
+          <w:tcPr>
+            <w:tcW w:w="1276" w:type="dxa"/>
+            <w:tcBorders>
+              <w:top w:val="single" w:sz="1" w:space="0" w:color="AAAAAA"/>
+              <w:left w:val="single" w:sz="1" w:space="0" w:color="AAAAAA"/>
+              <w:bottom w:val="single" w:sz="1" w:space="0" w:color="AAAAAA"/>
+              <w:right w:val="single" w:sz="1" w:space="0" w:color="AAAAAA"/>
+            </w:tcBorders>
+            <w:shd w:val="clear" w:color="auto" w:fill="FFFFFF"/>
+            <w:tcMar>
+              <w:top w:w="80" w:type="dxa"/>
+              <w:left w:w="120" w:type="dxa"/>
+              <w:bottom w:w="80" w:type="dxa"/>
+              <w:right w:w="120" w:type="dxa"/>
+            </w:tcMar>
+            <w:vAlign w:val="center"/>
+          </w:tcPr>
+          <w:p>
+            <w:r>
+              <w:t>Lead</w:t>
+            </w:r>
+          </w:p>
+        </w:tc>
+        <w:tc>
+          <w:tcPr>
+            <w:tcW w:w="1051" w:type="dxa"/>
+            <w:tcBorders>
+              <w:top w:val="single" w:sz="1" w:space="0" w:color="AAAAAA"/>
+              <w:left w:val="single" w:sz="1" w:space="0" w:color="AAAAAA"/>
+              <w:bottom w:val="single" w:sz="1" w:space="0" w:color="AAAAAA"/>
+              <w:right w:val="single" w:sz="1" w:space="0" w:color="AAAAAA"/>
+            </w:tcBorders>
+            <w:shd w:val="clear" w:color="auto" w:fill="FFFFFF"/>
+            <w:tcMar>
+              <w:top w:w="80" w:type="dxa"/>
+              <w:left w:w="120" w:type="dxa"/>
+              <w:bottom w:w="80" w:type="dxa"/>
+              <w:right w:w="120" w:type="dxa"/>
+            </w:tcMar>
+            <w:vAlign w:val="center"/>
+          </w:tcPr>
+          <w:p>
+            <w:r>
+              <w:t>ci-dev.yml</w:t>
+            </w:r>
+            <w:r>
+              <w:t xml:space="preserve">, </w:t>
+            </w:r>
+            <w:r>
+              <w:t>cd-prod.yml</w:t>
+            </w:r>
+          </w:p>
+        </w:tc>
+        <w:tc>
+          <w:tcPr>
+            <w:tcW w:w="1131" w:type="dxa"/>
+            <w:tcBorders>
+              <w:top w:val="single" w:sz="1" w:space="0" w:color="AAAAAA"/>
+              <w:left w:val="single" w:sz="1" w:space="0" w:color="AAAAAA"/>
+              <w:bottom w:val="single" w:sz="1" w:space="0" w:color="AAAAAA"/>
+              <w:right w:val="single" w:sz="1" w:space="0" w:color="AAAAAA"/>
+            </w:tcBorders>
+            <w:shd w:val="clear" w:color="auto" w:fill="FFFFFF"/>
+            <w:tcMar>
+              <w:top w:w="80" w:type="dxa"/>
+              <w:left w:w="120" w:type="dxa"/>
+              <w:bottom w:w="80" w:type="dxa"/>
+              <w:right w:w="120" w:type="dxa"/>
+            </w:tcMar>
+            <w:vAlign w:val="center"/>
+          </w:tcPr>
           <w:p/>
         </w:tc>
         <w:tc>
           <w:tcPr>
-            <w:tcW w:w="1400" w:type="dxa"/>
+            <w:tcW w:w="2654" w:type="dxa"/>
             <w:tcBorders>
               <w:top w:val="single" w:sz="1" w:space="0" w:color="AAAAAA"/>
               <w:left w:val="single" w:sz="1" w:space="0" w:color="AAAAAA"/>
@@ -766,11 +892,18 @@
             </w:tcMar>
             <w:vAlign w:val="center"/>
           </w:tcPr>
-          <w:p/>
-        </w:tc>
-        <w:tc>
-          <w:tcPr>
-            <w:tcW w:w="1400" w:type="dxa"/>
+          <w:p>
+            <w:r>
+              <w:t>feature/haroonashar/home</w:t>
+            </w:r>
+            <w:r>
+              <w:t>, develop,staging,prod</w:t>
+            </w:r>
+          </w:p>
+        </w:tc>
+        <w:tc>
+          <w:tcPr>
+            <w:tcW w:w="1115" w:type="dxa"/>
             <w:tcBorders>
               <w:top w:val="single" w:sz="1" w:space="0" w:color="AAAAAA"/>
               <w:left w:val="single" w:sz="1" w:space="0" w:color="AAAAAA"/>
@@ -786,113 +919,17 @@
             </w:tcMar>
             <w:vAlign w:val="center"/>
           </w:tcPr>
-          <w:p/>
-        </w:tc>
-        <w:tc>
-          <w:tcPr>
-            <w:tcW w:w="1100" w:type="dxa"/>
-            <w:tcBorders>
-              <w:top w:val="single" w:sz="1" w:space="0" w:color="AAAAAA"/>
-              <w:left w:val="single" w:sz="1" w:space="0" w:color="AAAAAA"/>
-              <w:bottom w:val="single" w:sz="1" w:space="0" w:color="AAAAAA"/>
-              <w:right w:val="single" w:sz="1" w:space="0" w:color="AAAAAA"/>
-            </w:tcBorders>
-            <w:shd w:val="clear" w:color="auto" w:fill="FFFFFF"/>
-            <w:tcMar>
-              <w:top w:w="80" w:type="dxa"/>
-              <w:left w:w="120" w:type="dxa"/>
-              <w:bottom w:w="80" w:type="dxa"/>
-              <w:right w:w="120" w:type="dxa"/>
-            </w:tcMar>
-            <w:vAlign w:val="center"/>
-          </w:tcPr>
-          <w:p/>
-        </w:tc>
-        <w:tc>
-          <w:tcPr>
-            <w:tcW w:w="1200" w:type="dxa"/>
-            <w:tcBorders>
-              <w:top w:val="single" w:sz="1" w:space="0" w:color="AAAAAA"/>
-              <w:left w:val="single" w:sz="1" w:space="0" w:color="AAAAAA"/>
-              <w:bottom w:val="single" w:sz="1" w:space="0" w:color="AAAAAA"/>
-              <w:right w:val="single" w:sz="1" w:space="0" w:color="AAAAAA"/>
-            </w:tcBorders>
-            <w:shd w:val="clear" w:color="auto" w:fill="FFFFFF"/>
-            <w:tcMar>
-              <w:top w:w="80" w:type="dxa"/>
-              <w:left w:w="120" w:type="dxa"/>
-              <w:bottom w:w="80" w:type="dxa"/>
-              <w:right w:w="120" w:type="dxa"/>
-            </w:tcMar>
-            <w:vAlign w:val="center"/>
-          </w:tcPr>
-          <w:p/>
-        </w:tc>
-        <w:tc>
-          <w:tcPr>
-            <w:tcW w:w="1200" w:type="dxa"/>
-            <w:tcBorders>
-              <w:top w:val="single" w:sz="1" w:space="0" w:color="AAAAAA"/>
-              <w:left w:val="single" w:sz="1" w:space="0" w:color="AAAAAA"/>
-              <w:bottom w:val="single" w:sz="1" w:space="0" w:color="AAAAAA"/>
-              <w:right w:val="single" w:sz="1" w:space="0" w:color="AAAAAA"/>
-            </w:tcBorders>
-            <w:shd w:val="clear" w:color="auto" w:fill="FFFFFF"/>
-            <w:tcMar>
-              <w:top w:w="80" w:type="dxa"/>
-              <w:left w:w="120" w:type="dxa"/>
-              <w:bottom w:w="80" w:type="dxa"/>
-              <w:right w:w="120" w:type="dxa"/>
-            </w:tcMar>
-            <w:vAlign w:val="center"/>
-          </w:tcPr>
-          <w:p/>
-        </w:tc>
-        <w:tc>
-          <w:tcPr>
-            <w:tcW w:w="1200" w:type="dxa"/>
-            <w:tcBorders>
-              <w:top w:val="single" w:sz="1" w:space="0" w:color="AAAAAA"/>
-              <w:left w:val="single" w:sz="1" w:space="0" w:color="AAAAAA"/>
-              <w:bottom w:val="single" w:sz="1" w:space="0" w:color="AAAAAA"/>
-              <w:right w:val="single" w:sz="1" w:space="0" w:color="AAAAAA"/>
-            </w:tcBorders>
-            <w:shd w:val="clear" w:color="auto" w:fill="FFFFFF"/>
-            <w:tcMar>
-              <w:top w:w="80" w:type="dxa"/>
-              <w:left w:w="120" w:type="dxa"/>
-              <w:bottom w:w="80" w:type="dxa"/>
-              <w:right w:w="120" w:type="dxa"/>
-            </w:tcMar>
-            <w:vAlign w:val="center"/>
-          </w:tcPr>
-          <w:p/>
-        </w:tc>
-        <w:tc>
-          <w:tcPr>
-            <w:tcW w:w="900" w:type="dxa"/>
-            <w:tcBorders>
-              <w:top w:val="single" w:sz="1" w:space="0" w:color="AAAAAA"/>
-              <w:left w:val="single" w:sz="1" w:space="0" w:color="AAAAAA"/>
-              <w:bottom w:val="single" w:sz="1" w:space="0" w:color="AAAAAA"/>
-              <w:right w:val="single" w:sz="1" w:space="0" w:color="AAAAAA"/>
-            </w:tcBorders>
-            <w:shd w:val="clear" w:color="auto" w:fill="FFFFFF"/>
-            <w:tcMar>
-              <w:top w:w="80" w:type="dxa"/>
-              <w:left w:w="120" w:type="dxa"/>
-              <w:bottom w:w="80" w:type="dxa"/>
-              <w:right w:w="120" w:type="dxa"/>
-            </w:tcMar>
-            <w:vAlign w:val="center"/>
-          </w:tcPr>
-          <w:p/>
+          <w:p>
+            <w:r>
+              <w:t>Yes</w:t>
+            </w:r>
+          </w:p>
         </w:tc>
       </w:tr>
       <w:tr>
         <w:tc>
           <w:tcPr>
-            <w:tcW w:w="500" w:type="dxa"/>
+            <w:tcW w:w="394" w:type="dxa"/>
             <w:tcBorders>
               <w:top w:val="single" w:sz="1" w:space="0" w:color="AAAAAA"/>
               <w:left w:val="single" w:sz="1" w:space="0" w:color="AAAAAA"/>
@@ -908,11 +945,15 @@
             </w:tcMar>
             <w:vAlign w:val="center"/>
           </w:tcPr>
-          <w:p/>
-        </w:tc>
-        <w:tc>
-          <w:tcPr>
-            <w:tcW w:w="1400" w:type="dxa"/>
+          <w:p>
+            <w:r>
+              <w:t>2</w:t>
+            </w:r>
+          </w:p>
+        </w:tc>
+        <w:tc>
+          <w:tcPr>
+            <w:tcW w:w="837" w:type="dxa"/>
             <w:tcBorders>
               <w:top w:val="single" w:sz="1" w:space="0" w:color="AAAAAA"/>
               <w:left w:val="single" w:sz="1" w:space="0" w:color="AAAAAA"/>
@@ -928,11 +969,15 @@
             </w:tcMar>
             <w:vAlign w:val="center"/>
           </w:tcPr>
-          <w:p/>
-        </w:tc>
-        <w:tc>
-          <w:tcPr>
-            <w:tcW w:w="1400" w:type="dxa"/>
+          <w:p>
+            <w:r>
+              <w:t>Mateen</w:t>
+            </w:r>
+          </w:p>
+        </w:tc>
+        <w:tc>
+          <w:tcPr>
+            <w:tcW w:w="1620" w:type="dxa"/>
             <w:tcBorders>
               <w:top w:val="single" w:sz="1" w:space="0" w:color="AAAAAA"/>
               <w:left w:val="single" w:sz="1" w:space="0" w:color="AAAAAA"/>
@@ -948,11 +993,15 @@
             </w:tcMar>
             <w:vAlign w:val="center"/>
           </w:tcPr>
-          <w:p/>
-        </w:tc>
-        <w:tc>
-          <w:tcPr>
-            <w:tcW w:w="1100" w:type="dxa"/>
+          <w:p>
+            <w:r>
+              <w:t>abdulmateen-67</w:t>
+            </w:r>
+          </w:p>
+        </w:tc>
+        <w:tc>
+          <w:tcPr>
+            <w:tcW w:w="1276" w:type="dxa"/>
             <w:tcBorders>
               <w:top w:val="single" w:sz="1" w:space="0" w:color="AAAAAA"/>
               <w:left w:val="single" w:sz="1" w:space="0" w:color="AAAAAA"/>
@@ -968,11 +1017,15 @@
             </w:tcMar>
             <w:vAlign w:val="center"/>
           </w:tcPr>
-          <w:p/>
-        </w:tc>
-        <w:tc>
-          <w:tcPr>
-            <w:tcW w:w="1200" w:type="dxa"/>
+          <w:p>
+            <w:r>
+              <w:t>Member</w:t>
+            </w:r>
+          </w:p>
+        </w:tc>
+        <w:tc>
+          <w:tcPr>
+            <w:tcW w:w="1051" w:type="dxa"/>
             <w:tcBorders>
               <w:top w:val="single" w:sz="1" w:space="0" w:color="AAAAAA"/>
               <w:left w:val="single" w:sz="1" w:space="0" w:color="AAAAAA"/>
@@ -988,11 +1041,15 @@
             </w:tcMar>
             <w:vAlign w:val="center"/>
           </w:tcPr>
-          <w:p/>
-        </w:tc>
-        <w:tc>
-          <w:tcPr>
-            <w:tcW w:w="1200" w:type="dxa"/>
+          <w:p>
+            <w:r>
+              <w:t>cd-dev.yml</w:t>
+            </w:r>
+          </w:p>
+        </w:tc>
+        <w:tc>
+          <w:tcPr>
+            <w:tcW w:w="1131" w:type="dxa"/>
             <w:tcBorders>
               <w:top w:val="single" w:sz="1" w:space="0" w:color="AAAAAA"/>
               <w:left w:val="single" w:sz="1" w:space="0" w:color="AAAAAA"/>
@@ -1008,11 +1065,15 @@
             </w:tcMar>
             <w:vAlign w:val="center"/>
           </w:tcPr>
-          <w:p/>
-        </w:tc>
-        <w:tc>
-          <w:tcPr>
-            <w:tcW w:w="1200" w:type="dxa"/>
+          <w:p>
+            <w:r>
+              <w:t>Sawat.html</w:t>
+            </w:r>
+          </w:p>
+        </w:tc>
+        <w:tc>
+          <w:tcPr>
+            <w:tcW w:w="2654" w:type="dxa"/>
             <w:tcBorders>
               <w:top w:val="single" w:sz="1" w:space="0" w:color="AAAAAA"/>
               <w:left w:val="single" w:sz="1" w:space="0" w:color="AAAAAA"/>
@@ -1028,11 +1089,15 @@
             </w:tcMar>
             <w:vAlign w:val="center"/>
           </w:tcPr>
-          <w:p/>
-        </w:tc>
-        <w:tc>
-          <w:tcPr>
-            <w:tcW w:w="900" w:type="dxa"/>
+          <w:p>
+            <w:r>
+              <w:t>feature/abdulmateen-67/swat</w:t>
+            </w:r>
+          </w:p>
+        </w:tc>
+        <w:tc>
+          <w:tcPr>
+            <w:tcW w:w="1115" w:type="dxa"/>
             <w:tcBorders>
               <w:top w:val="single" w:sz="1" w:space="0" w:color="AAAAAA"/>
               <w:left w:val="single" w:sz="1" w:space="0" w:color="AAAAAA"/>
@@ -1048,13 +1113,17 @@
             </w:tcMar>
             <w:vAlign w:val="center"/>
           </w:tcPr>
-          <w:p/>
+          <w:p>
+            <w:r>
+              <w:t>yes</w:t>
+            </w:r>
+          </w:p>
         </w:tc>
       </w:tr>
       <w:tr>
         <w:tc>
           <w:tcPr>
-            <w:tcW w:w="500" w:type="dxa"/>
+            <w:tcW w:w="394" w:type="dxa"/>
             <w:tcBorders>
               <w:top w:val="single" w:sz="1" w:space="0" w:color="AAAAAA"/>
               <w:left w:val="single" w:sz="1" w:space="0" w:color="AAAAAA"/>
@@ -1070,11 +1139,15 @@
             </w:tcMar>
             <w:vAlign w:val="center"/>
           </w:tcPr>
-          <w:p/>
-        </w:tc>
-        <w:tc>
-          <w:tcPr>
-            <w:tcW w:w="1400" w:type="dxa"/>
+          <w:p>
+            <w:r>
+              <w:t>3</w:t>
+            </w:r>
+          </w:p>
+        </w:tc>
+        <w:tc>
+          <w:tcPr>
+            <w:tcW w:w="837" w:type="dxa"/>
             <w:tcBorders>
               <w:top w:val="single" w:sz="1" w:space="0" w:color="AAAAAA"/>
               <w:left w:val="single" w:sz="1" w:space="0" w:color="AAAAAA"/>
@@ -1090,11 +1163,15 @@
             </w:tcMar>
             <w:vAlign w:val="center"/>
           </w:tcPr>
-          <w:p/>
-        </w:tc>
-        <w:tc>
-          <w:tcPr>
-            <w:tcW w:w="1400" w:type="dxa"/>
+          <w:p>
+            <w:r>
+              <w:t>Hasham</w:t>
+            </w:r>
+          </w:p>
+        </w:tc>
+        <w:tc>
+          <w:tcPr>
+            <w:tcW w:w="1620" w:type="dxa"/>
             <w:tcBorders>
               <w:top w:val="single" w:sz="1" w:space="0" w:color="AAAAAA"/>
               <w:left w:val="single" w:sz="1" w:space="0" w:color="AAAAAA"/>
@@ -1110,11 +1187,15 @@
             </w:tcMar>
             <w:vAlign w:val="center"/>
           </w:tcPr>
-          <w:p/>
-        </w:tc>
-        <w:tc>
-          <w:tcPr>
-            <w:tcW w:w="1100" w:type="dxa"/>
+          <w:p>
+            <w:r>
+              <w:t>HASHAAMDOGAR</w:t>
+            </w:r>
+          </w:p>
+        </w:tc>
+        <w:tc>
+          <w:tcPr>
+            <w:tcW w:w="1276" w:type="dxa"/>
             <w:tcBorders>
               <w:top w:val="single" w:sz="1" w:space="0" w:color="AAAAAA"/>
               <w:left w:val="single" w:sz="1" w:space="0" w:color="AAAAAA"/>
@@ -1130,11 +1211,15 @@
             </w:tcMar>
             <w:vAlign w:val="center"/>
           </w:tcPr>
-          <w:p/>
-        </w:tc>
-        <w:tc>
-          <w:tcPr>
-            <w:tcW w:w="1200" w:type="dxa"/>
+          <w:p>
+            <w:r>
+              <w:t>Member</w:t>
+            </w:r>
+          </w:p>
+        </w:tc>
+        <w:tc>
+          <w:tcPr>
+            <w:tcW w:w="1051" w:type="dxa"/>
             <w:tcBorders>
               <w:top w:val="single" w:sz="1" w:space="0" w:color="AAAAAA"/>
               <w:left w:val="single" w:sz="1" w:space="0" w:color="AAAAAA"/>
@@ -1150,11 +1235,15 @@
             </w:tcMar>
             <w:vAlign w:val="center"/>
           </w:tcPr>
-          <w:p/>
-        </w:tc>
-        <w:tc>
-          <w:tcPr>
-            <w:tcW w:w="1200" w:type="dxa"/>
+          <w:p>
+            <w:r>
+              <w:t>ci-staging.yml</w:t>
+            </w:r>
+          </w:p>
+        </w:tc>
+        <w:tc>
+          <w:tcPr>
+            <w:tcW w:w="1131" w:type="dxa"/>
             <w:tcBorders>
               <w:top w:val="single" w:sz="1" w:space="0" w:color="AAAAAA"/>
               <w:left w:val="single" w:sz="1" w:space="0" w:color="AAAAAA"/>
@@ -1170,11 +1259,15 @@
             </w:tcMar>
             <w:vAlign w:val="center"/>
           </w:tcPr>
-          <w:p/>
-        </w:tc>
-        <w:tc>
-          <w:tcPr>
-            <w:tcW w:w="1200" w:type="dxa"/>
+          <w:p>
+            <w:r>
+              <w:t>Lahore.html</w:t>
+            </w:r>
+          </w:p>
+        </w:tc>
+        <w:tc>
+          <w:tcPr>
+            <w:tcW w:w="2654" w:type="dxa"/>
             <w:tcBorders>
               <w:top w:val="single" w:sz="1" w:space="0" w:color="AAAAAA"/>
               <w:left w:val="single" w:sz="1" w:space="0" w:color="AAAAAA"/>
@@ -1190,11 +1283,15 @@
             </w:tcMar>
             <w:vAlign w:val="center"/>
           </w:tcPr>
-          <w:p/>
-        </w:tc>
-        <w:tc>
-          <w:tcPr>
-            <w:tcW w:w="900" w:type="dxa"/>
+          <w:p>
+            <w:r>
+              <w:t>feature/HASHAAMDOGAR/lahore</w:t>
+            </w:r>
+          </w:p>
+        </w:tc>
+        <w:tc>
+          <w:tcPr>
+            <w:tcW w:w="1115" w:type="dxa"/>
             <w:tcBorders>
               <w:top w:val="single" w:sz="1" w:space="0" w:color="AAAAAA"/>
               <w:left w:val="single" w:sz="1" w:space="0" w:color="AAAAAA"/>
@@ -1210,13 +1307,17 @@
             </w:tcMar>
             <w:vAlign w:val="center"/>
           </w:tcPr>
-          <w:p/>
+          <w:p>
+            <w:r>
+              <w:t>yes</w:t>
+            </w:r>
+          </w:p>
         </w:tc>
       </w:tr>
       <w:tr>
         <w:tc>
           <w:tcPr>
-            <w:tcW w:w="500" w:type="dxa"/>
+            <w:tcW w:w="394" w:type="dxa"/>
             <w:tcBorders>
               <w:top w:val="single" w:sz="1" w:space="0" w:color="AAAAAA"/>
               <w:left w:val="single" w:sz="1" w:space="0" w:color="AAAAAA"/>
@@ -1232,11 +1333,15 @@
             </w:tcMar>
             <w:vAlign w:val="center"/>
           </w:tcPr>
-          <w:p/>
-        </w:tc>
-        <w:tc>
-          <w:tcPr>
-            <w:tcW w:w="1400" w:type="dxa"/>
+          <w:p>
+            <w:r>
+              <w:t>4</w:t>
+            </w:r>
+          </w:p>
+        </w:tc>
+        <w:tc>
+          <w:tcPr>
+            <w:tcW w:w="837" w:type="dxa"/>
             <w:tcBorders>
               <w:top w:val="single" w:sz="1" w:space="0" w:color="AAAAAA"/>
               <w:left w:val="single" w:sz="1" w:space="0" w:color="AAAAAA"/>
@@ -1252,11 +1357,15 @@
             </w:tcMar>
             <w:vAlign w:val="center"/>
           </w:tcPr>
-          <w:p/>
-        </w:tc>
-        <w:tc>
-          <w:tcPr>
-            <w:tcW w:w="1400" w:type="dxa"/>
+          <w:p>
+            <w:r>
+              <w:t>Asfand</w:t>
+            </w:r>
+          </w:p>
+        </w:tc>
+        <w:tc>
+          <w:tcPr>
+            <w:tcW w:w="1620" w:type="dxa"/>
             <w:tcBorders>
               <w:top w:val="single" w:sz="1" w:space="0" w:color="AAAAAA"/>
               <w:left w:val="single" w:sz="1" w:space="0" w:color="AAAAAA"/>
@@ -1272,11 +1381,15 @@
             </w:tcMar>
             <w:vAlign w:val="center"/>
           </w:tcPr>
-          <w:p/>
-        </w:tc>
-        <w:tc>
-          <w:tcPr>
-            <w:tcW w:w="1100" w:type="dxa"/>
+          <w:p>
+            <w:r>
+              <w:t>m-a-y-h</w:t>
+            </w:r>
+          </w:p>
+        </w:tc>
+        <w:tc>
+          <w:tcPr>
+            <w:tcW w:w="1276" w:type="dxa"/>
             <w:tcBorders>
               <w:top w:val="single" w:sz="1" w:space="0" w:color="AAAAAA"/>
               <w:left w:val="single" w:sz="1" w:space="0" w:color="AAAAAA"/>
@@ -1292,11 +1405,15 @@
             </w:tcMar>
             <w:vAlign w:val="center"/>
           </w:tcPr>
-          <w:p/>
-        </w:tc>
-        <w:tc>
-          <w:tcPr>
-            <w:tcW w:w="1200" w:type="dxa"/>
+          <w:p>
+            <w:r>
+              <w:t>Member</w:t>
+            </w:r>
+          </w:p>
+        </w:tc>
+        <w:tc>
+          <w:tcPr>
+            <w:tcW w:w="1051" w:type="dxa"/>
             <w:tcBorders>
               <w:top w:val="single" w:sz="1" w:space="0" w:color="AAAAAA"/>
               <w:left w:val="single" w:sz="1" w:space="0" w:color="AAAAAA"/>
@@ -1312,11 +1429,15 @@
             </w:tcMar>
             <w:vAlign w:val="center"/>
           </w:tcPr>
-          <w:p/>
-        </w:tc>
-        <w:tc>
-          <w:tcPr>
-            <w:tcW w:w="1200" w:type="dxa"/>
+          <w:p>
+            <w:r>
+              <w:t>cd-staging.yml</w:t>
+            </w:r>
+          </w:p>
+        </w:tc>
+        <w:tc>
+          <w:tcPr>
+            <w:tcW w:w="1131" w:type="dxa"/>
             <w:tcBorders>
               <w:top w:val="single" w:sz="1" w:space="0" w:color="AAAAAA"/>
               <w:left w:val="single" w:sz="1" w:space="0" w:color="AAAAAA"/>
@@ -1332,11 +1453,15 @@
             </w:tcMar>
             <w:vAlign w:val="center"/>
           </w:tcPr>
-          <w:p/>
-        </w:tc>
-        <w:tc>
-          <w:tcPr>
-            <w:tcW w:w="1200" w:type="dxa"/>
+          <w:p>
+            <w:r>
+              <w:t>Karachi.html</w:t>
+            </w:r>
+          </w:p>
+        </w:tc>
+        <w:tc>
+          <w:tcPr>
+            <w:tcW w:w="2654" w:type="dxa"/>
             <w:tcBorders>
               <w:top w:val="single" w:sz="1" w:space="0" w:color="AAAAAA"/>
               <w:left w:val="single" w:sz="1" w:space="0" w:color="AAAAAA"/>
@@ -1352,11 +1477,15 @@
             </w:tcMar>
             <w:vAlign w:val="center"/>
           </w:tcPr>
-          <w:p/>
-        </w:tc>
-        <w:tc>
-          <w:tcPr>
-            <w:tcW w:w="900" w:type="dxa"/>
+          <w:p>
+            <w:r>
+              <w:t>feature/m-a-y-h/karachi</w:t>
+            </w:r>
+          </w:p>
+        </w:tc>
+        <w:tc>
+          <w:tcPr>
+            <w:tcW w:w="1115" w:type="dxa"/>
             <w:tcBorders>
               <w:top w:val="single" w:sz="1" w:space="0" w:color="AAAAAA"/>
               <w:left w:val="single" w:sz="1" w:space="0" w:color="AAAAAA"/>
@@ -1372,13 +1501,17 @@
             </w:tcMar>
             <w:vAlign w:val="center"/>
           </w:tcPr>
-          <w:p/>
+          <w:p>
+            <w:r>
+              <w:t>yes</w:t>
+            </w:r>
+          </w:p>
         </w:tc>
       </w:tr>
       <w:tr>
         <w:tc>
           <w:tcPr>
-            <w:tcW w:w="500" w:type="dxa"/>
+            <w:tcW w:w="394" w:type="dxa"/>
             <w:tcBorders>
               <w:top w:val="single" w:sz="1" w:space="0" w:color="AAAAAA"/>
               <w:left w:val="single" w:sz="1" w:space="0" w:color="AAAAAA"/>
@@ -1394,11 +1527,15 @@
             </w:tcMar>
             <w:vAlign w:val="center"/>
           </w:tcPr>
-          <w:p/>
-        </w:tc>
-        <w:tc>
-          <w:tcPr>
-            <w:tcW w:w="1400" w:type="dxa"/>
+          <w:p>
+            <w:r>
+              <w:t>5</w:t>
+            </w:r>
+          </w:p>
+        </w:tc>
+        <w:tc>
+          <w:tcPr>
+            <w:tcW w:w="837" w:type="dxa"/>
             <w:tcBorders>
               <w:top w:val="single" w:sz="1" w:space="0" w:color="AAAAAA"/>
               <w:left w:val="single" w:sz="1" w:space="0" w:color="AAAAAA"/>
@@ -1414,11 +1551,15 @@
             </w:tcMar>
             <w:vAlign w:val="center"/>
           </w:tcPr>
-          <w:p/>
-        </w:tc>
-        <w:tc>
-          <w:tcPr>
-            <w:tcW w:w="1400" w:type="dxa"/>
+          <w:p>
+            <w:r>
+              <w:t>Ahmad</w:t>
+            </w:r>
+          </w:p>
+        </w:tc>
+        <w:tc>
+          <w:tcPr>
+            <w:tcW w:w="1620" w:type="dxa"/>
             <w:tcBorders>
               <w:top w:val="single" w:sz="1" w:space="0" w:color="AAAAAA"/>
               <w:left w:val="single" w:sz="1" w:space="0" w:color="AAAAAA"/>
@@ -1434,11 +1575,15 @@
             </w:tcMar>
             <w:vAlign w:val="center"/>
           </w:tcPr>
-          <w:p/>
-        </w:tc>
-        <w:tc>
-          <w:tcPr>
-            <w:tcW w:w="1100" w:type="dxa"/>
+          <w:p>
+            <w:r>
+              <w:t>MuhammadAhmad-n17</w:t>
+            </w:r>
+          </w:p>
+        </w:tc>
+        <w:tc>
+          <w:tcPr>
+            <w:tcW w:w="1276" w:type="dxa"/>
             <w:tcBorders>
               <w:top w:val="single" w:sz="1" w:space="0" w:color="AAAAAA"/>
               <w:left w:val="single" w:sz="1" w:space="0" w:color="AAAAAA"/>
@@ -1454,11 +1599,15 @@
             </w:tcMar>
             <w:vAlign w:val="center"/>
           </w:tcPr>
-          <w:p/>
-        </w:tc>
-        <w:tc>
-          <w:tcPr>
-            <w:tcW w:w="1200" w:type="dxa"/>
+          <w:p>
+            <w:r>
+              <w:t>Member</w:t>
+            </w:r>
+          </w:p>
+        </w:tc>
+        <w:tc>
+          <w:tcPr>
+            <w:tcW w:w="1051" w:type="dxa"/>
             <w:tcBorders>
               <w:top w:val="single" w:sz="1" w:space="0" w:color="AAAAAA"/>
               <w:left w:val="single" w:sz="1" w:space="0" w:color="AAAAAA"/>
@@ -1474,11 +1623,15 @@
             </w:tcMar>
             <w:vAlign w:val="center"/>
           </w:tcPr>
-          <w:p/>
-        </w:tc>
-        <w:tc>
-          <w:tcPr>
-            <w:tcW w:w="1200" w:type="dxa"/>
+          <w:p>
+            <w:r>
+              <w:t>ci-prod.yml</w:t>
+            </w:r>
+          </w:p>
+        </w:tc>
+        <w:tc>
+          <w:tcPr>
+            <w:tcW w:w="1131" w:type="dxa"/>
             <w:tcBorders>
               <w:top w:val="single" w:sz="1" w:space="0" w:color="AAAAAA"/>
               <w:left w:val="single" w:sz="1" w:space="0" w:color="AAAAAA"/>
@@ -1494,11 +1647,15 @@
             </w:tcMar>
             <w:vAlign w:val="center"/>
           </w:tcPr>
-          <w:p/>
-        </w:tc>
-        <w:tc>
-          <w:tcPr>
-            <w:tcW w:w="1200" w:type="dxa"/>
+          <w:p>
+            <w:r>
+              <w:t>Hunza.html</w:t>
+            </w:r>
+          </w:p>
+        </w:tc>
+        <w:tc>
+          <w:tcPr>
+            <w:tcW w:w="2654" w:type="dxa"/>
             <w:tcBorders>
               <w:top w:val="single" w:sz="1" w:space="0" w:color="AAAAAA"/>
               <w:left w:val="single" w:sz="1" w:space="0" w:color="AAAAAA"/>
@@ -1514,11 +1671,15 @@
             </w:tcMar>
             <w:vAlign w:val="center"/>
           </w:tcPr>
-          <w:p/>
-        </w:tc>
-        <w:tc>
-          <w:tcPr>
-            <w:tcW w:w="900" w:type="dxa"/>
+          <w:p>
+            <w:r>
+              <w:t>feature/MuhammadAhmad/hunza</w:t>
+            </w:r>
+          </w:p>
+        </w:tc>
+        <w:tc>
+          <w:tcPr>
+            <w:tcW w:w="1115" w:type="dxa"/>
             <w:tcBorders>
               <w:top w:val="single" w:sz="1" w:space="0" w:color="AAAAAA"/>
               <w:left w:val="single" w:sz="1" w:space="0" w:color="AAAAAA"/>
@@ -1534,7 +1695,11 @@
             </w:tcMar>
             <w:vAlign w:val="center"/>
           </w:tcPr>
-          <w:p/>
+          <w:p>
+            <w:r>
+              <w:t>yes</w:t>
+            </w:r>
+          </w:p>
         </w:tc>
       </w:tr>
     </w:tbl>
@@ -1549,51 +1714,26 @@
           <w:bCs/>
           <w:color w:val="1F3864"/>
         </w:rPr>
-        <w:t xml:space="preserve">Group Repository URL: </w:t>
-      </w:r>
-      <w:r>
-        <w:rPr>
-          <w:i/>
-          <w:iCs/>
-          <w:color w:val="595959"/>
-        </w:rPr>
-        <w:t>[Paste Your GitHub Repository URL Here]</w:t>
-      </w:r>
-    </w:p>
-    <w:p/>
-    <w:p>
-      <w:pPr>
-        <w:spacing w:before="60" w:after="60" w:line="276" w:lineRule="auto"/>
-      </w:pPr>
+        <w:t>Group Repository URL</w:t>
+      </w:r>
       <w:r>
         <w:rPr>
           <w:b/>
           <w:bCs/>
           <w:color w:val="1F3864"/>
         </w:rPr>
-        <w:t>Deployed Application URLs:</w:t>
-      </w:r>
-    </w:p>
-    <w:p>
-      <w:pPr>
-        <w:spacing w:before="60" w:after="60" w:line="276" w:lineRule="auto"/>
-      </w:pPr>
+        <w:t xml:space="preserve">: </w:t>
+      </w:r>
       <w:r>
         <w:rPr>
           <w:b/>
           <w:bCs/>
-        </w:rPr>
-        <w:t xml:space="preserve">  Development: </w:t>
-      </w:r>
-      <w:r>
-        <w:rPr>
-          <w:i/>
-          <w:iCs/>
-          <w:color w:val="595959"/>
-        </w:rPr>
-        <w:t>[Paste Render Development Service URL Here]</w:t>
-      </w:r>
-    </w:p>
+          <w:color w:val="1F3864"/>
+        </w:rPr>
+        <w:t>https://github.com/HaroonAshar/pakvista-cicd</w:t>
+      </w:r>
+    </w:p>
+    <w:p/>
     <w:p>
       <w:pPr>
         <w:spacing w:before="60" w:after="60" w:line="276" w:lineRule="auto"/>
@@ -1602,16 +1742,9 @@
         <w:rPr>
           <w:b/>
           <w:bCs/>
-        </w:rPr>
-        <w:t xml:space="preserve">  Staging:     </w:t>
-      </w:r>
-      <w:r>
-        <w:rPr>
-          <w:i/>
-          <w:iCs/>
-          <w:color w:val="595959"/>
-        </w:rPr>
-        <w:t>[Paste Render Staging Service URL Here]</w:t>
+          <w:color w:val="1F3864"/>
+        </w:rPr>
+        <w:t>Deployed Application URLs:</w:t>
       </w:r>
     </w:p>
     <w:p>
@@ -1623,15 +1756,55 @@
           <w:b/>
           <w:bCs/>
         </w:rPr>
-        <w:t xml:space="preserve">  Production:  </w:t>
-      </w:r>
-      <w:r>
-        <w:rPr>
-          <w:i/>
-          <w:iCs/>
-          <w:color w:val="595959"/>
-        </w:rPr>
-        <w:t>[Paste Render Production Service URL Here]</w:t>
+        <w:t xml:space="preserve">  Development:</w:t>
+      </w:r>
+      <w:r>
+        <w:t xml:space="preserve"> </w:t>
+      </w:r>
+      <w:r>
+        <w:rPr>
+          <w:b/>
+          <w:bCs/>
+        </w:rPr>
+        <w:t>https://pakvista-cicd-dev-latest.onrender.com</w:t>
+      </w:r>
+    </w:p>
+    <w:p>
+      <w:pPr>
+        <w:spacing w:before="60" w:after="60" w:line="276" w:lineRule="auto"/>
+      </w:pPr>
+      <w:r>
+        <w:rPr>
+          <w:b/>
+          <w:bCs/>
+        </w:rPr>
+        <w:t xml:space="preserve">  Staging:    </w:t>
+      </w:r>
+      <w:r>
+        <w:rPr>
+          <w:b/>
+          <w:bCs/>
+        </w:rPr>
+        <w:t>https://pakvista-staging-x7qv.onrender.com</w:t>
+      </w:r>
+    </w:p>
+    <w:p>
+      <w:pPr>
+        <w:spacing w:before="60" w:after="60" w:line="276" w:lineRule="auto"/>
+      </w:pPr>
+      <w:r>
+        <w:rPr>
+          <w:b/>
+          <w:bCs/>
+        </w:rPr>
+        <w:t xml:space="preserve">  Production: </w:t>
+      </w:r>
+      <w:r>
+        <w:rPr>
+          <w:b/>
+          <w:bCs/>
+        </w:rPr>
+        <w:t>https://pakvista-prod-hfvt.onrender.com</w:t>
       </w:r>
     </w:p>
     <w:p/>
@@ -1648,6 +1821,7 @@
         <w:spacing w:before="60" w:after="60" w:line="276" w:lineRule="auto"/>
       </w:pPr>
       <w:r>
+        <w:lastRenderedPageBreak/>
         <w:t xml:space="preserve">Your team is the engineering crew for </w:t>
       </w:r>
       <w:r>
@@ -1871,7 +2045,6 @@
                 <w:sz w:val="20"/>
                 <w:szCs w:val="20"/>
               </w:rPr>
-              <w:lastRenderedPageBreak/>
               <w:t>Development</w:t>
             </w:r>
           </w:p>
@@ -3019,6 +3192,7 @@
         <w:pStyle w:val="Heading2"/>
       </w:pPr>
       <w:r>
+        <w:lastRenderedPageBreak/>
         <w:t>Table 3: Workflow File Assignment</w:t>
       </w:r>
     </w:p>
@@ -3387,16 +3561,7 @@
                 <w:sz w:val="20"/>
                 <w:szCs w:val="20"/>
               </w:rPr>
-              <w:t xml:space="preserve"> HTML &amp; CSS Linting, Building with </w:t>
-            </w:r>
-            <w:r>
-              <w:rPr>
-                <w:color w:val="000000"/>
-                <w:sz w:val="20"/>
-                <w:szCs w:val="20"/>
-              </w:rPr>
-              <w:lastRenderedPageBreak/>
-              <w:t>Parcel,</w:t>
+              <w:t xml:space="preserve"> HTML &amp; CSS Linting, Building with Parcel,</w:t>
             </w:r>
             <w:r>
               <w:rPr>
@@ -3440,7 +3605,6 @@
                 <w:sz w:val="20"/>
                 <w:szCs w:val="20"/>
               </w:rPr>
-              <w:lastRenderedPageBreak/>
               <w:t>2</w:t>
             </w:r>
           </w:p>
@@ -4355,6 +4519,7 @@
         <w:rPr>
           <w:color w:val="000000"/>
         </w:rPr>
+        <w:lastRenderedPageBreak/>
         <w:t>Complete automated flow:</w:t>
       </w:r>
     </w:p>
@@ -12809,8 +12974,8 @@
         <w:tblLook w:val="04A0" w:firstRow="1" w:lastRow="0" w:firstColumn="1" w:lastColumn="0" w:noHBand="0" w:noVBand="1"/>
       </w:tblPr>
       <w:tblGrid>
-        <w:gridCol w:w="3200"/>
-        <w:gridCol w:w="6160"/>
+        <w:gridCol w:w="1378"/>
+        <w:gridCol w:w="8700"/>
       </w:tblGrid>
       <w:tr>
         <w:tc>
@@ -12910,6 +13075,7 @@
                 <w:sz w:val="20"/>
                 <w:szCs w:val="20"/>
               </w:rPr>
+              <w:lastRenderedPageBreak/>
               <w:t>GitHub Environments (development, staging, production) &amp; All Secrets</w:t>
             </w:r>
           </w:p>
@@ -12940,61 +13106,61 @@
                 <w:sz w:val="20"/>
                 <w:szCs w:val="20"/>
               </w:rPr>
-              <w:t>[Paste screenshot here]</w:t>
-            </w:r>
-          </w:p>
-        </w:tc>
-      </w:tr>
-      <w:tr>
-        <w:tc>
-          <w:tcPr>
-            <w:tcW w:w="3200" w:type="dxa"/>
-            <w:tcBorders>
-              <w:top w:val="single" w:sz="1" w:space="0" w:color="AAAAAA"/>
-              <w:left w:val="single" w:sz="1" w:space="0" w:color="AAAAAA"/>
-              <w:bottom w:val="single" w:sz="1" w:space="0" w:color="AAAAAA"/>
-              <w:right w:val="single" w:sz="1" w:space="0" w:color="AAAAAA"/>
-            </w:tcBorders>
-            <w:shd w:val="clear" w:color="auto" w:fill="FFFFFF"/>
-            <w:tcMar>
-              <w:top w:w="80" w:type="dxa"/>
-              <w:left w:w="120" w:type="dxa"/>
-              <w:bottom w:w="80" w:type="dxa"/>
-              <w:right w:w="120" w:type="dxa"/>
-            </w:tcMar>
-            <w:vAlign w:val="center"/>
-          </w:tcPr>
-          <w:p>
-            <w:r>
-              <w:rPr>
-                <w:b/>
-                <w:bCs/>
-                <w:color w:val="000000"/>
-                <w:sz w:val="20"/>
-                <w:szCs w:val="20"/>
-              </w:rPr>
-              <w:t>CI Workflow Runs – Triggered by each member's PR on develop (all steps green)</w:t>
-            </w:r>
-          </w:p>
-        </w:tc>
-        <w:tc>
-          <w:tcPr>
-            <w:tcW w:w="6160" w:type="dxa"/>
-            <w:tcBorders>
-              <w:top w:val="single" w:sz="1" w:space="0" w:color="AAAAAA"/>
-              <w:left w:val="single" w:sz="1" w:space="0" w:color="AAAAAA"/>
-              <w:bottom w:val="single" w:sz="1" w:space="0" w:color="AAAAAA"/>
-              <w:right w:val="single" w:sz="1" w:space="0" w:color="AAAAAA"/>
-            </w:tcBorders>
-            <w:shd w:val="clear" w:color="auto" w:fill="FFFFFF"/>
-            <w:tcMar>
-              <w:top w:w="80" w:type="dxa"/>
-              <w:left w:w="120" w:type="dxa"/>
-              <w:bottom w:w="80" w:type="dxa"/>
-              <w:right w:w="120" w:type="dxa"/>
-            </w:tcMar>
-          </w:tcPr>
-          <w:p>
+              <w:t xml:space="preserve">[Paste screenshot </w:t>
+            </w:r>
+            <w:r>
+              <w:rPr>
+                <w:noProof/>
+              </w:rPr>
+              <w:drawing>
+                <wp:inline distT="0" distB="0" distL="0" distR="0" wp14:anchorId="1C9269FB" wp14:editId="09272DAC">
+                  <wp:extent cx="6400800" cy="3466465"/>
+                  <wp:effectExtent l="0" t="0" r="0" b="635"/>
+                  <wp:docPr id="1338485419" name="Picture 7"/>
+                  <wp:cNvGraphicFramePr>
+                    <a:graphicFrameLocks xmlns:a="http://schemas.openxmlformats.org/drawingml/2006/main" noChangeAspect="1"/>
+                  </wp:cNvGraphicFramePr>
+                  <a:graphic xmlns:a="http://schemas.openxmlformats.org/drawingml/2006/main">
+                    <a:graphicData uri="http://schemas.openxmlformats.org/drawingml/2006/picture">
+                      <pic:pic xmlns:pic="http://schemas.openxmlformats.org/drawingml/2006/picture">
+                        <pic:nvPicPr>
+                          <pic:cNvPr id="0" name="Picture 11"/>
+                          <pic:cNvPicPr>
+                            <a:picLocks noChangeAspect="1" noChangeArrowheads="1"/>
+                          </pic:cNvPicPr>
+                        </pic:nvPicPr>
+                        <pic:blipFill>
+                          <a:blip r:embed="rId7" cstate="print">
+                            <a:extLst>
+                              <a:ext uri="{28A0092B-C50C-407E-A947-70E740481C1C}">
+                                <a14:useLocalDpi xmlns:a14="http://schemas.microsoft.com/office/drawing/2010/main" val="0"/>
+                              </a:ext>
+                            </a:extLst>
+                          </a:blip>
+                          <a:srcRect/>
+                          <a:stretch>
+                            <a:fillRect/>
+                          </a:stretch>
+                        </pic:blipFill>
+                        <pic:spPr bwMode="auto">
+                          <a:xfrm>
+                            <a:off x="0" y="0"/>
+                            <a:ext cx="6400800" cy="3466465"/>
+                          </a:xfrm>
+                          <a:prstGeom prst="rect">
+                            <a:avLst/>
+                          </a:prstGeom>
+                          <a:noFill/>
+                          <a:ln>
+                            <a:noFill/>
+                          </a:ln>
+                        </pic:spPr>
+                      </pic:pic>
+                    </a:graphicData>
+                  </a:graphic>
+                </wp:inline>
+              </w:drawing>
+            </w:r>
             <w:r>
               <w:rPr>
                 <w:i/>
@@ -13003,7 +13169,7 @@
                 <w:sz w:val="20"/>
                 <w:szCs w:val="20"/>
               </w:rPr>
-              <w:t>[Paste screenshot here]</w:t>
+              <w:t>here]</w:t>
             </w:r>
           </w:p>
         </w:tc>
@@ -13018,7 +13184,7 @@
               <w:bottom w:val="single" w:sz="1" w:space="0" w:color="AAAAAA"/>
               <w:right w:val="single" w:sz="1" w:space="0" w:color="AAAAAA"/>
             </w:tcBorders>
-            <w:shd w:val="clear" w:color="auto" w:fill="EBF3FA"/>
+            <w:shd w:val="clear" w:color="auto" w:fill="FFFFFF"/>
             <w:tcMar>
               <w:top w:w="80" w:type="dxa"/>
               <w:left w:w="120" w:type="dxa"/>
@@ -13036,7 +13202,7 @@
                 <w:sz w:val="20"/>
                 <w:szCs w:val="20"/>
               </w:rPr>
-              <w:t>Docker Hub – Pushed Images with All Environment Tags (dev, staging, prod)</w:t>
+              <w:t>CI Workflow Runs – Triggered by each member's PR on develop (all steps green)</w:t>
             </w:r>
           </w:p>
         </w:tc>
@@ -13049,7 +13215,7 @@
               <w:bottom w:val="single" w:sz="1" w:space="0" w:color="AAAAAA"/>
               <w:right w:val="single" w:sz="1" w:space="0" w:color="AAAAAA"/>
             </w:tcBorders>
-            <w:shd w:val="clear" w:color="auto" w:fill="EBF3FA"/>
+            <w:shd w:val="clear" w:color="auto" w:fill="FFFFFF"/>
             <w:tcMar>
               <w:top w:w="80" w:type="dxa"/>
               <w:left w:w="120" w:type="dxa"/>
@@ -13066,61 +13232,61 @@
                 <w:sz w:val="20"/>
                 <w:szCs w:val="20"/>
               </w:rPr>
-              <w:t>[Paste screenshot here]</w:t>
-            </w:r>
-          </w:p>
-        </w:tc>
-      </w:tr>
-      <w:tr>
-        <w:tc>
-          <w:tcPr>
-            <w:tcW w:w="3200" w:type="dxa"/>
-            <w:tcBorders>
-              <w:top w:val="single" w:sz="1" w:space="0" w:color="AAAAAA"/>
-              <w:left w:val="single" w:sz="1" w:space="0" w:color="AAAAAA"/>
-              <w:bottom w:val="single" w:sz="1" w:space="0" w:color="AAAAAA"/>
-              <w:right w:val="single" w:sz="1" w:space="0" w:color="AAAAAA"/>
-            </w:tcBorders>
-            <w:shd w:val="clear" w:color="auto" w:fill="FFFFFF"/>
-            <w:tcMar>
-              <w:top w:w="80" w:type="dxa"/>
-              <w:left w:w="120" w:type="dxa"/>
-              <w:bottom w:w="80" w:type="dxa"/>
-              <w:right w:w="120" w:type="dxa"/>
-            </w:tcMar>
-            <w:vAlign w:val="center"/>
-          </w:tcPr>
-          <w:p>
-            <w:r>
-              <w:rPr>
-                <w:b/>
-                <w:bCs/>
-                <w:color w:val="000000"/>
-                <w:sz w:val="20"/>
-                <w:szCs w:val="20"/>
-              </w:rPr>
-              <w:t>CD Workflow Runs – All three environments triggered by push events</w:t>
-            </w:r>
-          </w:p>
-        </w:tc>
-        <w:tc>
-          <w:tcPr>
-            <w:tcW w:w="6160" w:type="dxa"/>
-            <w:tcBorders>
-              <w:top w:val="single" w:sz="1" w:space="0" w:color="AAAAAA"/>
-              <w:left w:val="single" w:sz="1" w:space="0" w:color="AAAAAA"/>
-              <w:bottom w:val="single" w:sz="1" w:space="0" w:color="AAAAAA"/>
-              <w:right w:val="single" w:sz="1" w:space="0" w:color="AAAAAA"/>
-            </w:tcBorders>
-            <w:shd w:val="clear" w:color="auto" w:fill="FFFFFF"/>
-            <w:tcMar>
-              <w:top w:w="80" w:type="dxa"/>
-              <w:left w:w="120" w:type="dxa"/>
-              <w:bottom w:w="80" w:type="dxa"/>
-              <w:right w:w="120" w:type="dxa"/>
-            </w:tcMar>
-          </w:tcPr>
-          <w:p>
+              <w:t xml:space="preserve">[Paste screenshot </w:t>
+            </w:r>
+            <w:r>
+              <w:rPr>
+                <w:noProof/>
+              </w:rPr>
+              <w:drawing>
+                <wp:inline distT="0" distB="0" distL="0" distR="0" wp14:anchorId="63027207" wp14:editId="17C55A55">
+                  <wp:extent cx="6400800" cy="3466465"/>
+                  <wp:effectExtent l="0" t="0" r="0" b="635"/>
+                  <wp:docPr id="997318559" name="Picture 2"/>
+                  <wp:cNvGraphicFramePr>
+                    <a:graphicFrameLocks xmlns:a="http://schemas.openxmlformats.org/drawingml/2006/main" noChangeAspect="1"/>
+                  </wp:cNvGraphicFramePr>
+                  <a:graphic xmlns:a="http://schemas.openxmlformats.org/drawingml/2006/main">
+                    <a:graphicData uri="http://schemas.openxmlformats.org/drawingml/2006/picture">
+                      <pic:pic xmlns:pic="http://schemas.openxmlformats.org/drawingml/2006/picture">
+                        <pic:nvPicPr>
+                          <pic:cNvPr id="0" name="Picture 2"/>
+                          <pic:cNvPicPr>
+                            <a:picLocks noChangeAspect="1" noChangeArrowheads="1"/>
+                          </pic:cNvPicPr>
+                        </pic:nvPicPr>
+                        <pic:blipFill>
+                          <a:blip r:embed="rId8" cstate="print">
+                            <a:extLst>
+                              <a:ext uri="{28A0092B-C50C-407E-A947-70E740481C1C}">
+                                <a14:useLocalDpi xmlns:a14="http://schemas.microsoft.com/office/drawing/2010/main" val="0"/>
+                              </a:ext>
+                            </a:extLst>
+                          </a:blip>
+                          <a:srcRect/>
+                          <a:stretch>
+                            <a:fillRect/>
+                          </a:stretch>
+                        </pic:blipFill>
+                        <pic:spPr bwMode="auto">
+                          <a:xfrm>
+                            <a:off x="0" y="0"/>
+                            <a:ext cx="6400800" cy="3466465"/>
+                          </a:xfrm>
+                          <a:prstGeom prst="rect">
+                            <a:avLst/>
+                          </a:prstGeom>
+                          <a:noFill/>
+                          <a:ln>
+                            <a:noFill/>
+                          </a:ln>
+                        </pic:spPr>
+                      </pic:pic>
+                    </a:graphicData>
+                  </a:graphic>
+                </wp:inline>
+              </w:drawing>
+            </w:r>
             <w:r>
               <w:rPr>
                 <w:i/>
@@ -13129,7 +13295,7 @@
                 <w:sz w:val="20"/>
                 <w:szCs w:val="20"/>
               </w:rPr>
-              <w:t>[Paste screenshot here]</w:t>
+              <w:t>here]</w:t>
             </w:r>
           </w:p>
         </w:tc>
@@ -13162,7 +13328,8 @@
                 <w:sz w:val="20"/>
                 <w:szCs w:val="20"/>
               </w:rPr>
-              <w:t>Live PakVista – Development Render Service (all 5 pages accessible)</w:t>
+              <w:lastRenderedPageBreak/>
+              <w:t>Docker Hub – Pushed Images with All Environment Tags (dev, staging, prod)</w:t>
             </w:r>
           </w:p>
         </w:tc>
@@ -13192,61 +13359,8 @@
                 <w:sz w:val="20"/>
                 <w:szCs w:val="20"/>
               </w:rPr>
-              <w:t>[Paste screenshot here]</w:t>
-            </w:r>
-          </w:p>
-        </w:tc>
-      </w:tr>
-      <w:tr>
-        <w:tc>
-          <w:tcPr>
-            <w:tcW w:w="3200" w:type="dxa"/>
-            <w:tcBorders>
-              <w:top w:val="single" w:sz="1" w:space="0" w:color="AAAAAA"/>
-              <w:left w:val="single" w:sz="1" w:space="0" w:color="AAAAAA"/>
-              <w:bottom w:val="single" w:sz="1" w:space="0" w:color="AAAAAA"/>
-              <w:right w:val="single" w:sz="1" w:space="0" w:color="AAAAAA"/>
-            </w:tcBorders>
-            <w:shd w:val="clear" w:color="auto" w:fill="FFFFFF"/>
-            <w:tcMar>
-              <w:top w:w="80" w:type="dxa"/>
-              <w:left w:w="120" w:type="dxa"/>
-              <w:bottom w:w="80" w:type="dxa"/>
-              <w:right w:w="120" w:type="dxa"/>
-            </w:tcMar>
-            <w:vAlign w:val="center"/>
-          </w:tcPr>
-          <w:p>
-            <w:r>
-              <w:rPr>
-                <w:b/>
-                <w:bCs/>
-                <w:color w:val="000000"/>
-                <w:sz w:val="20"/>
-                <w:szCs w:val="20"/>
-              </w:rPr>
-              <w:t>Live PakVista – Staging Render Service (all 5 pages accessible)</w:t>
-            </w:r>
-          </w:p>
-        </w:tc>
-        <w:tc>
-          <w:tcPr>
-            <w:tcW w:w="6160" w:type="dxa"/>
-            <w:tcBorders>
-              <w:top w:val="single" w:sz="1" w:space="0" w:color="AAAAAA"/>
-              <w:left w:val="single" w:sz="1" w:space="0" w:color="AAAAAA"/>
-              <w:bottom w:val="single" w:sz="1" w:space="0" w:color="AAAAAA"/>
-              <w:right w:val="single" w:sz="1" w:space="0" w:color="AAAAAA"/>
-            </w:tcBorders>
-            <w:shd w:val="clear" w:color="auto" w:fill="FFFFFF"/>
-            <w:tcMar>
-              <w:top w:w="80" w:type="dxa"/>
-              <w:left w:w="120" w:type="dxa"/>
-              <w:bottom w:w="80" w:type="dxa"/>
-              <w:right w:w="120" w:type="dxa"/>
-            </w:tcMar>
-          </w:tcPr>
-          <w:p>
+              <w:t>[Paste screenshot</w:t>
+            </w:r>
             <w:r>
               <w:rPr>
                 <w:i/>
@@ -13255,62 +13369,42 @@
                 <w:sz w:val="20"/>
                 <w:szCs w:val="20"/>
               </w:rPr>
-              <w:t>[Paste screenshot here]</w:t>
-            </w:r>
-          </w:p>
-        </w:tc>
-      </w:tr>
-      <w:tr>
-        <w:tc>
-          <w:tcPr>
-            <w:tcW w:w="3200" w:type="dxa"/>
-            <w:tcBorders>
-              <w:top w:val="single" w:sz="1" w:space="0" w:color="AAAAAA"/>
-              <w:left w:val="single" w:sz="1" w:space="0" w:color="AAAAAA"/>
-              <w:bottom w:val="single" w:sz="1" w:space="0" w:color="AAAAAA"/>
-              <w:right w:val="single" w:sz="1" w:space="0" w:color="AAAAAA"/>
-            </w:tcBorders>
-            <w:shd w:val="clear" w:color="auto" w:fill="EBF3FA"/>
-            <w:tcMar>
-              <w:top w:w="80" w:type="dxa"/>
-              <w:left w:w="120" w:type="dxa"/>
-              <w:bottom w:w="80" w:type="dxa"/>
-              <w:right w:w="120" w:type="dxa"/>
-            </w:tcMar>
-            <w:vAlign w:val="center"/>
-          </w:tcPr>
-          <w:p>
-            <w:r>
-              <w:rPr>
-                <w:b/>
-                <w:bCs/>
-                <w:color w:val="000000"/>
-                <w:sz w:val="20"/>
-                <w:szCs w:val="20"/>
-              </w:rPr>
-              <w:lastRenderedPageBreak/>
-              <w:t>Live PakVista – Production Render Service (all 5 pages accessible)</w:t>
-            </w:r>
-          </w:p>
-        </w:tc>
-        <w:tc>
-          <w:tcPr>
-            <w:tcW w:w="6160" w:type="dxa"/>
-            <w:tcBorders>
-              <w:top w:val="single" w:sz="1" w:space="0" w:color="AAAAAA"/>
-              <w:left w:val="single" w:sz="1" w:space="0" w:color="AAAAAA"/>
-              <w:bottom w:val="single" w:sz="1" w:space="0" w:color="AAAAAA"/>
-              <w:right w:val="single" w:sz="1" w:space="0" w:color="AAAAAA"/>
-            </w:tcBorders>
-            <w:shd w:val="clear" w:color="auto" w:fill="EBF3FA"/>
-            <w:tcMar>
-              <w:top w:w="80" w:type="dxa"/>
-              <w:left w:w="120" w:type="dxa"/>
-              <w:bottom w:w="80" w:type="dxa"/>
-              <w:right w:w="120" w:type="dxa"/>
-            </w:tcMar>
-          </w:tcPr>
-          <w:p>
+              <w:drawing>
+                <wp:inline distT="0" distB="0" distL="0" distR="0" wp14:anchorId="1794365D" wp14:editId="2BF6416A">
+                  <wp:extent cx="6400800" cy="3467100"/>
+                  <wp:effectExtent l="0" t="0" r="0" b="0"/>
+                  <wp:docPr id="2375733" name="Picture 1"/>
+                  <wp:cNvGraphicFramePr>
+                    <a:graphicFrameLocks xmlns:a="http://schemas.openxmlformats.org/drawingml/2006/main" noChangeAspect="1"/>
+                  </wp:cNvGraphicFramePr>
+                  <a:graphic xmlns:a="http://schemas.openxmlformats.org/drawingml/2006/main">
+                    <a:graphicData uri="http://schemas.openxmlformats.org/drawingml/2006/picture">
+                      <pic:pic xmlns:pic="http://schemas.openxmlformats.org/drawingml/2006/picture">
+                        <pic:nvPicPr>
+                          <pic:cNvPr id="2375733" name=""/>
+                          <pic:cNvPicPr/>
+                        </pic:nvPicPr>
+                        <pic:blipFill>
+                          <a:blip r:embed="rId9"/>
+                          <a:stretch>
+                            <a:fillRect/>
+                          </a:stretch>
+                        </pic:blipFill>
+                        <pic:spPr>
+                          <a:xfrm>
+                            <a:off x="0" y="0"/>
+                            <a:ext cx="6400800" cy="3467100"/>
+                          </a:xfrm>
+                          <a:prstGeom prst="rect">
+                            <a:avLst/>
+                          </a:prstGeom>
+                        </pic:spPr>
+                      </pic:pic>
+                    </a:graphicData>
+                  </a:graphic>
+                </wp:inline>
+              </w:drawing>
+            </w:r>
             <w:r>
               <w:rPr>
                 <w:i/>
@@ -13319,7 +13413,7 @@
                 <w:sz w:val="20"/>
                 <w:szCs w:val="20"/>
               </w:rPr>
-              <w:t>[Paste screenshot here]</w:t>
+              <w:t xml:space="preserve"> here]</w:t>
             </w:r>
           </w:p>
         </w:tc>
@@ -13352,7 +13446,7 @@
                 <w:sz w:val="20"/>
                 <w:szCs w:val="20"/>
               </w:rPr>
-              <w:t>Term Project .docx visible in GitHub Repository file listing</w:t>
+              <w:t>CD Workflow Runs – All three environments triggered by push events</w:t>
             </w:r>
           </w:p>
         </w:tc>
@@ -13382,18 +13476,559 @@
                 <w:sz w:val="20"/>
                 <w:szCs w:val="20"/>
               </w:rPr>
+              <w:t>[Paste sc</w:t>
+            </w:r>
+            <w:r>
+              <w:rPr>
+                <w:noProof/>
+              </w:rPr>
+              <w:drawing>
+                <wp:inline distT="0" distB="0" distL="0" distR="0" wp14:anchorId="59669768" wp14:editId="4EF49357">
+                  <wp:extent cx="6400800" cy="3466465"/>
+                  <wp:effectExtent l="0" t="0" r="0" b="635"/>
+                  <wp:docPr id="812436148" name="Picture 3"/>
+                  <wp:cNvGraphicFramePr>
+                    <a:graphicFrameLocks xmlns:a="http://schemas.openxmlformats.org/drawingml/2006/main" noChangeAspect="1"/>
+                  </wp:cNvGraphicFramePr>
+                  <a:graphic xmlns:a="http://schemas.openxmlformats.org/drawingml/2006/main">
+                    <a:graphicData uri="http://schemas.openxmlformats.org/drawingml/2006/picture">
+                      <pic:pic xmlns:pic="http://schemas.openxmlformats.org/drawingml/2006/picture">
+                        <pic:nvPicPr>
+                          <pic:cNvPr id="0" name="Picture 4"/>
+                          <pic:cNvPicPr>
+                            <a:picLocks noChangeAspect="1" noChangeArrowheads="1"/>
+                          </pic:cNvPicPr>
+                        </pic:nvPicPr>
+                        <pic:blipFill>
+                          <a:blip r:embed="rId10" cstate="print">
+                            <a:extLst>
+                              <a:ext uri="{28A0092B-C50C-407E-A947-70E740481C1C}">
+                                <a14:useLocalDpi xmlns:a14="http://schemas.microsoft.com/office/drawing/2010/main" val="0"/>
+                              </a:ext>
+                            </a:extLst>
+                          </a:blip>
+                          <a:srcRect/>
+                          <a:stretch>
+                            <a:fillRect/>
+                          </a:stretch>
+                        </pic:blipFill>
+                        <pic:spPr bwMode="auto">
+                          <a:xfrm>
+                            <a:off x="0" y="0"/>
+                            <a:ext cx="6400800" cy="3466465"/>
+                          </a:xfrm>
+                          <a:prstGeom prst="rect">
+                            <a:avLst/>
+                          </a:prstGeom>
+                          <a:noFill/>
+                          <a:ln>
+                            <a:noFill/>
+                          </a:ln>
+                        </pic:spPr>
+                      </pic:pic>
+                    </a:graphicData>
+                  </a:graphic>
+                </wp:inline>
+              </w:drawing>
+            </w:r>
+            <w:r>
+              <w:rPr>
+                <w:i/>
+                <w:iCs/>
+                <w:color w:val="595959"/>
+                <w:sz w:val="20"/>
+                <w:szCs w:val="20"/>
+              </w:rPr>
+              <w:t>reenshot here]</w:t>
+            </w:r>
+          </w:p>
+        </w:tc>
+      </w:tr>
+      <w:tr>
+        <w:tc>
+          <w:tcPr>
+            <w:tcW w:w="3200" w:type="dxa"/>
+            <w:tcBorders>
+              <w:top w:val="single" w:sz="1" w:space="0" w:color="AAAAAA"/>
+              <w:left w:val="single" w:sz="1" w:space="0" w:color="AAAAAA"/>
+              <w:bottom w:val="single" w:sz="1" w:space="0" w:color="AAAAAA"/>
+              <w:right w:val="single" w:sz="1" w:space="0" w:color="AAAAAA"/>
+            </w:tcBorders>
+            <w:shd w:val="clear" w:color="auto" w:fill="EBF3FA"/>
+            <w:tcMar>
+              <w:top w:w="80" w:type="dxa"/>
+              <w:left w:w="120" w:type="dxa"/>
+              <w:bottom w:w="80" w:type="dxa"/>
+              <w:right w:w="120" w:type="dxa"/>
+            </w:tcMar>
+            <w:vAlign w:val="center"/>
+          </w:tcPr>
+          <w:p>
+            <w:r>
+              <w:rPr>
+                <w:b/>
+                <w:bCs/>
+                <w:color w:val="000000"/>
+                <w:sz w:val="20"/>
+                <w:szCs w:val="20"/>
+              </w:rPr>
+              <w:lastRenderedPageBreak/>
+              <w:t>Live PakVista – Development Render Service (all 5 pages accessible)</w:t>
+            </w:r>
+          </w:p>
+        </w:tc>
+        <w:tc>
+          <w:tcPr>
+            <w:tcW w:w="6160" w:type="dxa"/>
+            <w:tcBorders>
+              <w:top w:val="single" w:sz="1" w:space="0" w:color="AAAAAA"/>
+              <w:left w:val="single" w:sz="1" w:space="0" w:color="AAAAAA"/>
+              <w:bottom w:val="single" w:sz="1" w:space="0" w:color="AAAAAA"/>
+              <w:right w:val="single" w:sz="1" w:space="0" w:color="AAAAAA"/>
+            </w:tcBorders>
+            <w:shd w:val="clear" w:color="auto" w:fill="EBF3FA"/>
+            <w:tcMar>
+              <w:top w:w="80" w:type="dxa"/>
+              <w:left w:w="120" w:type="dxa"/>
+              <w:bottom w:w="80" w:type="dxa"/>
+              <w:right w:w="120" w:type="dxa"/>
+            </w:tcMar>
+          </w:tcPr>
+          <w:p>
+            <w:r>
+              <w:rPr>
+                <w:i/>
+                <w:iCs/>
+                <w:color w:val="595959"/>
+                <w:sz w:val="20"/>
+                <w:szCs w:val="20"/>
+              </w:rPr>
               <w:t>[Paste screenshot here]</w:t>
+            </w:r>
+            <w:r>
+              <w:t xml:space="preserve"> </w:t>
+            </w:r>
+            <w:r>
+              <w:rPr>
+                <w:noProof/>
+              </w:rPr>
+              <w:drawing>
+                <wp:inline distT="0" distB="0" distL="0" distR="0" wp14:anchorId="38199A0B" wp14:editId="58FF2328">
+                  <wp:extent cx="6400800" cy="3466465"/>
+                  <wp:effectExtent l="0" t="0" r="0" b="635"/>
+                  <wp:docPr id="1559401493" name="Picture 4"/>
+                  <wp:cNvGraphicFramePr>
+                    <a:graphicFrameLocks xmlns:a="http://schemas.openxmlformats.org/drawingml/2006/main" noChangeAspect="1"/>
+                  </wp:cNvGraphicFramePr>
+                  <a:graphic xmlns:a="http://schemas.openxmlformats.org/drawingml/2006/main">
+                    <a:graphicData uri="http://schemas.openxmlformats.org/drawingml/2006/picture">
+                      <pic:pic xmlns:pic="http://schemas.openxmlformats.org/drawingml/2006/picture">
+                        <pic:nvPicPr>
+                          <pic:cNvPr id="0" name="Picture 6"/>
+                          <pic:cNvPicPr>
+                            <a:picLocks noChangeAspect="1" noChangeArrowheads="1"/>
+                          </pic:cNvPicPr>
+                        </pic:nvPicPr>
+                        <pic:blipFill>
+                          <a:blip r:embed="rId11" cstate="print">
+                            <a:extLst>
+                              <a:ext uri="{28A0092B-C50C-407E-A947-70E740481C1C}">
+                                <a14:useLocalDpi xmlns:a14="http://schemas.microsoft.com/office/drawing/2010/main" val="0"/>
+                              </a:ext>
+                            </a:extLst>
+                          </a:blip>
+                          <a:srcRect/>
+                          <a:stretch>
+                            <a:fillRect/>
+                          </a:stretch>
+                        </pic:blipFill>
+                        <pic:spPr bwMode="auto">
+                          <a:xfrm>
+                            <a:off x="0" y="0"/>
+                            <a:ext cx="6400800" cy="3466465"/>
+                          </a:xfrm>
+                          <a:prstGeom prst="rect">
+                            <a:avLst/>
+                          </a:prstGeom>
+                          <a:noFill/>
+                          <a:ln>
+                            <a:noFill/>
+                          </a:ln>
+                        </pic:spPr>
+                      </pic:pic>
+                    </a:graphicData>
+                  </a:graphic>
+                </wp:inline>
+              </w:drawing>
+            </w:r>
+          </w:p>
+        </w:tc>
+      </w:tr>
+      <w:tr>
+        <w:tc>
+          <w:tcPr>
+            <w:tcW w:w="3200" w:type="dxa"/>
+            <w:tcBorders>
+              <w:top w:val="single" w:sz="1" w:space="0" w:color="AAAAAA"/>
+              <w:left w:val="single" w:sz="1" w:space="0" w:color="AAAAAA"/>
+              <w:bottom w:val="single" w:sz="1" w:space="0" w:color="AAAAAA"/>
+              <w:right w:val="single" w:sz="1" w:space="0" w:color="AAAAAA"/>
+            </w:tcBorders>
+            <w:shd w:val="clear" w:color="auto" w:fill="FFFFFF"/>
+            <w:tcMar>
+              <w:top w:w="80" w:type="dxa"/>
+              <w:left w:w="120" w:type="dxa"/>
+              <w:bottom w:w="80" w:type="dxa"/>
+              <w:right w:w="120" w:type="dxa"/>
+            </w:tcMar>
+            <w:vAlign w:val="center"/>
+          </w:tcPr>
+          <w:p>
+            <w:r>
+              <w:rPr>
+                <w:b/>
+                <w:bCs/>
+                <w:color w:val="000000"/>
+                <w:sz w:val="20"/>
+                <w:szCs w:val="20"/>
+              </w:rPr>
+              <w:t>Live PakVista – Staging Render Service (all 5 pages accessible)</w:t>
+            </w:r>
+          </w:p>
+        </w:tc>
+        <w:tc>
+          <w:tcPr>
+            <w:tcW w:w="6160" w:type="dxa"/>
+            <w:tcBorders>
+              <w:top w:val="single" w:sz="1" w:space="0" w:color="AAAAAA"/>
+              <w:left w:val="single" w:sz="1" w:space="0" w:color="AAAAAA"/>
+              <w:bottom w:val="single" w:sz="1" w:space="0" w:color="AAAAAA"/>
+              <w:right w:val="single" w:sz="1" w:space="0" w:color="AAAAAA"/>
+            </w:tcBorders>
+            <w:shd w:val="clear" w:color="auto" w:fill="FFFFFF"/>
+            <w:tcMar>
+              <w:top w:w="80" w:type="dxa"/>
+              <w:left w:w="120" w:type="dxa"/>
+              <w:bottom w:w="80" w:type="dxa"/>
+              <w:right w:w="120" w:type="dxa"/>
+            </w:tcMar>
+          </w:tcPr>
+          <w:p>
+            <w:r>
+              <w:rPr>
+                <w:i/>
+                <w:iCs/>
+                <w:color w:val="595959"/>
+                <w:sz w:val="20"/>
+                <w:szCs w:val="20"/>
+              </w:rPr>
+              <w:t>[Paste screenshot here]</w:t>
+            </w:r>
+            <w:r>
+              <w:t xml:space="preserve"> </w:t>
+            </w:r>
+            <w:r>
+              <w:rPr>
+                <w:noProof/>
+              </w:rPr>
+              <w:drawing>
+                <wp:inline distT="0" distB="0" distL="0" distR="0" wp14:anchorId="030B31DE" wp14:editId="65E68EBF">
+                  <wp:extent cx="6400800" cy="3466465"/>
+                  <wp:effectExtent l="0" t="0" r="0" b="635"/>
+                  <wp:docPr id="1445569892" name="Picture 5"/>
+                  <wp:cNvGraphicFramePr>
+                    <a:graphicFrameLocks xmlns:a="http://schemas.openxmlformats.org/drawingml/2006/main" noChangeAspect="1"/>
+                  </wp:cNvGraphicFramePr>
+                  <a:graphic xmlns:a="http://schemas.openxmlformats.org/drawingml/2006/main">
+                    <a:graphicData uri="http://schemas.openxmlformats.org/drawingml/2006/picture">
+                      <pic:pic xmlns:pic="http://schemas.openxmlformats.org/drawingml/2006/picture">
+                        <pic:nvPicPr>
+                          <pic:cNvPr id="0" name="Picture 8"/>
+                          <pic:cNvPicPr>
+                            <a:picLocks noChangeAspect="1" noChangeArrowheads="1"/>
+                          </pic:cNvPicPr>
+                        </pic:nvPicPr>
+                        <pic:blipFill>
+                          <a:blip r:embed="rId12" cstate="print">
+                            <a:extLst>
+                              <a:ext uri="{28A0092B-C50C-407E-A947-70E740481C1C}">
+                                <a14:useLocalDpi xmlns:a14="http://schemas.microsoft.com/office/drawing/2010/main" val="0"/>
+                              </a:ext>
+                            </a:extLst>
+                          </a:blip>
+                          <a:srcRect/>
+                          <a:stretch>
+                            <a:fillRect/>
+                          </a:stretch>
+                        </pic:blipFill>
+                        <pic:spPr bwMode="auto">
+                          <a:xfrm>
+                            <a:off x="0" y="0"/>
+                            <a:ext cx="6400800" cy="3466465"/>
+                          </a:xfrm>
+                          <a:prstGeom prst="rect">
+                            <a:avLst/>
+                          </a:prstGeom>
+                          <a:noFill/>
+                          <a:ln>
+                            <a:noFill/>
+                          </a:ln>
+                        </pic:spPr>
+                      </pic:pic>
+                    </a:graphicData>
+                  </a:graphic>
+                </wp:inline>
+              </w:drawing>
+            </w:r>
+          </w:p>
+        </w:tc>
+      </w:tr>
+      <w:tr>
+        <w:tc>
+          <w:tcPr>
+            <w:tcW w:w="3200" w:type="dxa"/>
+            <w:tcBorders>
+              <w:top w:val="single" w:sz="1" w:space="0" w:color="AAAAAA"/>
+              <w:left w:val="single" w:sz="1" w:space="0" w:color="AAAAAA"/>
+              <w:bottom w:val="single" w:sz="1" w:space="0" w:color="AAAAAA"/>
+              <w:right w:val="single" w:sz="1" w:space="0" w:color="AAAAAA"/>
+            </w:tcBorders>
+            <w:shd w:val="clear" w:color="auto" w:fill="EBF3FA"/>
+            <w:tcMar>
+              <w:top w:w="80" w:type="dxa"/>
+              <w:left w:w="120" w:type="dxa"/>
+              <w:bottom w:w="80" w:type="dxa"/>
+              <w:right w:w="120" w:type="dxa"/>
+            </w:tcMar>
+            <w:vAlign w:val="center"/>
+          </w:tcPr>
+          <w:p>
+            <w:r>
+              <w:rPr>
+                <w:b/>
+                <w:bCs/>
+                <w:color w:val="000000"/>
+                <w:sz w:val="20"/>
+                <w:szCs w:val="20"/>
+              </w:rPr>
+              <w:lastRenderedPageBreak/>
+              <w:t>Live PakVista – Production Render Service (all 5 pages accessible)</w:t>
+            </w:r>
+          </w:p>
+        </w:tc>
+        <w:tc>
+          <w:tcPr>
+            <w:tcW w:w="6160" w:type="dxa"/>
+            <w:tcBorders>
+              <w:top w:val="single" w:sz="1" w:space="0" w:color="AAAAAA"/>
+              <w:left w:val="single" w:sz="1" w:space="0" w:color="AAAAAA"/>
+              <w:bottom w:val="single" w:sz="1" w:space="0" w:color="AAAAAA"/>
+              <w:right w:val="single" w:sz="1" w:space="0" w:color="AAAAAA"/>
+            </w:tcBorders>
+            <w:shd w:val="clear" w:color="auto" w:fill="EBF3FA"/>
+            <w:tcMar>
+              <w:top w:w="80" w:type="dxa"/>
+              <w:left w:w="120" w:type="dxa"/>
+              <w:bottom w:w="80" w:type="dxa"/>
+              <w:right w:w="120" w:type="dxa"/>
+            </w:tcMar>
+          </w:tcPr>
+          <w:p>
+            <w:r>
+              <w:rPr>
+                <w:i/>
+                <w:iCs/>
+                <w:color w:val="595959"/>
+                <w:sz w:val="20"/>
+                <w:szCs w:val="20"/>
+              </w:rPr>
+              <w:t>[Paste screenshot h</w:t>
+            </w:r>
+            <w:r>
+              <w:rPr>
+                <w:i/>
+                <w:iCs/>
+                <w:color w:val="595959"/>
+                <w:sz w:val="20"/>
+                <w:szCs w:val="20"/>
+              </w:rPr>
+              <w:drawing>
+                <wp:inline distT="0" distB="0" distL="0" distR="0" wp14:anchorId="409113CA" wp14:editId="18B10F84">
+                  <wp:extent cx="6400800" cy="3467100"/>
+                  <wp:effectExtent l="0" t="0" r="0" b="0"/>
+                  <wp:docPr id="1027408707" name="Picture 1"/>
+                  <wp:cNvGraphicFramePr>
+                    <a:graphicFrameLocks xmlns:a="http://schemas.openxmlformats.org/drawingml/2006/main" noChangeAspect="1"/>
+                  </wp:cNvGraphicFramePr>
+                  <a:graphic xmlns:a="http://schemas.openxmlformats.org/drawingml/2006/main">
+                    <a:graphicData uri="http://schemas.openxmlformats.org/drawingml/2006/picture">
+                      <pic:pic xmlns:pic="http://schemas.openxmlformats.org/drawingml/2006/picture">
+                        <pic:nvPicPr>
+                          <pic:cNvPr id="1027408707" name=""/>
+                          <pic:cNvPicPr/>
+                        </pic:nvPicPr>
+                        <pic:blipFill>
+                          <a:blip r:embed="rId13"/>
+                          <a:stretch>
+                            <a:fillRect/>
+                          </a:stretch>
+                        </pic:blipFill>
+                        <pic:spPr>
+                          <a:xfrm>
+                            <a:off x="0" y="0"/>
+                            <a:ext cx="6400800" cy="3467100"/>
+                          </a:xfrm>
+                          <a:prstGeom prst="rect">
+                            <a:avLst/>
+                          </a:prstGeom>
+                        </pic:spPr>
+                      </pic:pic>
+                    </a:graphicData>
+                  </a:graphic>
+                </wp:inline>
+              </w:drawing>
+            </w:r>
+            <w:r>
+              <w:rPr>
+                <w:i/>
+                <w:iCs/>
+                <w:color w:val="595959"/>
+                <w:sz w:val="20"/>
+                <w:szCs w:val="20"/>
+              </w:rPr>
+              <w:t>ere]</w:t>
+            </w:r>
+          </w:p>
+        </w:tc>
+      </w:tr>
+      <w:tr>
+        <w:tc>
+          <w:tcPr>
+            <w:tcW w:w="3200" w:type="dxa"/>
+            <w:tcBorders>
+              <w:top w:val="single" w:sz="1" w:space="0" w:color="AAAAAA"/>
+              <w:left w:val="single" w:sz="1" w:space="0" w:color="AAAAAA"/>
+              <w:bottom w:val="single" w:sz="1" w:space="0" w:color="AAAAAA"/>
+              <w:right w:val="single" w:sz="1" w:space="0" w:color="AAAAAA"/>
+            </w:tcBorders>
+            <w:shd w:val="clear" w:color="auto" w:fill="FFFFFF"/>
+            <w:tcMar>
+              <w:top w:w="80" w:type="dxa"/>
+              <w:left w:w="120" w:type="dxa"/>
+              <w:bottom w:w="80" w:type="dxa"/>
+              <w:right w:w="120" w:type="dxa"/>
+            </w:tcMar>
+            <w:vAlign w:val="center"/>
+          </w:tcPr>
+          <w:p>
+            <w:r>
+              <w:rPr>
+                <w:b/>
+                <w:bCs/>
+                <w:color w:val="000000"/>
+                <w:sz w:val="20"/>
+                <w:szCs w:val="20"/>
+              </w:rPr>
+              <w:t>Term Project .docx visible in GitHub Repository file listing</w:t>
+            </w:r>
+          </w:p>
+        </w:tc>
+        <w:tc>
+          <w:tcPr>
+            <w:tcW w:w="6160" w:type="dxa"/>
+            <w:tcBorders>
+              <w:top w:val="single" w:sz="1" w:space="0" w:color="AAAAAA"/>
+              <w:left w:val="single" w:sz="1" w:space="0" w:color="AAAAAA"/>
+              <w:bottom w:val="single" w:sz="1" w:space="0" w:color="AAAAAA"/>
+              <w:right w:val="single" w:sz="1" w:space="0" w:color="AAAAAA"/>
+            </w:tcBorders>
+            <w:shd w:val="clear" w:color="auto" w:fill="FFFFFF"/>
+            <w:tcMar>
+              <w:top w:w="80" w:type="dxa"/>
+              <w:left w:w="120" w:type="dxa"/>
+              <w:bottom w:w="80" w:type="dxa"/>
+              <w:right w:w="120" w:type="dxa"/>
+            </w:tcMar>
+          </w:tcPr>
+          <w:p>
+            <w:r>
+              <w:rPr>
+                <w:i/>
+                <w:iCs/>
+                <w:color w:val="595959"/>
+                <w:sz w:val="20"/>
+                <w:szCs w:val="20"/>
+              </w:rPr>
+              <w:t>[Paste screenshot here</w:t>
+            </w:r>
+            <w:r>
+              <w:rPr>
+                <w:i/>
+                <w:iCs/>
+                <w:color w:val="595959"/>
+                <w:sz w:val="20"/>
+                <w:szCs w:val="20"/>
+              </w:rPr>
+              <w:drawing>
+                <wp:inline distT="0" distB="0" distL="0" distR="0" wp14:anchorId="4BC94BC1" wp14:editId="046C0EEC">
+                  <wp:extent cx="6400800" cy="3467100"/>
+                  <wp:effectExtent l="0" t="0" r="0" b="0"/>
+                  <wp:docPr id="1030029325" name="Picture 1"/>
+                  <wp:cNvGraphicFramePr>
+                    <a:graphicFrameLocks xmlns:a="http://schemas.openxmlformats.org/drawingml/2006/main" noChangeAspect="1"/>
+                  </wp:cNvGraphicFramePr>
+                  <a:graphic xmlns:a="http://schemas.openxmlformats.org/drawingml/2006/main">
+                    <a:graphicData uri="http://schemas.openxmlformats.org/drawingml/2006/picture">
+                      <pic:pic xmlns:pic="http://schemas.openxmlformats.org/drawingml/2006/picture">
+                        <pic:nvPicPr>
+                          <pic:cNvPr id="1030029325" name=""/>
+                          <pic:cNvPicPr/>
+                        </pic:nvPicPr>
+                        <pic:blipFill>
+                          <a:blip r:embed="rId14"/>
+                          <a:stretch>
+                            <a:fillRect/>
+                          </a:stretch>
+                        </pic:blipFill>
+                        <pic:spPr>
+                          <a:xfrm>
+                            <a:off x="0" y="0"/>
+                            <a:ext cx="6400800" cy="3467100"/>
+                          </a:xfrm>
+                          <a:prstGeom prst="rect">
+                            <a:avLst/>
+                          </a:prstGeom>
+                        </pic:spPr>
+                      </pic:pic>
+                    </a:graphicData>
+                  </a:graphic>
+                </wp:inline>
+              </w:drawing>
+            </w:r>
+            <w:r>
+              <w:rPr>
+                <w:i/>
+                <w:iCs/>
+                <w:color w:val="595959"/>
+                <w:sz w:val="20"/>
+                <w:szCs w:val="20"/>
+              </w:rPr>
+              <w:t>]</w:t>
             </w:r>
           </w:p>
         </w:tc>
       </w:tr>
     </w:tbl>
     <w:p/>
+    <w:p/>
+    <w:p/>
+    <w:p/>
     <w:p>
       <w:pPr>
         <w:pStyle w:val="Heading1"/>
       </w:pPr>
       <w:r>
+        <w:lastRenderedPageBreak/>
         <w:t>INDIVIDUAL REFLECTIONS</w:t>
       </w:r>
     </w:p>
@@ -13419,23 +14054,40 @@
           <w:bCs/>
           <w:color w:val="2E75B6"/>
         </w:rPr>
-        <w:t>Member 1: [Student Name] – Reflection</w:t>
-      </w:r>
-    </w:p>
-    <w:p>
-      <w:pPr>
-        <w:pBdr>
-          <w:bottom w:val="single" w:sz="2" w:space="1" w:color="CCCCCC"/>
-        </w:pBdr>
-        <w:spacing w:before="160" w:after="40"/>
-      </w:pPr>
-      <w:r>
+        <w:t xml:space="preserve">Member 1: </w:t>
+      </w:r>
+      <w:r>
+        <w:rPr>
+          <w:b/>
+          <w:bCs/>
+          <w:color w:val="2E75B6"/>
+        </w:rPr>
+        <w:t>Haroon Ashar</w:t>
+      </w:r>
+      <w:r>
+        <w:rPr>
+          <w:b/>
+          <w:bCs/>
+          <w:color w:val="2E75B6"/>
+        </w:rPr>
+        <w:t xml:space="preserve"> – Reflection</w:t>
+      </w:r>
+    </w:p>
+    <w:p>
+      <w:pPr>
         <w:rPr>
           <w:i/>
           <w:iCs/>
           <w:color w:val="595959"/>
         </w:rPr>
-        <w:t>[Write your 4–5 line reflection here]</w:t>
+      </w:pPr>
+      <w:r>
+        <w:rPr>
+          <w:i/>
+          <w:iCs/>
+          <w:color w:val="595959"/>
+        </w:rPr>
+        <w:t>As team lead, I set up the repository, branch protection rules, and CI/CD pipeline, and coordinated four team members through their PRs and approvals. Debugging recurring pipeline failures and promoting the project through develop → staging → main taught me the importance of clear communication and staying calm under technical pressure.</w:t>
       </w:r>
     </w:p>
     <w:p/>
@@ -13449,26 +14101,35 @@
           <w:bCs/>
           <w:color w:val="2E75B6"/>
         </w:rPr>
-        <w:t>Member 2: [Student Name] – Reflection</w:t>
-      </w:r>
-    </w:p>
-    <w:p>
-      <w:pPr>
-        <w:pBdr>
-          <w:bottom w:val="single" w:sz="2" w:space="1" w:color="CCCCCC"/>
-        </w:pBdr>
-        <w:spacing w:before="160" w:after="40"/>
-      </w:pPr>
+        <w:t xml:space="preserve">Member 2: </w:t>
+      </w:r>
+      <w:r>
+        <w:rPr>
+          <w:b/>
+          <w:bCs/>
+          <w:color w:val="2E75B6"/>
+        </w:rPr>
+        <w:t xml:space="preserve">Muhammad Ahmad </w:t>
+      </w:r>
+      <w:r>
+        <w:rPr>
+          <w:b/>
+          <w:bCs/>
+          <w:color w:val="2E75B6"/>
+        </w:rPr>
+        <w:t>– Reflection</w:t>
+      </w:r>
+    </w:p>
+    <w:p>
       <w:r>
         <w:rPr>
           <w:i/>
           <w:iCs/>
           <w:color w:val="595959"/>
         </w:rPr>
-        <w:t>[Write your 4–5 line reflection here]</w:t>
-      </w:r>
-    </w:p>
-    <w:p/>
+        <w:t>I developed the Hunza destination page and worked with GitFlow and pull requests throughout the project. I resolved Stylelint issues and ensured my code passed the CI/CD pipeline checks. This project enhanced my understanding of version control, code quality standards, and collaborative DevOps workflows.</w:t>
+      </w:r>
+    </w:p>
     <w:p>
       <w:pPr>
         <w:spacing w:before="100" w:after="40"/>
@@ -13479,26 +14140,35 @@
           <w:bCs/>
           <w:color w:val="2E75B6"/>
         </w:rPr>
-        <w:t>Member 3: [Student Name] – Reflection</w:t>
-      </w:r>
-    </w:p>
-    <w:p>
-      <w:pPr>
-        <w:pBdr>
-          <w:bottom w:val="single" w:sz="2" w:space="1" w:color="CCCCCC"/>
-        </w:pBdr>
-        <w:spacing w:before="160" w:after="40"/>
-      </w:pPr>
+        <w:t xml:space="preserve">Member 3: </w:t>
+      </w:r>
+      <w:r>
+        <w:rPr>
+          <w:b/>
+          <w:bCs/>
+          <w:color w:val="2E75B6"/>
+        </w:rPr>
+        <w:t>Asfand yar Haider</w:t>
+      </w:r>
+      <w:r>
+        <w:rPr>
+          <w:b/>
+          <w:bCs/>
+          <w:color w:val="2E75B6"/>
+        </w:rPr>
+        <w:t xml:space="preserve"> – Reflection</w:t>
+      </w:r>
+    </w:p>
+    <w:p>
       <w:r>
         <w:rPr>
           <w:i/>
           <w:iCs/>
           <w:color w:val="595959"/>
         </w:rPr>
-        <w:t>[Write your 4–5 line reflection here]</w:t>
-      </w:r>
-    </w:p>
-    <w:p/>
+        <w:t>I coded the Karachi page, The project has made me realize that git branch rules must no longer exist past 2026. Therefore I'll make a repo hosting platform which people might see as a meme at first, but they'll have to set up ci/cd for every single line to protect their own code with rules cuz anyone can push and merge.</w:t>
+      </w:r>
+    </w:p>
     <w:p>
       <w:pPr>
         <w:spacing w:before="100" w:after="40"/>
@@ -13509,26 +14179,35 @@
           <w:bCs/>
           <w:color w:val="2E75B6"/>
         </w:rPr>
-        <w:t>Member 4: [Student Name] – Reflection</w:t>
-      </w:r>
-    </w:p>
-    <w:p>
-      <w:pPr>
-        <w:pBdr>
-          <w:bottom w:val="single" w:sz="2" w:space="1" w:color="CCCCCC"/>
-        </w:pBdr>
-        <w:spacing w:before="160" w:after="40"/>
-      </w:pPr>
+        <w:t xml:space="preserve">Member 4: </w:t>
+      </w:r>
+      <w:r>
+        <w:rPr>
+          <w:b/>
+          <w:bCs/>
+          <w:color w:val="2E75B6"/>
+        </w:rPr>
+        <w:t xml:space="preserve">Abdul Mateen </w:t>
+      </w:r>
+      <w:r>
+        <w:rPr>
+          <w:b/>
+          <w:bCs/>
+          <w:color w:val="2E75B6"/>
+        </w:rPr>
+        <w:t>– Reflection</w:t>
+      </w:r>
+    </w:p>
+    <w:p>
       <w:r>
         <w:rPr>
           <w:i/>
           <w:iCs/>
           <w:color w:val="595959"/>
         </w:rPr>
-        <w:t>[Write your 4–5 line reflection here]</w:t>
-      </w:r>
-    </w:p>
-    <w:p/>
+        <w:t>As Member 4, I contributed the Swat Valley destination page and experienced firsthand how feature branches, pull requests, CI checks, and peer code reviews work together to maintain code quality in a collaborative DevOps workflow.</w:t>
+      </w:r>
+    </w:p>
     <w:p>
       <w:pPr>
         <w:spacing w:before="100" w:after="40"/>
@@ -13539,23 +14218,73 @@
           <w:bCs/>
           <w:color w:val="2E75B6"/>
         </w:rPr>
-        <w:t>Member 5: [Student Name] – Reflection</w:t>
-      </w:r>
-    </w:p>
-    <w:p>
-      <w:pPr>
-        <w:pBdr>
-          <w:bottom w:val="single" w:sz="2" w:space="1" w:color="CCCCCC"/>
-        </w:pBdr>
-        <w:spacing w:before="160" w:after="40"/>
-      </w:pPr>
+        <w:t>Member 5:</w:t>
+      </w:r>
+      <w:r>
+        <w:rPr>
+          <w:b/>
+          <w:bCs/>
+          <w:color w:val="2E75B6"/>
+        </w:rPr>
+        <w:t xml:space="preserve"> Hasham </w:t>
+      </w:r>
+      <w:r>
+        <w:rPr>
+          <w:b/>
+          <w:bCs/>
+          <w:color w:val="2E75B6"/>
+        </w:rPr>
+        <w:t>– Reflection</w:t>
+      </w:r>
+    </w:p>
+    <w:p>
       <w:r>
         <w:rPr>
           <w:i/>
           <w:iCs/>
           <w:color w:val="595959"/>
         </w:rPr>
-        <w:t>[Write your 4–5 line reflection here]</w:t>
+        <w:t xml:space="preserve">I coded the </w:t>
+      </w:r>
+      <w:r>
+        <w:rPr>
+          <w:i/>
+          <w:iCs/>
+          <w:color w:val="595959"/>
+        </w:rPr>
+        <w:t>Lahore</w:t>
+      </w:r>
+      <w:r>
+        <w:rPr>
+          <w:i/>
+          <w:iCs/>
+          <w:color w:val="595959"/>
+        </w:rPr>
+        <w:t xml:space="preserve"> page, The project has made me realize that git branch rules must no longer exist past 2026</w:t>
+      </w:r>
+      <w:r>
+        <w:rPr>
+          <w:i/>
+          <w:iCs/>
+          <w:color w:val="595959"/>
+        </w:rPr>
+        <w:t>.</w:t>
+      </w:r>
+      <w:r>
+        <w:rPr>
+          <w:i/>
+          <w:iCs/>
+          <w:color w:val="595959"/>
+        </w:rPr>
+        <w:t xml:space="preserve"> </w:t>
+      </w:r>
+      <w:r>
+        <w:rPr>
+          <w:i/>
+          <w:iCs/>
+          <w:color w:val="595959"/>
+        </w:rPr>
+        <w:t>This project enhanced my understanding of version control, code quality standards, and collaborative DevOps workflows.</w:t>
       </w:r>
     </w:p>
     <w:p/>
@@ -14858,8 +15587,8 @@
     </w:tbl>
     <w:p/>
     <w:sectPr>
-      <w:headerReference w:type="default" r:id="rId7"/>
-      <w:footerReference w:type="default" r:id="rId8"/>
+      <w:headerReference w:type="default" r:id="rId15"/>
+      <w:footerReference w:type="default" r:id="rId16"/>
       <w:pgSz w:w="12240" w:h="15840"/>
       <w:pgMar w:top="1080" w:right="1080" w:bottom="1080" w:left="1080" w:header="708" w:footer="708" w:gutter="0"/>
       <w:cols w:space="720"/>
@@ -15925,7 +16654,7 @@
   <w:style w:type="paragraph" w:default="1" w:styleId="Normal">
     <w:name w:val="Normal"/>
     <w:qFormat/>
-    <w:rsid w:val="0052654E"/>
+    <w:rsid w:val="00B70A60"/>
   </w:style>
   <w:style w:type="paragraph" w:styleId="Heading1">
     <w:name w:val="heading 1"/>
@@ -16022,7 +16751,6 @@
   <w:style w:type="character" w:default="1" w:styleId="DefaultParagraphFont">
     <w:name w:val="Default Paragraph Font"/>
     <w:uiPriority w:val="1"/>
-    <w:semiHidden/>
     <w:unhideWhenUsed/>
   </w:style>
   <w:style w:type="table" w:default="1" w:styleId="TableNormal">

--- a/DF_TermProject_Spring2026.docx
+++ b/DF_TermProject_Spring2026.docx
@@ -15,7 +15,29 @@
           <w:sz w:val="20"/>
           <w:szCs w:val="20"/>
         </w:rPr>
-        <w:t>University of Central Punjab – Faculty of Information Technology  |  DevOps Fundamentals – Spring, 2026</w:t>
+        <w:t xml:space="preserve">University of Central Punjab – Faculty of Information </w:t>
+      </w:r>
+      <w:proofErr w:type="gramStart"/>
+      <w:r>
+        <w:rPr>
+          <w:b/>
+          <w:bCs/>
+          <w:color w:val="595959"/>
+          <w:sz w:val="20"/>
+          <w:szCs w:val="20"/>
+        </w:rPr>
+        <w:t>Technology  |</w:t>
+      </w:r>
+      <w:proofErr w:type="gramEnd"/>
+      <w:r>
+        <w:rPr>
+          <w:b/>
+          <w:bCs/>
+          <w:color w:val="595959"/>
+          <w:sz w:val="20"/>
+          <w:szCs w:val="20"/>
+        </w:rPr>
+        <w:t xml:space="preserve">  DevOps Fundamentals – Spring, 2026</w:t>
       </w:r>
     </w:p>
     <w:p>
@@ -146,7 +168,91 @@
         <w:rPr>
           <w:color w:val="000000"/>
         </w:rPr>
-        <w:t>Design and implement six GitHub Actions workflow files: ci-dev.yml, cd-dev.yml, ci-staging.yml, cd-staging.yml, ci-prod.yml, and cd-prod.yml.</w:t>
+        <w:t>Design and implement six GitHub Actions workflow files: ci-</w:t>
+      </w:r>
+      <w:proofErr w:type="spellStart"/>
+      <w:r>
+        <w:rPr>
+          <w:color w:val="000000"/>
+        </w:rPr>
+        <w:t>dev.yml</w:t>
+      </w:r>
+      <w:proofErr w:type="spellEnd"/>
+      <w:r>
+        <w:rPr>
+          <w:color w:val="000000"/>
+        </w:rPr>
+        <w:t>, cd-</w:t>
+      </w:r>
+      <w:proofErr w:type="spellStart"/>
+      <w:r>
+        <w:rPr>
+          <w:color w:val="000000"/>
+        </w:rPr>
+        <w:t>dev.yml</w:t>
+      </w:r>
+      <w:proofErr w:type="spellEnd"/>
+      <w:r>
+        <w:rPr>
+          <w:color w:val="000000"/>
+        </w:rPr>
+        <w:t>, ci-</w:t>
+      </w:r>
+      <w:proofErr w:type="spellStart"/>
+      <w:r>
+        <w:rPr>
+          <w:color w:val="000000"/>
+        </w:rPr>
+        <w:t>staging.yml</w:t>
+      </w:r>
+      <w:proofErr w:type="spellEnd"/>
+      <w:r>
+        <w:rPr>
+          <w:color w:val="000000"/>
+        </w:rPr>
+        <w:t>, cd-</w:t>
+      </w:r>
+      <w:proofErr w:type="spellStart"/>
+      <w:r>
+        <w:rPr>
+          <w:color w:val="000000"/>
+        </w:rPr>
+        <w:t>staging.yml</w:t>
+      </w:r>
+      <w:proofErr w:type="spellEnd"/>
+      <w:r>
+        <w:rPr>
+          <w:color w:val="000000"/>
+        </w:rPr>
+        <w:t>, ci-</w:t>
+      </w:r>
+      <w:proofErr w:type="spellStart"/>
+      <w:r>
+        <w:rPr>
+          <w:color w:val="000000"/>
+        </w:rPr>
+        <w:t>prod.yml</w:t>
+      </w:r>
+      <w:proofErr w:type="spellEnd"/>
+      <w:r>
+        <w:rPr>
+          <w:color w:val="000000"/>
+        </w:rPr>
+        <w:t>, and cd-</w:t>
+      </w:r>
+      <w:proofErr w:type="spellStart"/>
+      <w:r>
+        <w:rPr>
+          <w:color w:val="000000"/>
+        </w:rPr>
+        <w:t>prod.yml</w:t>
+      </w:r>
+      <w:proofErr w:type="spellEnd"/>
+      <w:r>
+        <w:rPr>
+          <w:color w:val="000000"/>
+        </w:rPr>
+        <w:t>.</w:t>
       </w:r>
     </w:p>
     <w:p>
@@ -267,7 +373,21 @@
         <w:rPr>
           <w:color w:val="000000"/>
         </w:rPr>
-        <w:t>Team Lead (TL): One student acts as the Team Lead; all others are Team Members.</w:t>
+        <w:t xml:space="preserve">Team Lead (TL): One student </w:t>
+      </w:r>
+      <w:proofErr w:type="gramStart"/>
+      <w:r>
+        <w:rPr>
+          <w:color w:val="000000"/>
+        </w:rPr>
+        <w:t>acts</w:t>
+      </w:r>
+      <w:proofErr w:type="gramEnd"/>
+      <w:r>
+        <w:rPr>
+          <w:color w:val="000000"/>
+        </w:rPr>
+        <w:t xml:space="preserve"> as the Team Lead; all others are Team Members.</w:t>
       </w:r>
     </w:p>
     <w:p>
@@ -396,7 +516,21 @@
         <w:rPr>
           <w:color w:val="000000"/>
         </w:rPr>
-        <w:t>No JavaScript of any kind is permitted. All pages must be built exclusively using HTML5 and CSS3. Forms must use HTML-only attributes (no JS event listeners, no fetch, no XMLHttpRequest).</w:t>
+        <w:t xml:space="preserve">No JavaScript of any kind is permitted. All pages must be built exclusively using HTML5 and CSS3. Forms must use HTML-only attributes (no JS event listeners, no fetch, no </w:t>
+      </w:r>
+      <w:proofErr w:type="spellStart"/>
+      <w:r>
+        <w:rPr>
+          <w:color w:val="000000"/>
+        </w:rPr>
+        <w:t>XMLHttpRequest</w:t>
+      </w:r>
+      <w:proofErr w:type="spellEnd"/>
+      <w:r>
+        <w:rPr>
+          <w:color w:val="000000"/>
+        </w:rPr>
+        <w:t>).</w:t>
       </w:r>
     </w:p>
     <w:p>
@@ -795,9 +929,11 @@
             <w:vAlign w:val="center"/>
           </w:tcPr>
           <w:p>
+            <w:proofErr w:type="spellStart"/>
             <w:r>
               <w:t>HaroonAshar</w:t>
             </w:r>
+            <w:proofErr w:type="spellEnd"/>
           </w:p>
         </w:tc>
         <w:tc>
@@ -844,14 +980,24 @@
           </w:tcPr>
           <w:p>
             <w:r>
-              <w:t>ci-dev.yml</w:t>
-            </w:r>
+              <w:t>ci-</w:t>
+            </w:r>
+            <w:proofErr w:type="spellStart"/>
+            <w:r>
+              <w:t>dev.yml</w:t>
+            </w:r>
+            <w:proofErr w:type="spellEnd"/>
             <w:r>
               <w:t xml:space="preserve">, </w:t>
             </w:r>
             <w:r>
-              <w:t>cd-prod.yml</w:t>
-            </w:r>
+              <w:t>cd-</w:t>
+            </w:r>
+            <w:proofErr w:type="spellStart"/>
+            <w:r>
+              <w:t>prod.yml</w:t>
+            </w:r>
+            <w:proofErr w:type="spellEnd"/>
           </w:p>
         </w:tc>
         <w:tc>
@@ -894,11 +1040,29 @@
           </w:tcPr>
           <w:p>
             <w:r>
-              <w:t>feature/haroonashar/home</w:t>
-            </w:r>
-            <w:r>
-              <w:t>, develop,staging,prod</w:t>
-            </w:r>
+              <w:t>feature/</w:t>
+            </w:r>
+            <w:proofErr w:type="spellStart"/>
+            <w:r>
+              <w:t>haroonashar</w:t>
+            </w:r>
+            <w:proofErr w:type="spellEnd"/>
+            <w:r>
+              <w:t>/home</w:t>
+            </w:r>
+            <w:r>
+              <w:t xml:space="preserve">, </w:t>
+            </w:r>
+            <w:proofErr w:type="spellStart"/>
+            <w:proofErr w:type="gramStart"/>
+            <w:r>
+              <w:t>develop,staging</w:t>
+            </w:r>
+            <w:proofErr w:type="gramEnd"/>
+            <w:r>
+              <w:t>,prod</w:t>
+            </w:r>
+            <w:proofErr w:type="spellEnd"/>
           </w:p>
         </w:tc>
         <w:tc>
@@ -1043,8 +1207,13 @@
           </w:tcPr>
           <w:p>
             <w:r>
-              <w:t>cd-dev.yml</w:t>
-            </w:r>
+              <w:t>cd-</w:t>
+            </w:r>
+            <w:proofErr w:type="spellStart"/>
+            <w:r>
+              <w:t>dev.yml</w:t>
+            </w:r>
+            <w:proofErr w:type="spellEnd"/>
           </w:p>
         </w:tc>
         <w:tc>
@@ -1237,8 +1406,13 @@
           </w:tcPr>
           <w:p>
             <w:r>
-              <w:t>ci-staging.yml</w:t>
-            </w:r>
+              <w:t>ci-</w:t>
+            </w:r>
+            <w:proofErr w:type="spellStart"/>
+            <w:r>
+              <w:t>staging.yml</w:t>
+            </w:r>
+            <w:proofErr w:type="spellEnd"/>
           </w:p>
         </w:tc>
         <w:tc>
@@ -1285,8 +1459,13 @@
           </w:tcPr>
           <w:p>
             <w:r>
-              <w:t>feature/HASHAAMDOGAR/lahore</w:t>
-            </w:r>
+              <w:t>feature/HASHAAMDOGAR/</w:t>
+            </w:r>
+            <w:proofErr w:type="spellStart"/>
+            <w:r>
+              <w:t>lahore</w:t>
+            </w:r>
+            <w:proofErr w:type="spellEnd"/>
           </w:p>
         </w:tc>
         <w:tc>
@@ -1431,8 +1610,13 @@
           </w:tcPr>
           <w:p>
             <w:r>
-              <w:t>cd-staging.yml</w:t>
-            </w:r>
+              <w:t>cd-</w:t>
+            </w:r>
+            <w:proofErr w:type="spellStart"/>
+            <w:r>
+              <w:t>staging.yml</w:t>
+            </w:r>
+            <w:proofErr w:type="spellEnd"/>
           </w:p>
         </w:tc>
         <w:tc>
@@ -1479,8 +1663,13 @@
           </w:tcPr>
           <w:p>
             <w:r>
-              <w:t>feature/m-a-y-h/karachi</w:t>
-            </w:r>
+              <w:t>feature/m-a-y-h/</w:t>
+            </w:r>
+            <w:proofErr w:type="spellStart"/>
+            <w:r>
+              <w:t>karachi</w:t>
+            </w:r>
+            <w:proofErr w:type="spellEnd"/>
           </w:p>
         </w:tc>
         <w:tc>
@@ -1625,8 +1814,13 @@
           </w:tcPr>
           <w:p>
             <w:r>
-              <w:t>ci-prod.yml</w:t>
-            </w:r>
+              <w:t>ci-</w:t>
+            </w:r>
+            <w:proofErr w:type="spellStart"/>
+            <w:r>
+              <w:t>prod.yml</w:t>
+            </w:r>
+            <w:proofErr w:type="spellEnd"/>
           </w:p>
         </w:tc>
         <w:tc>
@@ -1673,8 +1867,21 @@
           </w:tcPr>
           <w:p>
             <w:r>
-              <w:t>feature/MuhammadAhmad/hunza</w:t>
-            </w:r>
+              <w:t>feature/</w:t>
+            </w:r>
+            <w:proofErr w:type="spellStart"/>
+            <w:r>
+              <w:t>MuhammadAhmad</w:t>
+            </w:r>
+            <w:proofErr w:type="spellEnd"/>
+            <w:r>
+              <w:t>/</w:t>
+            </w:r>
+            <w:proofErr w:type="spellStart"/>
+            <w:r>
+              <w:t>hunza</w:t>
+            </w:r>
+            <w:proofErr w:type="spellEnd"/>
           </w:p>
         </w:tc>
         <w:tc>
@@ -1824,6 +2031,7 @@
         <w:lastRenderedPageBreak/>
         <w:t xml:space="preserve">Your team is the engineering crew for </w:t>
       </w:r>
+      <w:proofErr w:type="spellStart"/>
       <w:r>
         <w:rPr>
           <w:b/>
@@ -1832,6 +2040,7 @@
         </w:rPr>
         <w:t>PakVista</w:t>
       </w:r>
+      <w:proofErr w:type="spellEnd"/>
       <w:r>
         <w:t xml:space="preserve"> – a static informational website about Pakistan's top five tourist destinations. The site consists of five HTML pages, each dedicated to one destination, plus a shared stylesheet that enforces a consistent visual identity. The website must be built using </w:t>
       </w:r>
@@ -2097,13 +2306,41 @@
             <w:vAlign w:val="center"/>
           </w:tcPr>
           <w:p>
-            <w:r>
-              <w:rPr>
-                <w:color w:val="000000"/>
-                <w:sz w:val="20"/>
-                <w:szCs w:val="20"/>
-              </w:rPr>
-              <w:t>:dev-latest / :dev-&lt;sha&gt;</w:t>
+            <w:proofErr w:type="gramStart"/>
+            <w:r>
+              <w:rPr>
+                <w:color w:val="000000"/>
+                <w:sz w:val="20"/>
+                <w:szCs w:val="20"/>
+              </w:rPr>
+              <w:t>:dev</w:t>
+            </w:r>
+            <w:proofErr w:type="gramEnd"/>
+            <w:r>
+              <w:rPr>
+                <w:color w:val="000000"/>
+                <w:sz w:val="20"/>
+                <w:szCs w:val="20"/>
+              </w:rPr>
+              <w:t xml:space="preserve">-latest </w:t>
+            </w:r>
+            <w:proofErr w:type="gramStart"/>
+            <w:r>
+              <w:rPr>
+                <w:color w:val="000000"/>
+                <w:sz w:val="20"/>
+                <w:szCs w:val="20"/>
+              </w:rPr>
+              <w:t>/ :dev</w:t>
+            </w:r>
+            <w:proofErr w:type="gramEnd"/>
+            <w:r>
+              <w:rPr>
+                <w:color w:val="000000"/>
+                <w:sz w:val="20"/>
+                <w:szCs w:val="20"/>
+              </w:rPr>
+              <w:t>-&lt;sha&gt;</w:t>
             </w:r>
           </w:p>
         </w:tc>
@@ -2126,13 +2363,23 @@
             <w:vAlign w:val="center"/>
           </w:tcPr>
           <w:p>
-            <w:r>
-              <w:rPr>
-                <w:color w:val="000000"/>
-                <w:sz w:val="20"/>
-                <w:szCs w:val="20"/>
-              </w:rPr>
-              <w:t>pakvista-dev (on Render)</w:t>
+            <w:proofErr w:type="spellStart"/>
+            <w:r>
+              <w:rPr>
+                <w:color w:val="000000"/>
+                <w:sz w:val="20"/>
+                <w:szCs w:val="20"/>
+              </w:rPr>
+              <w:t>pakvista</w:t>
+            </w:r>
+            <w:proofErr w:type="spellEnd"/>
+            <w:r>
+              <w:rPr>
+                <w:color w:val="000000"/>
+                <w:sz w:val="20"/>
+                <w:szCs w:val="20"/>
+              </w:rPr>
+              <w:t>-dev (on Render)</w:t>
             </w:r>
           </w:p>
         </w:tc>
@@ -2217,13 +2464,41 @@
             <w:vAlign w:val="center"/>
           </w:tcPr>
           <w:p>
-            <w:r>
-              <w:rPr>
-                <w:color w:val="000000"/>
-                <w:sz w:val="20"/>
-                <w:szCs w:val="20"/>
-              </w:rPr>
-              <w:t>:staging-latest / :staging-&lt;sha&gt;</w:t>
+            <w:proofErr w:type="gramStart"/>
+            <w:r>
+              <w:rPr>
+                <w:color w:val="000000"/>
+                <w:sz w:val="20"/>
+                <w:szCs w:val="20"/>
+              </w:rPr>
+              <w:t>:staging</w:t>
+            </w:r>
+            <w:proofErr w:type="gramEnd"/>
+            <w:r>
+              <w:rPr>
+                <w:color w:val="000000"/>
+                <w:sz w:val="20"/>
+                <w:szCs w:val="20"/>
+              </w:rPr>
+              <w:t xml:space="preserve">-latest </w:t>
+            </w:r>
+            <w:proofErr w:type="gramStart"/>
+            <w:r>
+              <w:rPr>
+                <w:color w:val="000000"/>
+                <w:sz w:val="20"/>
+                <w:szCs w:val="20"/>
+              </w:rPr>
+              <w:t>/ :staging</w:t>
+            </w:r>
+            <w:proofErr w:type="gramEnd"/>
+            <w:r>
+              <w:rPr>
+                <w:color w:val="000000"/>
+                <w:sz w:val="20"/>
+                <w:szCs w:val="20"/>
+              </w:rPr>
+              <w:t>-&lt;sha&gt;</w:t>
             </w:r>
           </w:p>
         </w:tc>
@@ -2246,13 +2521,23 @@
             <w:vAlign w:val="center"/>
           </w:tcPr>
           <w:p>
-            <w:r>
-              <w:rPr>
-                <w:color w:val="000000"/>
-                <w:sz w:val="20"/>
-                <w:szCs w:val="20"/>
-              </w:rPr>
-              <w:t>pakvista-staging (on Render)</w:t>
+            <w:proofErr w:type="spellStart"/>
+            <w:r>
+              <w:rPr>
+                <w:color w:val="000000"/>
+                <w:sz w:val="20"/>
+                <w:szCs w:val="20"/>
+              </w:rPr>
+              <w:t>pakvista</w:t>
+            </w:r>
+            <w:proofErr w:type="spellEnd"/>
+            <w:r>
+              <w:rPr>
+                <w:color w:val="000000"/>
+                <w:sz w:val="20"/>
+                <w:szCs w:val="20"/>
+              </w:rPr>
+              <w:t>-staging (on Render)</w:t>
             </w:r>
           </w:p>
         </w:tc>
@@ -2337,13 +2622,41 @@
             <w:vAlign w:val="center"/>
           </w:tcPr>
           <w:p>
-            <w:r>
-              <w:rPr>
-                <w:color w:val="000000"/>
-                <w:sz w:val="20"/>
-                <w:szCs w:val="20"/>
-              </w:rPr>
-              <w:t>:prod-latest / :prod-&lt;sha&gt;</w:t>
+            <w:proofErr w:type="gramStart"/>
+            <w:r>
+              <w:rPr>
+                <w:color w:val="000000"/>
+                <w:sz w:val="20"/>
+                <w:szCs w:val="20"/>
+              </w:rPr>
+              <w:t>:prod</w:t>
+            </w:r>
+            <w:proofErr w:type="gramEnd"/>
+            <w:r>
+              <w:rPr>
+                <w:color w:val="000000"/>
+                <w:sz w:val="20"/>
+                <w:szCs w:val="20"/>
+              </w:rPr>
+              <w:t xml:space="preserve">-latest </w:t>
+            </w:r>
+            <w:proofErr w:type="gramStart"/>
+            <w:r>
+              <w:rPr>
+                <w:color w:val="000000"/>
+                <w:sz w:val="20"/>
+                <w:szCs w:val="20"/>
+              </w:rPr>
+              <w:t>/ :prod</w:t>
+            </w:r>
+            <w:proofErr w:type="gramEnd"/>
+            <w:r>
+              <w:rPr>
+                <w:color w:val="000000"/>
+                <w:sz w:val="20"/>
+                <w:szCs w:val="20"/>
+              </w:rPr>
+              <w:t>-&lt;sha&gt;</w:t>
             </w:r>
           </w:p>
         </w:tc>
@@ -2366,13 +2679,23 @@
             <w:vAlign w:val="center"/>
           </w:tcPr>
           <w:p>
-            <w:r>
-              <w:rPr>
-                <w:color w:val="000000"/>
-                <w:sz w:val="20"/>
-                <w:szCs w:val="20"/>
-              </w:rPr>
-              <w:t>pakvista-prod (on Render)</w:t>
+            <w:proofErr w:type="spellStart"/>
+            <w:r>
+              <w:rPr>
+                <w:color w:val="000000"/>
+                <w:sz w:val="20"/>
+                <w:szCs w:val="20"/>
+              </w:rPr>
+              <w:t>pakvista</w:t>
+            </w:r>
+            <w:proofErr w:type="spellEnd"/>
+            <w:r>
+              <w:rPr>
+                <w:color w:val="000000"/>
+                <w:sz w:val="20"/>
+                <w:szCs w:val="20"/>
+              </w:rPr>
+              <w:t>-prod (on Render)</w:t>
             </w:r>
           </w:p>
         </w:tc>
@@ -2387,7 +2710,21 @@
         <w:rPr>
           <w:color w:val="000000"/>
         </w:rPr>
-        <w:t>The Team Lead sets up the repository, Dockerfile, shared stylesheet (style.css), and all six CI/CD workflow files. Each team member is individually responsible for building one destination page (HTML + CSS) and authoring one workflow file – either a CI or a CD workflow for any one environment.</w:t>
+        <w:t xml:space="preserve">The Team Lead sets up the repository, </w:t>
+      </w:r>
+      <w:proofErr w:type="spellStart"/>
+      <w:r>
+        <w:rPr>
+          <w:color w:val="000000"/>
+        </w:rPr>
+        <w:t>Dockerfile</w:t>
+      </w:r>
+      <w:proofErr w:type="spellEnd"/>
+      <w:r>
+        <w:rPr>
+          <w:color w:val="000000"/>
+        </w:rPr>
+        <w:t>, shared stylesheet (style.css), and all six CI/CD workflow files. Each team member is individually responsible for building one destination page (HTML + CSS) and authoring one workflow file – either a CI or a CD workflow for any one environment.</w:t>
       </w:r>
     </w:p>
     <w:p/>
@@ -2396,7 +2733,15 @@
         <w:pStyle w:val="Heading2"/>
       </w:pPr>
       <w:r>
-        <w:t>Table 2: PakVista Page Assignment</w:t>
+        <w:t xml:space="preserve">Table 2: </w:t>
+      </w:r>
+      <w:proofErr w:type="spellStart"/>
+      <w:r>
+        <w:t>PakVista</w:t>
+      </w:r>
+      <w:proofErr w:type="spellEnd"/>
+      <w:r>
+        <w:t xml:space="preserve"> Page Assignment</w:t>
       </w:r>
     </w:p>
     <w:tbl>
@@ -2680,7 +3025,25 @@
                 <w:sz w:val="20"/>
                 <w:szCs w:val="20"/>
               </w:rPr>
-              <w:t>A welcoming landing page introducing PakVista, with a hero section, a brief paragraph about Pakistan's tourism, and navigation links to all five destination pages.</w:t>
+              <w:t xml:space="preserve">A welcoming landing page introducing </w:t>
+            </w:r>
+            <w:proofErr w:type="spellStart"/>
+            <w:r>
+              <w:rPr>
+                <w:color w:val="000000"/>
+                <w:sz w:val="20"/>
+                <w:szCs w:val="20"/>
+              </w:rPr>
+              <w:t>PakVista</w:t>
+            </w:r>
+            <w:proofErr w:type="spellEnd"/>
+            <w:r>
+              <w:rPr>
+                <w:color w:val="000000"/>
+                <w:sz w:val="20"/>
+                <w:szCs w:val="20"/>
+              </w:rPr>
+              <w:t>, with a hero section, a brief paragraph about Pakistan's tourism, and navigation links to all five destination pages.</w:t>
             </w:r>
           </w:p>
         </w:tc>
@@ -2930,7 +3293,61 @@
                 <w:sz w:val="20"/>
                 <w:szCs w:val="20"/>
               </w:rPr>
-              <w:t>Dedicated page for Hunza Valley covering Rakaposhi viewpoint, Attabad Lake, and Baltit Fort, with descriptive paragraphs and an HTML-only image placeholder section.</w:t>
+              <w:t xml:space="preserve">Dedicated page for Hunza Valley covering </w:t>
+            </w:r>
+            <w:proofErr w:type="spellStart"/>
+            <w:r>
+              <w:rPr>
+                <w:color w:val="000000"/>
+                <w:sz w:val="20"/>
+                <w:szCs w:val="20"/>
+              </w:rPr>
+              <w:t>Rakaposhi</w:t>
+            </w:r>
+            <w:proofErr w:type="spellEnd"/>
+            <w:r>
+              <w:rPr>
+                <w:color w:val="000000"/>
+                <w:sz w:val="20"/>
+                <w:szCs w:val="20"/>
+              </w:rPr>
+              <w:t xml:space="preserve"> viewpoint, </w:t>
+            </w:r>
+            <w:proofErr w:type="spellStart"/>
+            <w:r>
+              <w:rPr>
+                <w:color w:val="000000"/>
+                <w:sz w:val="20"/>
+                <w:szCs w:val="20"/>
+              </w:rPr>
+              <w:t>Attabad</w:t>
+            </w:r>
+            <w:proofErr w:type="spellEnd"/>
+            <w:r>
+              <w:rPr>
+                <w:color w:val="000000"/>
+                <w:sz w:val="20"/>
+                <w:szCs w:val="20"/>
+              </w:rPr>
+              <w:t xml:space="preserve"> Lake, and </w:t>
+            </w:r>
+            <w:proofErr w:type="spellStart"/>
+            <w:r>
+              <w:rPr>
+                <w:color w:val="000000"/>
+                <w:sz w:val="20"/>
+                <w:szCs w:val="20"/>
+              </w:rPr>
+              <w:t>Baltit</w:t>
+            </w:r>
+            <w:proofErr w:type="spellEnd"/>
+            <w:r>
+              <w:rPr>
+                <w:color w:val="000000"/>
+                <w:sz w:val="20"/>
+                <w:szCs w:val="20"/>
+              </w:rPr>
+              <w:t xml:space="preserve"> Fort, with descriptive paragraphs and an HTML-only image placeholder section.</w:t>
             </w:r>
           </w:p>
         </w:tc>
@@ -3055,7 +3472,25 @@
                 <w:sz w:val="20"/>
                 <w:szCs w:val="20"/>
               </w:rPr>
-              <w:t>Dedicated page for Karachi covering Clifton Beach, Mohatta Palace, and the Pakistan Maritime Museum, with descriptive paragraphs and an HTML-only image placeholder section.</w:t>
+              <w:t xml:space="preserve">Dedicated page for Karachi covering Clifton Beach, </w:t>
+            </w:r>
+            <w:proofErr w:type="spellStart"/>
+            <w:r>
+              <w:rPr>
+                <w:color w:val="000000"/>
+                <w:sz w:val="20"/>
+                <w:szCs w:val="20"/>
+              </w:rPr>
+              <w:t>Mohatta</w:t>
+            </w:r>
+            <w:proofErr w:type="spellEnd"/>
+            <w:r>
+              <w:rPr>
+                <w:color w:val="000000"/>
+                <w:sz w:val="20"/>
+                <w:szCs w:val="20"/>
+              </w:rPr>
+              <w:t xml:space="preserve"> Palace, and the Pakistan Maritime Museum, with descriptive paragraphs and an HTML-only image placeholder section.</w:t>
             </w:r>
           </w:p>
         </w:tc>
@@ -3466,8 +3901,42 @@
                 <w:sz w:val="20"/>
                 <w:szCs w:val="20"/>
               </w:rPr>
-              <w:t>.github/workflows/ci-dev.yml</w:t>
-            </w:r>
+              <w:t>.</w:t>
+            </w:r>
+            <w:proofErr w:type="spellStart"/>
+            <w:r>
+              <w:rPr>
+                <w:b/>
+                <w:bCs/>
+                <w:color w:val="000000"/>
+                <w:sz w:val="20"/>
+                <w:szCs w:val="20"/>
+              </w:rPr>
+              <w:t>github</w:t>
+            </w:r>
+            <w:proofErr w:type="spellEnd"/>
+            <w:r>
+              <w:rPr>
+                <w:b/>
+                <w:bCs/>
+                <w:color w:val="000000"/>
+                <w:sz w:val="20"/>
+                <w:szCs w:val="20"/>
+              </w:rPr>
+              <w:t>/workflows/ci-</w:t>
+            </w:r>
+            <w:proofErr w:type="spellStart"/>
+            <w:r>
+              <w:rPr>
+                <w:b/>
+                <w:bCs/>
+                <w:color w:val="000000"/>
+                <w:sz w:val="20"/>
+                <w:szCs w:val="20"/>
+              </w:rPr>
+              <w:t>dev.yml</w:t>
+            </w:r>
+            <w:proofErr w:type="spellEnd"/>
           </w:p>
         </w:tc>
         <w:tc>
@@ -3518,13 +3987,23 @@
             <w:vAlign w:val="center"/>
           </w:tcPr>
           <w:p>
-            <w:r>
-              <w:rPr>
-                <w:color w:val="000000"/>
-                <w:sz w:val="20"/>
-                <w:szCs w:val="20"/>
-              </w:rPr>
-              <w:t>pull_request → develop</w:t>
+            <w:proofErr w:type="spellStart"/>
+            <w:r>
+              <w:rPr>
+                <w:color w:val="000000"/>
+                <w:sz w:val="20"/>
+                <w:szCs w:val="20"/>
+              </w:rPr>
+              <w:t>pull_request</w:t>
+            </w:r>
+            <w:proofErr w:type="spellEnd"/>
+            <w:r>
+              <w:rPr>
+                <w:color w:val="000000"/>
+                <w:sz w:val="20"/>
+                <w:szCs w:val="20"/>
+              </w:rPr>
+              <w:t xml:space="preserve"> → develop</w:t>
             </w:r>
           </w:p>
         </w:tc>
@@ -3569,7 +4048,43 @@
                 <w:sz w:val="20"/>
                 <w:szCs w:val="20"/>
               </w:rPr>
-              <w:t xml:space="preserve"> Docker Login, Build, Tag (:dev-latest, :dev-&lt;sha&gt;), Push to Docker Hub.</w:t>
+              <w:t xml:space="preserve"> Docker Login, Build, Tag </w:t>
+            </w:r>
+            <w:proofErr w:type="gramStart"/>
+            <w:r>
+              <w:rPr>
+                <w:color w:val="000000"/>
+                <w:sz w:val="20"/>
+                <w:szCs w:val="20"/>
+              </w:rPr>
+              <w:t>(:dev</w:t>
+            </w:r>
+            <w:proofErr w:type="gramEnd"/>
+            <w:r>
+              <w:rPr>
+                <w:color w:val="000000"/>
+                <w:sz w:val="20"/>
+                <w:szCs w:val="20"/>
+              </w:rPr>
+              <w:t>-latest</w:t>
+            </w:r>
+            <w:proofErr w:type="gramStart"/>
+            <w:r>
+              <w:rPr>
+                <w:color w:val="000000"/>
+                <w:sz w:val="20"/>
+                <w:szCs w:val="20"/>
+              </w:rPr>
+              <w:t>, :dev</w:t>
+            </w:r>
+            <w:proofErr w:type="gramEnd"/>
+            <w:r>
+              <w:rPr>
+                <w:color w:val="000000"/>
+                <w:sz w:val="20"/>
+                <w:szCs w:val="20"/>
+              </w:rPr>
+              <w:t>-&lt;sha&gt;), Push to Docker Hub.</w:t>
             </w:r>
           </w:p>
         </w:tc>
@@ -3636,8 +4151,42 @@
                 <w:sz w:val="20"/>
                 <w:szCs w:val="20"/>
               </w:rPr>
-              <w:t>.github/workflows/cd-dev.yml</w:t>
-            </w:r>
+              <w:t>.</w:t>
+            </w:r>
+            <w:proofErr w:type="spellStart"/>
+            <w:r>
+              <w:rPr>
+                <w:b/>
+                <w:bCs/>
+                <w:color w:val="000000"/>
+                <w:sz w:val="20"/>
+                <w:szCs w:val="20"/>
+              </w:rPr>
+              <w:t>github</w:t>
+            </w:r>
+            <w:proofErr w:type="spellEnd"/>
+            <w:r>
+              <w:rPr>
+                <w:b/>
+                <w:bCs/>
+                <w:color w:val="000000"/>
+                <w:sz w:val="20"/>
+                <w:szCs w:val="20"/>
+              </w:rPr>
+              <w:t>/workflows/cd-</w:t>
+            </w:r>
+            <w:proofErr w:type="spellStart"/>
+            <w:r>
+              <w:rPr>
+                <w:b/>
+                <w:bCs/>
+                <w:color w:val="000000"/>
+                <w:sz w:val="20"/>
+                <w:szCs w:val="20"/>
+              </w:rPr>
+              <w:t>dev.yml</w:t>
+            </w:r>
+            <w:proofErr w:type="spellEnd"/>
           </w:p>
         </w:tc>
         <w:tc>
@@ -3790,8 +4339,42 @@
                 <w:sz w:val="20"/>
                 <w:szCs w:val="20"/>
               </w:rPr>
-              <w:t>.github/workflows/ci-staging.yml</w:t>
-            </w:r>
+              <w:t>.</w:t>
+            </w:r>
+            <w:proofErr w:type="spellStart"/>
+            <w:r>
+              <w:rPr>
+                <w:b/>
+                <w:bCs/>
+                <w:color w:val="000000"/>
+                <w:sz w:val="20"/>
+                <w:szCs w:val="20"/>
+              </w:rPr>
+              <w:t>github</w:t>
+            </w:r>
+            <w:proofErr w:type="spellEnd"/>
+            <w:r>
+              <w:rPr>
+                <w:b/>
+                <w:bCs/>
+                <w:color w:val="000000"/>
+                <w:sz w:val="20"/>
+                <w:szCs w:val="20"/>
+              </w:rPr>
+              <w:t>/workflows/ci-</w:t>
+            </w:r>
+            <w:proofErr w:type="spellStart"/>
+            <w:r>
+              <w:rPr>
+                <w:b/>
+                <w:bCs/>
+                <w:color w:val="000000"/>
+                <w:sz w:val="20"/>
+                <w:szCs w:val="20"/>
+              </w:rPr>
+              <w:t>staging.yml</w:t>
+            </w:r>
+            <w:proofErr w:type="spellEnd"/>
           </w:p>
         </w:tc>
         <w:tc>
@@ -3842,13 +4425,23 @@
             <w:vAlign w:val="center"/>
           </w:tcPr>
           <w:p>
-            <w:r>
-              <w:rPr>
-                <w:color w:val="000000"/>
-                <w:sz w:val="20"/>
-                <w:szCs w:val="20"/>
-              </w:rPr>
-              <w:t>pull_request → staging</w:t>
+            <w:proofErr w:type="spellStart"/>
+            <w:r>
+              <w:rPr>
+                <w:color w:val="000000"/>
+                <w:sz w:val="20"/>
+                <w:szCs w:val="20"/>
+              </w:rPr>
+              <w:t>pull_request</w:t>
+            </w:r>
+            <w:proofErr w:type="spellEnd"/>
+            <w:r>
+              <w:rPr>
+                <w:color w:val="000000"/>
+                <w:sz w:val="20"/>
+                <w:szCs w:val="20"/>
+              </w:rPr>
+              <w:t xml:space="preserve"> → staging</w:t>
             </w:r>
           </w:p>
         </w:tc>
@@ -3893,7 +4486,43 @@
                 <w:sz w:val="20"/>
                 <w:szCs w:val="20"/>
               </w:rPr>
-              <w:t>Docker Login, Build, Tag (:staging-latest, :staging-&lt;sha&gt;), Push to Docker Hub.</w:t>
+              <w:t xml:space="preserve">Docker Login, Build, Tag </w:t>
+            </w:r>
+            <w:proofErr w:type="gramStart"/>
+            <w:r>
+              <w:rPr>
+                <w:color w:val="000000"/>
+                <w:sz w:val="20"/>
+                <w:szCs w:val="20"/>
+              </w:rPr>
+              <w:t>(:staging</w:t>
+            </w:r>
+            <w:proofErr w:type="gramEnd"/>
+            <w:r>
+              <w:rPr>
+                <w:color w:val="000000"/>
+                <w:sz w:val="20"/>
+                <w:szCs w:val="20"/>
+              </w:rPr>
+              <w:t>-latest</w:t>
+            </w:r>
+            <w:proofErr w:type="gramStart"/>
+            <w:r>
+              <w:rPr>
+                <w:color w:val="000000"/>
+                <w:sz w:val="20"/>
+                <w:szCs w:val="20"/>
+              </w:rPr>
+              <w:t>, :staging</w:t>
+            </w:r>
+            <w:proofErr w:type="gramEnd"/>
+            <w:r>
+              <w:rPr>
+                <w:color w:val="000000"/>
+                <w:sz w:val="20"/>
+                <w:szCs w:val="20"/>
+              </w:rPr>
+              <w:t>-&lt;sha&gt;), Push to Docker Hub.</w:t>
             </w:r>
           </w:p>
         </w:tc>
@@ -3960,8 +4589,42 @@
                 <w:sz w:val="20"/>
                 <w:szCs w:val="20"/>
               </w:rPr>
-              <w:t>.github/workflows/cd-staging.yml</w:t>
-            </w:r>
+              <w:t>.</w:t>
+            </w:r>
+            <w:proofErr w:type="spellStart"/>
+            <w:r>
+              <w:rPr>
+                <w:b/>
+                <w:bCs/>
+                <w:color w:val="000000"/>
+                <w:sz w:val="20"/>
+                <w:szCs w:val="20"/>
+              </w:rPr>
+              <w:t>github</w:t>
+            </w:r>
+            <w:proofErr w:type="spellEnd"/>
+            <w:r>
+              <w:rPr>
+                <w:b/>
+                <w:bCs/>
+                <w:color w:val="000000"/>
+                <w:sz w:val="20"/>
+                <w:szCs w:val="20"/>
+              </w:rPr>
+              <w:t>/workflows/cd-</w:t>
+            </w:r>
+            <w:proofErr w:type="spellStart"/>
+            <w:r>
+              <w:rPr>
+                <w:b/>
+                <w:bCs/>
+                <w:color w:val="000000"/>
+                <w:sz w:val="20"/>
+                <w:szCs w:val="20"/>
+              </w:rPr>
+              <w:t>staging.yml</w:t>
+            </w:r>
+            <w:proofErr w:type="spellEnd"/>
           </w:p>
         </w:tc>
         <w:tc>
@@ -4114,8 +4777,42 @@
                 <w:sz w:val="20"/>
                 <w:szCs w:val="20"/>
               </w:rPr>
-              <w:t>.github/workflows/ci-prod.yml</w:t>
-            </w:r>
+              <w:t>.</w:t>
+            </w:r>
+            <w:proofErr w:type="spellStart"/>
+            <w:r>
+              <w:rPr>
+                <w:b/>
+                <w:bCs/>
+                <w:color w:val="000000"/>
+                <w:sz w:val="20"/>
+                <w:szCs w:val="20"/>
+              </w:rPr>
+              <w:t>github</w:t>
+            </w:r>
+            <w:proofErr w:type="spellEnd"/>
+            <w:r>
+              <w:rPr>
+                <w:b/>
+                <w:bCs/>
+                <w:color w:val="000000"/>
+                <w:sz w:val="20"/>
+                <w:szCs w:val="20"/>
+              </w:rPr>
+              <w:t>/workflows/ci-</w:t>
+            </w:r>
+            <w:proofErr w:type="spellStart"/>
+            <w:r>
+              <w:rPr>
+                <w:b/>
+                <w:bCs/>
+                <w:color w:val="000000"/>
+                <w:sz w:val="20"/>
+                <w:szCs w:val="20"/>
+              </w:rPr>
+              <w:t>prod.yml</w:t>
+            </w:r>
+            <w:proofErr w:type="spellEnd"/>
           </w:p>
         </w:tc>
         <w:tc>
@@ -4166,13 +4863,23 @@
             <w:vAlign w:val="center"/>
           </w:tcPr>
           <w:p>
-            <w:r>
-              <w:rPr>
-                <w:color w:val="000000"/>
-                <w:sz w:val="20"/>
-                <w:szCs w:val="20"/>
-              </w:rPr>
-              <w:t>pull_request → main</w:t>
+            <w:proofErr w:type="spellStart"/>
+            <w:r>
+              <w:rPr>
+                <w:color w:val="000000"/>
+                <w:sz w:val="20"/>
+                <w:szCs w:val="20"/>
+              </w:rPr>
+              <w:t>pull_request</w:t>
+            </w:r>
+            <w:proofErr w:type="spellEnd"/>
+            <w:r>
+              <w:rPr>
+                <w:color w:val="000000"/>
+                <w:sz w:val="20"/>
+                <w:szCs w:val="20"/>
+              </w:rPr>
+              <w:t xml:space="preserve"> → main</w:t>
             </w:r>
           </w:p>
         </w:tc>
@@ -4217,7 +4924,43 @@
                 <w:sz w:val="20"/>
                 <w:szCs w:val="20"/>
               </w:rPr>
-              <w:t>Docker Login, Build, Tag (:prod-latest, :prod-&lt;sha&gt;), Push to Docker Hub.</w:t>
+              <w:t xml:space="preserve">Docker Login, Build, Tag </w:t>
+            </w:r>
+            <w:proofErr w:type="gramStart"/>
+            <w:r>
+              <w:rPr>
+                <w:color w:val="000000"/>
+                <w:sz w:val="20"/>
+                <w:szCs w:val="20"/>
+              </w:rPr>
+              <w:t>(:prod</w:t>
+            </w:r>
+            <w:proofErr w:type="gramEnd"/>
+            <w:r>
+              <w:rPr>
+                <w:color w:val="000000"/>
+                <w:sz w:val="20"/>
+                <w:szCs w:val="20"/>
+              </w:rPr>
+              <w:t>-latest</w:t>
+            </w:r>
+            <w:proofErr w:type="gramStart"/>
+            <w:r>
+              <w:rPr>
+                <w:color w:val="000000"/>
+                <w:sz w:val="20"/>
+                <w:szCs w:val="20"/>
+              </w:rPr>
+              <w:t>, :prod</w:t>
+            </w:r>
+            <w:proofErr w:type="gramEnd"/>
+            <w:r>
+              <w:rPr>
+                <w:color w:val="000000"/>
+                <w:sz w:val="20"/>
+                <w:szCs w:val="20"/>
+              </w:rPr>
+              <w:t>-&lt;sha&gt;), Push to Docker Hub.</w:t>
             </w:r>
           </w:p>
         </w:tc>
@@ -4284,8 +5027,42 @@
                 <w:sz w:val="20"/>
                 <w:szCs w:val="20"/>
               </w:rPr>
-              <w:t>.github/workflows/cd-prod.yml</w:t>
-            </w:r>
+              <w:t>.</w:t>
+            </w:r>
+            <w:proofErr w:type="spellStart"/>
+            <w:r>
+              <w:rPr>
+                <w:b/>
+                <w:bCs/>
+                <w:color w:val="000000"/>
+                <w:sz w:val="20"/>
+                <w:szCs w:val="20"/>
+              </w:rPr>
+              <w:t>github</w:t>
+            </w:r>
+            <w:proofErr w:type="spellEnd"/>
+            <w:r>
+              <w:rPr>
+                <w:b/>
+                <w:bCs/>
+                <w:color w:val="000000"/>
+                <w:sz w:val="20"/>
+                <w:szCs w:val="20"/>
+              </w:rPr>
+              <w:t>/workflows/cd-</w:t>
+            </w:r>
+            <w:proofErr w:type="spellStart"/>
+            <w:r>
+              <w:rPr>
+                <w:b/>
+                <w:bCs/>
+                <w:color w:val="000000"/>
+                <w:sz w:val="20"/>
+                <w:szCs w:val="20"/>
+              </w:rPr>
+              <w:t>prod.yml</w:t>
+            </w:r>
+            <w:proofErr w:type="spellEnd"/>
           </w:p>
         </w:tc>
         <w:tc>
@@ -4394,7 +5171,21 @@
         <w:rPr>
           <w:color w:val="000000"/>
         </w:rPr>
-        <w:t>Each team member independently follows the complete GitFlow for their assigned page and workflow file:</w:t>
+        <w:t xml:space="preserve">Each team member independently follows the complete </w:t>
+      </w:r>
+      <w:proofErr w:type="spellStart"/>
+      <w:r>
+        <w:rPr>
+          <w:color w:val="000000"/>
+        </w:rPr>
+        <w:t>GitFlow</w:t>
+      </w:r>
+      <w:proofErr w:type="spellEnd"/>
+      <w:r>
+        <w:rPr>
+          <w:color w:val="000000"/>
+        </w:rPr>
+        <w:t xml:space="preserve"> for their assigned page and workflow file:</w:t>
       </w:r>
     </w:p>
     <w:p>
@@ -4427,7 +5218,67 @@
           <w:sz w:val="20"/>
           <w:szCs w:val="20"/>
         </w:rPr>
-        <w:t>feature/&lt;github-username&gt;/&lt;page-name&gt;   (e.g., feature/sara-malik/lahore)</w:t>
+        <w:t>feature/&lt;</w:t>
+      </w:r>
+      <w:proofErr w:type="spellStart"/>
+      <w:r>
+        <w:rPr>
+          <w:rFonts w:ascii="Courier New" w:eastAsia="Courier New" w:hAnsi="Courier New" w:cs="Courier New"/>
+          <w:color w:val="C7254E"/>
+          <w:sz w:val="20"/>
+          <w:szCs w:val="20"/>
+        </w:rPr>
+        <w:t>github</w:t>
+      </w:r>
+      <w:proofErr w:type="spellEnd"/>
+      <w:r>
+        <w:rPr>
+          <w:rFonts w:ascii="Courier New" w:eastAsia="Courier New" w:hAnsi="Courier New" w:cs="Courier New"/>
+          <w:color w:val="C7254E"/>
+          <w:sz w:val="20"/>
+          <w:szCs w:val="20"/>
+        </w:rPr>
+        <w:t>-username&gt;/&lt;page-name&gt;</w:t>
+      </w:r>
+      <w:proofErr w:type="gramStart"/>
+      <w:r>
+        <w:rPr>
+          <w:rFonts w:ascii="Courier New" w:eastAsia="Courier New" w:hAnsi="Courier New" w:cs="Courier New"/>
+          <w:color w:val="C7254E"/>
+          <w:sz w:val="20"/>
+          <w:szCs w:val="20"/>
+        </w:rPr>
+        <w:t xml:space="preserve">   (</w:t>
+      </w:r>
+      <w:proofErr w:type="gramEnd"/>
+      <w:r>
+        <w:rPr>
+          <w:rFonts w:ascii="Courier New" w:eastAsia="Courier New" w:hAnsi="Courier New" w:cs="Courier New"/>
+          <w:color w:val="C7254E"/>
+          <w:sz w:val="20"/>
+          <w:szCs w:val="20"/>
+        </w:rPr>
+        <w:t>e.g., feature/sara-malik/</w:t>
+      </w:r>
+      <w:proofErr w:type="spellStart"/>
+      <w:r>
+        <w:rPr>
+          <w:rFonts w:ascii="Courier New" w:eastAsia="Courier New" w:hAnsi="Courier New" w:cs="Courier New"/>
+          <w:color w:val="C7254E"/>
+          <w:sz w:val="20"/>
+          <w:szCs w:val="20"/>
+        </w:rPr>
+        <w:t>lahore</w:t>
+      </w:r>
+      <w:proofErr w:type="spellEnd"/>
+      <w:r>
+        <w:rPr>
+          <w:rFonts w:ascii="Courier New" w:eastAsia="Courier New" w:hAnsi="Courier New" w:cs="Courier New"/>
+          <w:color w:val="C7254E"/>
+          <w:sz w:val="20"/>
+          <w:szCs w:val="20"/>
+        </w:rPr>
+        <w:t>)</w:t>
       </w:r>
     </w:p>
     <w:p>
@@ -4459,7 +5310,29 @@
         <w:rPr>
           <w:color w:val="000000"/>
         </w:rPr>
-        <w:t>Author the assigned workflow file (Table 3) in .github/workflows/. The workflow must be syntactically correct YAML.</w:t>
+        <w:t xml:space="preserve">Author the assigned workflow file (Table 3) </w:t>
+      </w:r>
+      <w:proofErr w:type="gramStart"/>
+      <w:r>
+        <w:rPr>
+          <w:color w:val="000000"/>
+        </w:rPr>
+        <w:t>in .</w:t>
+      </w:r>
+      <w:proofErr w:type="spellStart"/>
+      <w:r>
+        <w:rPr>
+          <w:color w:val="000000"/>
+        </w:rPr>
+        <w:t>github</w:t>
+      </w:r>
+      <w:proofErr w:type="spellEnd"/>
+      <w:proofErr w:type="gramEnd"/>
+      <w:r>
+        <w:rPr>
+          <w:color w:val="000000"/>
+        </w:rPr>
+        <w:t>/workflows/. The workflow must be syntactically correct YAML.</w:t>
       </w:r>
     </w:p>
     <w:p>
@@ -4491,7 +5364,21 @@
         <w:rPr>
           <w:color w:val="000000"/>
         </w:rPr>
-        <w:t>Open a Pull Request (PR) targeting the develop branch. The CI workflow for the development environment (ci-dev.yml) fires automatically. Verify all steps pass.</w:t>
+        <w:t>Open a Pull Request (PR) targeting the develop branch. The CI workflow for the development environment (ci-</w:t>
+      </w:r>
+      <w:proofErr w:type="spellStart"/>
+      <w:r>
+        <w:rPr>
+          <w:color w:val="000000"/>
+        </w:rPr>
+        <w:t>dev.yml</w:t>
+      </w:r>
+      <w:proofErr w:type="spellEnd"/>
+      <w:r>
+        <w:rPr>
+          <w:color w:val="000000"/>
+        </w:rPr>
+        <w:t>) fires automatically. Verify all steps pass.</w:t>
       </w:r>
     </w:p>
     <w:p>
@@ -4507,7 +5394,21 @@
         <w:rPr>
           <w:color w:val="000000"/>
         </w:rPr>
-        <w:t>Request a review from the Team Lead. Once CI passes and the PR is approved, the Team Lead merges it. The merge triggers the CD pipeline (cd-dev.yml) and deploys the updated site to the Render development service.</w:t>
+        <w:t>Request a review from the Team Lead. Once CI passes and the PR is approved, the Team Lead merges it. The merge triggers the CD pipeline (cd-</w:t>
+      </w:r>
+      <w:proofErr w:type="spellStart"/>
+      <w:r>
+        <w:rPr>
+          <w:color w:val="000000"/>
+        </w:rPr>
+        <w:t>dev.yml</w:t>
+      </w:r>
+      <w:proofErr w:type="spellEnd"/>
+      <w:r>
+        <w:rPr>
+          <w:color w:val="000000"/>
+        </w:rPr>
+        <w:t>) and deploys the updated site to the Render development service.</w:t>
       </w:r>
     </w:p>
     <w:p/>
@@ -4534,7 +5435,107 @@
           <w:sz w:val="19"/>
           <w:szCs w:val="19"/>
         </w:rPr>
-        <w:t>Feature Branch → PR to develop → ci-dev.yml builds &amp; pushes :dev-latest → PR merged → push on develop → cd-dev.yml deploys to pakvista-dev on Render → Live PakVista Development updated.</w:t>
+        <w:t>Feature Branch → PR to develop → ci-</w:t>
+      </w:r>
+      <w:proofErr w:type="spellStart"/>
+      <w:r>
+        <w:rPr>
+          <w:rFonts w:ascii="Courier New" w:eastAsia="Courier New" w:hAnsi="Courier New" w:cs="Courier New"/>
+          <w:color w:val="1F3864"/>
+          <w:sz w:val="19"/>
+          <w:szCs w:val="19"/>
+        </w:rPr>
+        <w:t>dev.yml</w:t>
+      </w:r>
+      <w:proofErr w:type="spellEnd"/>
+      <w:r>
+        <w:rPr>
+          <w:rFonts w:ascii="Courier New" w:eastAsia="Courier New" w:hAnsi="Courier New" w:cs="Courier New"/>
+          <w:color w:val="1F3864"/>
+          <w:sz w:val="19"/>
+          <w:szCs w:val="19"/>
+        </w:rPr>
+        <w:t xml:space="preserve"> builds &amp; </w:t>
+      </w:r>
+      <w:proofErr w:type="gramStart"/>
+      <w:r>
+        <w:rPr>
+          <w:rFonts w:ascii="Courier New" w:eastAsia="Courier New" w:hAnsi="Courier New" w:cs="Courier New"/>
+          <w:color w:val="1F3864"/>
+          <w:sz w:val="19"/>
+          <w:szCs w:val="19"/>
+        </w:rPr>
+        <w:t>pushes :dev</w:t>
+      </w:r>
+      <w:proofErr w:type="gramEnd"/>
+      <w:r>
+        <w:rPr>
+          <w:rFonts w:ascii="Courier New" w:eastAsia="Courier New" w:hAnsi="Courier New" w:cs="Courier New"/>
+          <w:color w:val="1F3864"/>
+          <w:sz w:val="19"/>
+          <w:szCs w:val="19"/>
+        </w:rPr>
+        <w:t>-latest → PR merged → push on develop → cd-</w:t>
+      </w:r>
+      <w:proofErr w:type="spellStart"/>
+      <w:r>
+        <w:rPr>
+          <w:rFonts w:ascii="Courier New" w:eastAsia="Courier New" w:hAnsi="Courier New" w:cs="Courier New"/>
+          <w:color w:val="1F3864"/>
+          <w:sz w:val="19"/>
+          <w:szCs w:val="19"/>
+        </w:rPr>
+        <w:t>dev.yml</w:t>
+      </w:r>
+      <w:proofErr w:type="spellEnd"/>
+      <w:r>
+        <w:rPr>
+          <w:rFonts w:ascii="Courier New" w:eastAsia="Courier New" w:hAnsi="Courier New" w:cs="Courier New"/>
+          <w:color w:val="1F3864"/>
+          <w:sz w:val="19"/>
+          <w:szCs w:val="19"/>
+        </w:rPr>
+        <w:t xml:space="preserve"> deploys to </w:t>
+      </w:r>
+      <w:proofErr w:type="spellStart"/>
+      <w:r>
+        <w:rPr>
+          <w:rFonts w:ascii="Courier New" w:eastAsia="Courier New" w:hAnsi="Courier New" w:cs="Courier New"/>
+          <w:color w:val="1F3864"/>
+          <w:sz w:val="19"/>
+          <w:szCs w:val="19"/>
+        </w:rPr>
+        <w:t>pakvista</w:t>
+      </w:r>
+      <w:proofErr w:type="spellEnd"/>
+      <w:r>
+        <w:rPr>
+          <w:rFonts w:ascii="Courier New" w:eastAsia="Courier New" w:hAnsi="Courier New" w:cs="Courier New"/>
+          <w:color w:val="1F3864"/>
+          <w:sz w:val="19"/>
+          <w:szCs w:val="19"/>
+        </w:rPr>
+        <w:t xml:space="preserve">-dev on Render → Live </w:t>
+      </w:r>
+      <w:proofErr w:type="spellStart"/>
+      <w:r>
+        <w:rPr>
+          <w:rFonts w:ascii="Courier New" w:eastAsia="Courier New" w:hAnsi="Courier New" w:cs="Courier New"/>
+          <w:color w:val="1F3864"/>
+          <w:sz w:val="19"/>
+          <w:szCs w:val="19"/>
+        </w:rPr>
+        <w:t>PakVista</w:t>
+      </w:r>
+      <w:proofErr w:type="spellEnd"/>
+      <w:r>
+        <w:rPr>
+          <w:rFonts w:ascii="Courier New" w:eastAsia="Courier New" w:hAnsi="Courier New" w:cs="Courier New"/>
+          <w:color w:val="1F3864"/>
+          <w:sz w:val="19"/>
+          <w:szCs w:val="19"/>
+        </w:rPr>
+        <w:t xml:space="preserve"> Development updated.</w:t>
       </w:r>
     </w:p>
     <w:p/>
@@ -4568,8 +5569,13 @@
       <w:pPr>
         <w:pStyle w:val="Heading2"/>
       </w:pPr>
-      <w:r>
-        <w:t>5.1  Create the GitHub Repository</w:t>
+      <w:proofErr w:type="gramStart"/>
+      <w:r>
+        <w:t>5.1  Create</w:t>
+      </w:r>
+      <w:proofErr w:type="gramEnd"/>
+      <w:r>
+        <w:t xml:space="preserve"> the GitHub Repository</w:t>
       </w:r>
     </w:p>
     <w:p>
@@ -4585,7 +5591,21 @@
         <w:rPr>
           <w:color w:val="000000"/>
         </w:rPr>
-        <w:t>Create a new public GitHub repository named pakvista-cicd (or a name agreed by the team). Do NOT clone or fork any existing repository.</w:t>
+        <w:t xml:space="preserve">Create a new public GitHub repository named </w:t>
+      </w:r>
+      <w:proofErr w:type="spellStart"/>
+      <w:r>
+        <w:rPr>
+          <w:color w:val="000000"/>
+        </w:rPr>
+        <w:t>pakvista-cicd</w:t>
+      </w:r>
+      <w:proofErr w:type="spellEnd"/>
+      <w:r>
+        <w:rPr>
+          <w:color w:val="000000"/>
+        </w:rPr>
+        <w:t xml:space="preserve"> (or a name agreed by the team). Do NOT clone or fork any existing repository.</w:t>
       </w:r>
     </w:p>
     <w:p>
@@ -4719,8 +5739,13 @@
       <w:pPr>
         <w:pStyle w:val="Heading2"/>
       </w:pPr>
-      <w:r>
-        <w:t>5.2  Create Render Services</w:t>
+      <w:proofErr w:type="gramStart"/>
+      <w:r>
+        <w:t>5.2  Create</w:t>
+      </w:r>
+      <w:proofErr w:type="gramEnd"/>
+      <w:r>
+        <w:t xml:space="preserve"> Render Services</w:t>
       </w:r>
     </w:p>
     <w:p>
@@ -4916,15 +5941,27 @@
             <w:vAlign w:val="center"/>
           </w:tcPr>
           <w:p>
-            <w:r>
-              <w:rPr>
-                <w:b/>
-                <w:bCs/>
-                <w:color w:val="000000"/>
-                <w:sz w:val="20"/>
-                <w:szCs w:val="20"/>
-              </w:rPr>
-              <w:t>pakvista-dev</w:t>
+            <w:proofErr w:type="spellStart"/>
+            <w:r>
+              <w:rPr>
+                <w:b/>
+                <w:bCs/>
+                <w:color w:val="000000"/>
+                <w:sz w:val="20"/>
+                <w:szCs w:val="20"/>
+              </w:rPr>
+              <w:t>pakvista</w:t>
+            </w:r>
+            <w:proofErr w:type="spellEnd"/>
+            <w:r>
+              <w:rPr>
+                <w:b/>
+                <w:bCs/>
+                <w:color w:val="000000"/>
+                <w:sz w:val="20"/>
+                <w:szCs w:val="20"/>
+              </w:rPr>
+              <w:t>-dev</w:t>
             </w:r>
           </w:p>
         </w:tc>
@@ -4947,13 +5984,23 @@
             <w:vAlign w:val="center"/>
           </w:tcPr>
           <w:p>
-            <w:r>
-              <w:rPr>
-                <w:color w:val="000000"/>
-                <w:sz w:val="20"/>
-                <w:szCs w:val="20"/>
-              </w:rPr>
-              <w:t>:dev-latest</w:t>
+            <w:proofErr w:type="gramStart"/>
+            <w:r>
+              <w:rPr>
+                <w:color w:val="000000"/>
+                <w:sz w:val="20"/>
+                <w:szCs w:val="20"/>
+              </w:rPr>
+              <w:t>:dev</w:t>
+            </w:r>
+            <w:proofErr w:type="gramEnd"/>
+            <w:r>
+              <w:rPr>
+                <w:color w:val="000000"/>
+                <w:sz w:val="20"/>
+                <w:szCs w:val="20"/>
+              </w:rPr>
+              <w:t>-latest</w:t>
             </w:r>
           </w:p>
         </w:tc>
@@ -5036,15 +6083,27 @@
             <w:vAlign w:val="center"/>
           </w:tcPr>
           <w:p>
-            <w:r>
-              <w:rPr>
-                <w:b/>
-                <w:bCs/>
-                <w:color w:val="000000"/>
-                <w:sz w:val="20"/>
-                <w:szCs w:val="20"/>
-              </w:rPr>
-              <w:t>pakvista-staging</w:t>
+            <w:proofErr w:type="spellStart"/>
+            <w:r>
+              <w:rPr>
+                <w:b/>
+                <w:bCs/>
+                <w:color w:val="000000"/>
+                <w:sz w:val="20"/>
+                <w:szCs w:val="20"/>
+              </w:rPr>
+              <w:t>pakvista</w:t>
+            </w:r>
+            <w:proofErr w:type="spellEnd"/>
+            <w:r>
+              <w:rPr>
+                <w:b/>
+                <w:bCs/>
+                <w:color w:val="000000"/>
+                <w:sz w:val="20"/>
+                <w:szCs w:val="20"/>
+              </w:rPr>
+              <w:t>-staging</w:t>
             </w:r>
           </w:p>
         </w:tc>
@@ -5067,13 +6126,23 @@
             <w:vAlign w:val="center"/>
           </w:tcPr>
           <w:p>
-            <w:r>
-              <w:rPr>
-                <w:color w:val="000000"/>
-                <w:sz w:val="20"/>
-                <w:szCs w:val="20"/>
-              </w:rPr>
-              <w:t>:staging-latest</w:t>
+            <w:proofErr w:type="gramStart"/>
+            <w:r>
+              <w:rPr>
+                <w:color w:val="000000"/>
+                <w:sz w:val="20"/>
+                <w:szCs w:val="20"/>
+              </w:rPr>
+              <w:t>:staging</w:t>
+            </w:r>
+            <w:proofErr w:type="gramEnd"/>
+            <w:r>
+              <w:rPr>
+                <w:color w:val="000000"/>
+                <w:sz w:val="20"/>
+                <w:szCs w:val="20"/>
+              </w:rPr>
+              <w:t>-latest</w:t>
             </w:r>
           </w:p>
         </w:tc>
@@ -5156,15 +6225,27 @@
             <w:vAlign w:val="center"/>
           </w:tcPr>
           <w:p>
-            <w:r>
-              <w:rPr>
-                <w:b/>
-                <w:bCs/>
-                <w:color w:val="000000"/>
-                <w:sz w:val="20"/>
-                <w:szCs w:val="20"/>
-              </w:rPr>
-              <w:t>pakvista-prod</w:t>
+            <w:proofErr w:type="spellStart"/>
+            <w:r>
+              <w:rPr>
+                <w:b/>
+                <w:bCs/>
+                <w:color w:val="000000"/>
+                <w:sz w:val="20"/>
+                <w:szCs w:val="20"/>
+              </w:rPr>
+              <w:t>pakvista</w:t>
+            </w:r>
+            <w:proofErr w:type="spellEnd"/>
+            <w:r>
+              <w:rPr>
+                <w:b/>
+                <w:bCs/>
+                <w:color w:val="000000"/>
+                <w:sz w:val="20"/>
+                <w:szCs w:val="20"/>
+              </w:rPr>
+              <w:t>-prod</w:t>
             </w:r>
           </w:p>
         </w:tc>
@@ -5187,13 +6268,23 @@
             <w:vAlign w:val="center"/>
           </w:tcPr>
           <w:p>
-            <w:r>
-              <w:rPr>
-                <w:color w:val="000000"/>
-                <w:sz w:val="20"/>
-                <w:szCs w:val="20"/>
-              </w:rPr>
-              <w:t>:prod-latest</w:t>
+            <w:proofErr w:type="gramStart"/>
+            <w:r>
+              <w:rPr>
+                <w:color w:val="000000"/>
+                <w:sz w:val="20"/>
+                <w:szCs w:val="20"/>
+              </w:rPr>
+              <w:t>:prod</w:t>
+            </w:r>
+            <w:proofErr w:type="gramEnd"/>
+            <w:r>
+              <w:rPr>
+                <w:color w:val="000000"/>
+                <w:sz w:val="20"/>
+                <w:szCs w:val="20"/>
+              </w:rPr>
+              <w:t>-latest</w:t>
             </w:r>
           </w:p>
         </w:tc>
@@ -5262,8 +6353,13 @@
       <w:pPr>
         <w:pStyle w:val="Heading2"/>
       </w:pPr>
-      <w:r>
-        <w:t>5.3  Required Repository Structure</w:t>
+      <w:proofErr w:type="gramStart"/>
+      <w:r>
+        <w:t>5.3  Required</w:t>
+      </w:r>
+      <w:proofErr w:type="gramEnd"/>
+      <w:r>
+        <w:t xml:space="preserve"> Repository Structure</w:t>
       </w:r>
     </w:p>
     <w:p>
@@ -5420,13 +6516,23 @@
             <w:vAlign w:val="center"/>
           </w:tcPr>
           <w:p>
-            <w:r>
-              <w:rPr>
-                <w:color w:val="000000"/>
-                <w:sz w:val="20"/>
-                <w:szCs w:val="20"/>
-              </w:rPr>
-              <w:t>PakVista Home / Welcome page – created by Member 1 (Team Lead)</w:t>
+            <w:proofErr w:type="spellStart"/>
+            <w:r>
+              <w:rPr>
+                <w:color w:val="000000"/>
+                <w:sz w:val="20"/>
+                <w:szCs w:val="20"/>
+              </w:rPr>
+              <w:t>PakVista</w:t>
+            </w:r>
+            <w:proofErr w:type="spellEnd"/>
+            <w:r>
+              <w:rPr>
+                <w:color w:val="000000"/>
+                <w:sz w:val="20"/>
+                <w:szCs w:val="20"/>
+              </w:rPr>
+              <w:t xml:space="preserve"> Home / Welcome page – created by Member 1 (Team Lead)</w:t>
             </w:r>
           </w:p>
         </w:tc>
@@ -5762,6 +6868,7 @@
             <w:vAlign w:val="center"/>
           </w:tcPr>
           <w:p>
+            <w:proofErr w:type="spellStart"/>
             <w:r>
               <w:rPr>
                 <w:b/>
@@ -5772,6 +6879,7 @@
               </w:rPr>
               <w:t>Dockerfile</w:t>
             </w:r>
+            <w:proofErr w:type="spellEnd"/>
           </w:p>
         </w:tc>
         <w:tc>
@@ -5799,7 +6907,71 @@
                 <w:sz w:val="20"/>
                 <w:szCs w:val="20"/>
               </w:rPr>
-              <w:t>Multi-stage Dockerfile to containerise the application (nginx:alpine-based)</w:t>
+              <w:t xml:space="preserve">Multi-stage </w:t>
+            </w:r>
+            <w:proofErr w:type="spellStart"/>
+            <w:r>
+              <w:rPr>
+                <w:color w:val="000000"/>
+                <w:sz w:val="20"/>
+                <w:szCs w:val="20"/>
+              </w:rPr>
+              <w:t>Dockerfile</w:t>
+            </w:r>
+            <w:proofErr w:type="spellEnd"/>
+            <w:r>
+              <w:rPr>
+                <w:color w:val="000000"/>
+                <w:sz w:val="20"/>
+                <w:szCs w:val="20"/>
+              </w:rPr>
+              <w:t xml:space="preserve"> to </w:t>
+            </w:r>
+            <w:proofErr w:type="spellStart"/>
+            <w:r>
+              <w:rPr>
+                <w:color w:val="000000"/>
+                <w:sz w:val="20"/>
+                <w:szCs w:val="20"/>
+              </w:rPr>
+              <w:t>containerise</w:t>
+            </w:r>
+            <w:proofErr w:type="spellEnd"/>
+            <w:r>
+              <w:rPr>
+                <w:color w:val="000000"/>
+                <w:sz w:val="20"/>
+                <w:szCs w:val="20"/>
+              </w:rPr>
+              <w:t xml:space="preserve"> the application (</w:t>
+            </w:r>
+            <w:proofErr w:type="spellStart"/>
+            <w:proofErr w:type="gramStart"/>
+            <w:r>
+              <w:rPr>
+                <w:color w:val="000000"/>
+                <w:sz w:val="20"/>
+                <w:szCs w:val="20"/>
+              </w:rPr>
+              <w:t>nginx:alpine</w:t>
+            </w:r>
+            <w:proofErr w:type="gramEnd"/>
+            <w:r>
+              <w:rPr>
+                <w:color w:val="000000"/>
+                <w:sz w:val="20"/>
+                <w:szCs w:val="20"/>
+              </w:rPr>
+              <w:t>-based</w:t>
+            </w:r>
+            <w:proofErr w:type="spellEnd"/>
+            <w:r>
+              <w:rPr>
+                <w:color w:val="000000"/>
+                <w:sz w:val="20"/>
+                <w:szCs w:val="20"/>
+              </w:rPr>
+              <w:t>)</w:t>
             </w:r>
           </w:p>
         </w:tc>
@@ -5832,8 +7004,42 @@
                 <w:sz w:val="20"/>
                 <w:szCs w:val="20"/>
               </w:rPr>
-              <w:t>.github/workflows/ci-dev.yml</w:t>
-            </w:r>
+              <w:t>.</w:t>
+            </w:r>
+            <w:proofErr w:type="spellStart"/>
+            <w:r>
+              <w:rPr>
+                <w:b/>
+                <w:bCs/>
+                <w:color w:val="000000"/>
+                <w:sz w:val="20"/>
+                <w:szCs w:val="20"/>
+              </w:rPr>
+              <w:t>github</w:t>
+            </w:r>
+            <w:proofErr w:type="spellEnd"/>
+            <w:r>
+              <w:rPr>
+                <w:b/>
+                <w:bCs/>
+                <w:color w:val="000000"/>
+                <w:sz w:val="20"/>
+                <w:szCs w:val="20"/>
+              </w:rPr>
+              <w:t>/workflows/ci-</w:t>
+            </w:r>
+            <w:proofErr w:type="spellStart"/>
+            <w:r>
+              <w:rPr>
+                <w:b/>
+                <w:bCs/>
+                <w:color w:val="000000"/>
+                <w:sz w:val="20"/>
+                <w:szCs w:val="20"/>
+              </w:rPr>
+              <w:t>dev.yml</w:t>
+            </w:r>
+            <w:proofErr w:type="spellEnd"/>
           </w:p>
         </w:tc>
         <w:tc>
@@ -5861,7 +7067,25 @@
                 <w:sz w:val="20"/>
                 <w:szCs w:val="20"/>
               </w:rPr>
-              <w:t>CI workflow for Development – triggered on pull_request targeting develop</w:t>
+              <w:t xml:space="preserve">CI workflow for Development – triggered on </w:t>
+            </w:r>
+            <w:proofErr w:type="spellStart"/>
+            <w:r>
+              <w:rPr>
+                <w:color w:val="000000"/>
+                <w:sz w:val="20"/>
+                <w:szCs w:val="20"/>
+              </w:rPr>
+              <w:t>pull_request</w:t>
+            </w:r>
+            <w:proofErr w:type="spellEnd"/>
+            <w:r>
+              <w:rPr>
+                <w:color w:val="000000"/>
+                <w:sz w:val="20"/>
+                <w:szCs w:val="20"/>
+              </w:rPr>
+              <w:t xml:space="preserve"> targeting develop</w:t>
             </w:r>
           </w:p>
         </w:tc>
@@ -5894,8 +7118,42 @@
                 <w:sz w:val="20"/>
                 <w:szCs w:val="20"/>
               </w:rPr>
-              <w:t>.github/workflows/cd-dev.yml</w:t>
-            </w:r>
+              <w:t>.</w:t>
+            </w:r>
+            <w:proofErr w:type="spellStart"/>
+            <w:r>
+              <w:rPr>
+                <w:b/>
+                <w:bCs/>
+                <w:color w:val="000000"/>
+                <w:sz w:val="20"/>
+                <w:szCs w:val="20"/>
+              </w:rPr>
+              <w:t>github</w:t>
+            </w:r>
+            <w:proofErr w:type="spellEnd"/>
+            <w:r>
+              <w:rPr>
+                <w:b/>
+                <w:bCs/>
+                <w:color w:val="000000"/>
+                <w:sz w:val="20"/>
+                <w:szCs w:val="20"/>
+              </w:rPr>
+              <w:t>/workflows/cd-</w:t>
+            </w:r>
+            <w:proofErr w:type="spellStart"/>
+            <w:r>
+              <w:rPr>
+                <w:b/>
+                <w:bCs/>
+                <w:color w:val="000000"/>
+                <w:sz w:val="20"/>
+                <w:szCs w:val="20"/>
+              </w:rPr>
+              <w:t>dev.yml</w:t>
+            </w:r>
+            <w:proofErr w:type="spellEnd"/>
           </w:p>
         </w:tc>
         <w:tc>
@@ -5956,8 +7214,42 @@
                 <w:sz w:val="20"/>
                 <w:szCs w:val="20"/>
               </w:rPr>
-              <w:t>.github/workflows/ci-staging.yml</w:t>
-            </w:r>
+              <w:t>.</w:t>
+            </w:r>
+            <w:proofErr w:type="spellStart"/>
+            <w:r>
+              <w:rPr>
+                <w:b/>
+                <w:bCs/>
+                <w:color w:val="000000"/>
+                <w:sz w:val="20"/>
+                <w:szCs w:val="20"/>
+              </w:rPr>
+              <w:t>github</w:t>
+            </w:r>
+            <w:proofErr w:type="spellEnd"/>
+            <w:r>
+              <w:rPr>
+                <w:b/>
+                <w:bCs/>
+                <w:color w:val="000000"/>
+                <w:sz w:val="20"/>
+                <w:szCs w:val="20"/>
+              </w:rPr>
+              <w:t>/workflows/ci-</w:t>
+            </w:r>
+            <w:proofErr w:type="spellStart"/>
+            <w:r>
+              <w:rPr>
+                <w:b/>
+                <w:bCs/>
+                <w:color w:val="000000"/>
+                <w:sz w:val="20"/>
+                <w:szCs w:val="20"/>
+              </w:rPr>
+              <w:t>staging.yml</w:t>
+            </w:r>
+            <w:proofErr w:type="spellEnd"/>
           </w:p>
         </w:tc>
         <w:tc>
@@ -5985,7 +7277,25 @@
                 <w:sz w:val="20"/>
                 <w:szCs w:val="20"/>
               </w:rPr>
-              <w:t>CI workflow for Staging – triggered on pull_request targeting staging</w:t>
+              <w:t xml:space="preserve">CI workflow for Staging – triggered on </w:t>
+            </w:r>
+            <w:proofErr w:type="spellStart"/>
+            <w:r>
+              <w:rPr>
+                <w:color w:val="000000"/>
+                <w:sz w:val="20"/>
+                <w:szCs w:val="20"/>
+              </w:rPr>
+              <w:t>pull_request</w:t>
+            </w:r>
+            <w:proofErr w:type="spellEnd"/>
+            <w:r>
+              <w:rPr>
+                <w:color w:val="000000"/>
+                <w:sz w:val="20"/>
+                <w:szCs w:val="20"/>
+              </w:rPr>
+              <w:t xml:space="preserve"> targeting staging</w:t>
             </w:r>
           </w:p>
         </w:tc>
@@ -6018,8 +7328,42 @@
                 <w:sz w:val="20"/>
                 <w:szCs w:val="20"/>
               </w:rPr>
-              <w:t>.github/workflows/cd-staging.yml</w:t>
-            </w:r>
+              <w:t>.</w:t>
+            </w:r>
+            <w:proofErr w:type="spellStart"/>
+            <w:r>
+              <w:rPr>
+                <w:b/>
+                <w:bCs/>
+                <w:color w:val="000000"/>
+                <w:sz w:val="20"/>
+                <w:szCs w:val="20"/>
+              </w:rPr>
+              <w:t>github</w:t>
+            </w:r>
+            <w:proofErr w:type="spellEnd"/>
+            <w:r>
+              <w:rPr>
+                <w:b/>
+                <w:bCs/>
+                <w:color w:val="000000"/>
+                <w:sz w:val="20"/>
+                <w:szCs w:val="20"/>
+              </w:rPr>
+              <w:t>/workflows/cd-</w:t>
+            </w:r>
+            <w:proofErr w:type="spellStart"/>
+            <w:r>
+              <w:rPr>
+                <w:b/>
+                <w:bCs/>
+                <w:color w:val="000000"/>
+                <w:sz w:val="20"/>
+                <w:szCs w:val="20"/>
+              </w:rPr>
+              <w:t>staging.yml</w:t>
+            </w:r>
+            <w:proofErr w:type="spellEnd"/>
           </w:p>
         </w:tc>
         <w:tc>
@@ -6080,8 +7424,42 @@
                 <w:sz w:val="20"/>
                 <w:szCs w:val="20"/>
               </w:rPr>
-              <w:t>.github/workflows/ci-prod.yml</w:t>
-            </w:r>
+              <w:t>.</w:t>
+            </w:r>
+            <w:proofErr w:type="spellStart"/>
+            <w:r>
+              <w:rPr>
+                <w:b/>
+                <w:bCs/>
+                <w:color w:val="000000"/>
+                <w:sz w:val="20"/>
+                <w:szCs w:val="20"/>
+              </w:rPr>
+              <w:t>github</w:t>
+            </w:r>
+            <w:proofErr w:type="spellEnd"/>
+            <w:r>
+              <w:rPr>
+                <w:b/>
+                <w:bCs/>
+                <w:color w:val="000000"/>
+                <w:sz w:val="20"/>
+                <w:szCs w:val="20"/>
+              </w:rPr>
+              <w:t>/workflows/ci-</w:t>
+            </w:r>
+            <w:proofErr w:type="spellStart"/>
+            <w:r>
+              <w:rPr>
+                <w:b/>
+                <w:bCs/>
+                <w:color w:val="000000"/>
+                <w:sz w:val="20"/>
+                <w:szCs w:val="20"/>
+              </w:rPr>
+              <w:t>prod.yml</w:t>
+            </w:r>
+            <w:proofErr w:type="spellEnd"/>
           </w:p>
         </w:tc>
         <w:tc>
@@ -6109,7 +7487,25 @@
                 <w:sz w:val="20"/>
                 <w:szCs w:val="20"/>
               </w:rPr>
-              <w:t>CI workflow for Production – triggered on pull_request targeting main</w:t>
+              <w:t xml:space="preserve">CI workflow for Production – triggered on </w:t>
+            </w:r>
+            <w:proofErr w:type="spellStart"/>
+            <w:r>
+              <w:rPr>
+                <w:color w:val="000000"/>
+                <w:sz w:val="20"/>
+                <w:szCs w:val="20"/>
+              </w:rPr>
+              <w:t>pull_request</w:t>
+            </w:r>
+            <w:proofErr w:type="spellEnd"/>
+            <w:r>
+              <w:rPr>
+                <w:color w:val="000000"/>
+                <w:sz w:val="20"/>
+                <w:szCs w:val="20"/>
+              </w:rPr>
+              <w:t xml:space="preserve"> targeting main</w:t>
             </w:r>
           </w:p>
         </w:tc>
@@ -6142,8 +7538,42 @@
                 <w:sz w:val="20"/>
                 <w:szCs w:val="20"/>
               </w:rPr>
-              <w:t>.github/workflows/cd-prod.yml</w:t>
-            </w:r>
+              <w:t>.</w:t>
+            </w:r>
+            <w:proofErr w:type="spellStart"/>
+            <w:r>
+              <w:rPr>
+                <w:b/>
+                <w:bCs/>
+                <w:color w:val="000000"/>
+                <w:sz w:val="20"/>
+                <w:szCs w:val="20"/>
+              </w:rPr>
+              <w:t>github</w:t>
+            </w:r>
+            <w:proofErr w:type="spellEnd"/>
+            <w:r>
+              <w:rPr>
+                <w:b/>
+                <w:bCs/>
+                <w:color w:val="000000"/>
+                <w:sz w:val="20"/>
+                <w:szCs w:val="20"/>
+              </w:rPr>
+              <w:t>/workflows/cd-</w:t>
+            </w:r>
+            <w:proofErr w:type="spellStart"/>
+            <w:r>
+              <w:rPr>
+                <w:b/>
+                <w:bCs/>
+                <w:color w:val="000000"/>
+                <w:sz w:val="20"/>
+                <w:szCs w:val="20"/>
+              </w:rPr>
+              <w:t>prod.yml</w:t>
+            </w:r>
+            <w:proofErr w:type="spellEnd"/>
           </w:p>
         </w:tc>
         <w:tc>
@@ -6270,8 +7700,13 @@
       <w:pPr>
         <w:pStyle w:val="Heading2"/>
       </w:pPr>
-      <w:r>
-        <w:t>6.1  Create GitHub Environments</w:t>
+      <w:proofErr w:type="gramStart"/>
+      <w:r>
+        <w:t>6.1  Create</w:t>
+      </w:r>
+      <w:proofErr w:type="gramEnd"/>
+      <w:r>
+        <w:t xml:space="preserve"> GitHub Environments</w:t>
       </w:r>
     </w:p>
     <w:p>
@@ -6345,8 +7780,13 @@
       <w:pPr>
         <w:pStyle w:val="Heading2"/>
       </w:pPr>
-      <w:r>
-        <w:t>6.2  Required Secrets</w:t>
+      <w:proofErr w:type="gramStart"/>
+      <w:r>
+        <w:t>6.2  Required</w:t>
+      </w:r>
+      <w:proofErr w:type="gramEnd"/>
+      <w:r>
+        <w:t xml:space="preserve"> Secrets</w:t>
       </w:r>
     </w:p>
     <w:p>
@@ -6761,7 +8201,25 @@
                 <w:sz w:val="20"/>
                 <w:szCs w:val="20"/>
               </w:rPr>
-              <w:t>Deploy-hook webhook URL from the pakvista-dev Render service. Added inside the 'development' environment secrets.</w:t>
+              <w:t xml:space="preserve">Deploy-hook webhook URL from the </w:t>
+            </w:r>
+            <w:proofErr w:type="spellStart"/>
+            <w:r>
+              <w:rPr>
+                <w:color w:val="000000"/>
+                <w:sz w:val="20"/>
+                <w:szCs w:val="20"/>
+              </w:rPr>
+              <w:t>pakvista</w:t>
+            </w:r>
+            <w:proofErr w:type="spellEnd"/>
+            <w:r>
+              <w:rPr>
+                <w:color w:val="000000"/>
+                <w:sz w:val="20"/>
+                <w:szCs w:val="20"/>
+              </w:rPr>
+              <w:t>-dev Render service. Added inside the 'development' environment secrets.</w:t>
             </w:r>
           </w:p>
         </w:tc>
@@ -6854,7 +8312,25 @@
                 <w:sz w:val="20"/>
                 <w:szCs w:val="20"/>
               </w:rPr>
-              <w:t>Deploy-hook webhook URL from the pakvista-staging Render service. Added inside the 'staging' environment secrets.</w:t>
+              <w:t xml:space="preserve">Deploy-hook webhook URL from the </w:t>
+            </w:r>
+            <w:proofErr w:type="spellStart"/>
+            <w:r>
+              <w:rPr>
+                <w:color w:val="000000"/>
+                <w:sz w:val="20"/>
+                <w:szCs w:val="20"/>
+              </w:rPr>
+              <w:t>pakvista</w:t>
+            </w:r>
+            <w:proofErr w:type="spellEnd"/>
+            <w:r>
+              <w:rPr>
+                <w:color w:val="000000"/>
+                <w:sz w:val="20"/>
+                <w:szCs w:val="20"/>
+              </w:rPr>
+              <w:t>-staging Render service. Added inside the 'staging' environment secrets.</w:t>
             </w:r>
           </w:p>
         </w:tc>
@@ -6947,7 +8423,25 @@
                 <w:sz w:val="20"/>
                 <w:szCs w:val="20"/>
               </w:rPr>
-              <w:t>Deploy-hook webhook URL from the pakvista-prod Render service. Added inside the 'production' environment secrets.</w:t>
+              <w:t xml:space="preserve">Deploy-hook webhook URL from the </w:t>
+            </w:r>
+            <w:proofErr w:type="spellStart"/>
+            <w:r>
+              <w:rPr>
+                <w:color w:val="000000"/>
+                <w:sz w:val="20"/>
+                <w:szCs w:val="20"/>
+              </w:rPr>
+              <w:t>pakvista</w:t>
+            </w:r>
+            <w:proofErr w:type="spellEnd"/>
+            <w:r>
+              <w:rPr>
+                <w:color w:val="000000"/>
+                <w:sz w:val="20"/>
+                <w:szCs w:val="20"/>
+              </w:rPr>
+              <w:t>-prod Render service. Added inside the 'production' environment secrets.</w:t>
             </w:r>
           </w:p>
         </w:tc>
@@ -6995,8 +8489,13 @@
       <w:pPr>
         <w:pStyle w:val="Heading2"/>
       </w:pPr>
-      <w:r>
-        <w:t>7.1  Trigger Configuration</w:t>
+      <w:proofErr w:type="gramStart"/>
+      <w:r>
+        <w:t>7.1  Trigger</w:t>
+      </w:r>
+      <w:proofErr w:type="gramEnd"/>
+      <w:r>
+        <w:t xml:space="preserve"> Configuration</w:t>
       </w:r>
     </w:p>
     <w:tbl>
@@ -7188,8 +8687,20 @@
                 <w:sz w:val="20"/>
                 <w:szCs w:val="20"/>
               </w:rPr>
-              <w:t>ci-dev.yml</w:t>
-            </w:r>
+              <w:t>ci-</w:t>
+            </w:r>
+            <w:proofErr w:type="spellStart"/>
+            <w:r>
+              <w:rPr>
+                <w:b/>
+                <w:bCs/>
+                <w:color w:val="000000"/>
+                <w:sz w:val="20"/>
+                <w:szCs w:val="20"/>
+              </w:rPr>
+              <w:t>dev.yml</w:t>
+            </w:r>
+            <w:proofErr w:type="spellEnd"/>
           </w:p>
         </w:tc>
         <w:tc>
@@ -7211,6 +8722,7 @@
             <w:vAlign w:val="center"/>
           </w:tcPr>
           <w:p>
+            <w:proofErr w:type="spellStart"/>
             <w:r>
               <w:rPr>
                 <w:color w:val="000000"/>
@@ -7219,6 +8731,7 @@
               </w:rPr>
               <w:t>pull_request</w:t>
             </w:r>
+            <w:proofErr w:type="spellEnd"/>
           </w:p>
         </w:tc>
         <w:tc>
@@ -7269,13 +8782,41 @@
             <w:vAlign w:val="center"/>
           </w:tcPr>
           <w:p>
-            <w:r>
-              <w:rPr>
-                <w:color w:val="000000"/>
-                <w:sz w:val="20"/>
-                <w:szCs w:val="20"/>
-              </w:rPr>
-              <w:t>:dev-latest  and  :dev-&lt;sha&gt;</w:t>
+            <w:proofErr w:type="gramStart"/>
+            <w:r>
+              <w:rPr>
+                <w:color w:val="000000"/>
+                <w:sz w:val="20"/>
+                <w:szCs w:val="20"/>
+              </w:rPr>
+              <w:t>:dev</w:t>
+            </w:r>
+            <w:proofErr w:type="gramEnd"/>
+            <w:r>
+              <w:rPr>
+                <w:color w:val="000000"/>
+                <w:sz w:val="20"/>
+                <w:szCs w:val="20"/>
+              </w:rPr>
+              <w:t>-</w:t>
+            </w:r>
+            <w:proofErr w:type="gramStart"/>
+            <w:r>
+              <w:rPr>
+                <w:color w:val="000000"/>
+                <w:sz w:val="20"/>
+                <w:szCs w:val="20"/>
+              </w:rPr>
+              <w:t>latest  and  :dev</w:t>
+            </w:r>
+            <w:proofErr w:type="gramEnd"/>
+            <w:r>
+              <w:rPr>
+                <w:color w:val="000000"/>
+                <w:sz w:val="20"/>
+                <w:szCs w:val="20"/>
+              </w:rPr>
+              <w:t>-&lt;sha&gt;</w:t>
             </w:r>
           </w:p>
         </w:tc>
@@ -7308,8 +8849,20 @@
                 <w:sz w:val="20"/>
                 <w:szCs w:val="20"/>
               </w:rPr>
-              <w:t>ci-staging.yml</w:t>
-            </w:r>
+              <w:t>ci-</w:t>
+            </w:r>
+            <w:proofErr w:type="spellStart"/>
+            <w:r>
+              <w:rPr>
+                <w:b/>
+                <w:bCs/>
+                <w:color w:val="000000"/>
+                <w:sz w:val="20"/>
+                <w:szCs w:val="20"/>
+              </w:rPr>
+              <w:t>staging.yml</w:t>
+            </w:r>
+            <w:proofErr w:type="spellEnd"/>
           </w:p>
         </w:tc>
         <w:tc>
@@ -7331,6 +8884,7 @@
             <w:vAlign w:val="center"/>
           </w:tcPr>
           <w:p>
+            <w:proofErr w:type="spellStart"/>
             <w:r>
               <w:rPr>
                 <w:color w:val="000000"/>
@@ -7339,6 +8893,7 @@
               </w:rPr>
               <w:t>pull_request</w:t>
             </w:r>
+            <w:proofErr w:type="spellEnd"/>
           </w:p>
         </w:tc>
         <w:tc>
@@ -7389,13 +8944,41 @@
             <w:vAlign w:val="center"/>
           </w:tcPr>
           <w:p>
-            <w:r>
-              <w:rPr>
-                <w:color w:val="000000"/>
-                <w:sz w:val="20"/>
-                <w:szCs w:val="20"/>
-              </w:rPr>
-              <w:t>:staging-latest  and  :staging-&lt;sha&gt;</w:t>
+            <w:proofErr w:type="gramStart"/>
+            <w:r>
+              <w:rPr>
+                <w:color w:val="000000"/>
+                <w:sz w:val="20"/>
+                <w:szCs w:val="20"/>
+              </w:rPr>
+              <w:t>:staging</w:t>
+            </w:r>
+            <w:proofErr w:type="gramEnd"/>
+            <w:r>
+              <w:rPr>
+                <w:color w:val="000000"/>
+                <w:sz w:val="20"/>
+                <w:szCs w:val="20"/>
+              </w:rPr>
+              <w:t>-</w:t>
+            </w:r>
+            <w:proofErr w:type="gramStart"/>
+            <w:r>
+              <w:rPr>
+                <w:color w:val="000000"/>
+                <w:sz w:val="20"/>
+                <w:szCs w:val="20"/>
+              </w:rPr>
+              <w:t>latest  and  :staging</w:t>
+            </w:r>
+            <w:proofErr w:type="gramEnd"/>
+            <w:r>
+              <w:rPr>
+                <w:color w:val="000000"/>
+                <w:sz w:val="20"/>
+                <w:szCs w:val="20"/>
+              </w:rPr>
+              <w:t>-&lt;sha&gt;</w:t>
             </w:r>
           </w:p>
         </w:tc>
@@ -7428,8 +9011,20 @@
                 <w:sz w:val="20"/>
                 <w:szCs w:val="20"/>
               </w:rPr>
-              <w:t>ci-prod.yml</w:t>
-            </w:r>
+              <w:t>ci-</w:t>
+            </w:r>
+            <w:proofErr w:type="spellStart"/>
+            <w:r>
+              <w:rPr>
+                <w:b/>
+                <w:bCs/>
+                <w:color w:val="000000"/>
+                <w:sz w:val="20"/>
+                <w:szCs w:val="20"/>
+              </w:rPr>
+              <w:t>prod.yml</w:t>
+            </w:r>
+            <w:proofErr w:type="spellEnd"/>
           </w:p>
         </w:tc>
         <w:tc>
@@ -7451,6 +9046,7 @@
             <w:vAlign w:val="center"/>
           </w:tcPr>
           <w:p>
+            <w:proofErr w:type="spellStart"/>
             <w:r>
               <w:rPr>
                 <w:color w:val="000000"/>
@@ -7459,6 +9055,7 @@
               </w:rPr>
               <w:t>pull_request</w:t>
             </w:r>
+            <w:proofErr w:type="spellEnd"/>
           </w:p>
         </w:tc>
         <w:tc>
@@ -7509,13 +9106,41 @@
             <w:vAlign w:val="center"/>
           </w:tcPr>
           <w:p>
-            <w:r>
-              <w:rPr>
-                <w:color w:val="000000"/>
-                <w:sz w:val="20"/>
-                <w:szCs w:val="20"/>
-              </w:rPr>
-              <w:t>:prod-latest  and  :prod-&lt;sha&gt;</w:t>
+            <w:proofErr w:type="gramStart"/>
+            <w:r>
+              <w:rPr>
+                <w:color w:val="000000"/>
+                <w:sz w:val="20"/>
+                <w:szCs w:val="20"/>
+              </w:rPr>
+              <w:t>:prod</w:t>
+            </w:r>
+            <w:proofErr w:type="gramEnd"/>
+            <w:r>
+              <w:rPr>
+                <w:color w:val="000000"/>
+                <w:sz w:val="20"/>
+                <w:szCs w:val="20"/>
+              </w:rPr>
+              <w:t>-</w:t>
+            </w:r>
+            <w:proofErr w:type="gramStart"/>
+            <w:r>
+              <w:rPr>
+                <w:color w:val="000000"/>
+                <w:sz w:val="20"/>
+                <w:szCs w:val="20"/>
+              </w:rPr>
+              <w:t>latest  and  :prod</w:t>
+            </w:r>
+            <w:proofErr w:type="gramEnd"/>
+            <w:r>
+              <w:rPr>
+                <w:color w:val="000000"/>
+                <w:sz w:val="20"/>
+                <w:szCs w:val="20"/>
+              </w:rPr>
+              <w:t>-&lt;sha&gt;</w:t>
             </w:r>
           </w:p>
         </w:tc>
@@ -7526,8 +9151,13 @@
       <w:pPr>
         <w:pStyle w:val="Heading2"/>
       </w:pPr>
-      <w:r>
-        <w:t>7.2  Mandatory Steps (all CI workflows)</w:t>
+      <w:proofErr w:type="gramStart"/>
+      <w:r>
+        <w:t>7.2  Mandatory</w:t>
+      </w:r>
+      <w:proofErr w:type="gramEnd"/>
+      <w:r>
+        <w:t xml:space="preserve"> Steps (all CI workflows)</w:t>
       </w:r>
     </w:p>
     <w:p>
@@ -7613,7 +9243,23 @@
     </w:p>
     <w:p>
       <w:r>
-        <w:t>Lint HTML with HTMLHint, CSS with Stylelint and Build with Parcel.</w:t>
+        <w:t xml:space="preserve">Lint HTML with </w:t>
+      </w:r>
+      <w:proofErr w:type="spellStart"/>
+      <w:r>
+        <w:t>HTMLHint</w:t>
+      </w:r>
+      <w:proofErr w:type="spellEnd"/>
+      <w:r>
+        <w:t xml:space="preserve">, CSS with </w:t>
+      </w:r>
+      <w:proofErr w:type="spellStart"/>
+      <w:r>
+        <w:t>Stylelint</w:t>
+      </w:r>
+      <w:proofErr w:type="spellEnd"/>
+      <w:r>
+        <w:t xml:space="preserve"> and Build with Parcel.</w:t>
       </w:r>
     </w:p>
     <w:p/>
@@ -7710,7 +9356,21 @@
         <w:rPr>
           <w:color w:val="000000"/>
         </w:rPr>
-        <w:t>Build the Docker image from the Dockerfile in the project root using docker/build-push-action@v5 with push: false.</w:t>
+        <w:t xml:space="preserve">Build the Docker image from the </w:t>
+      </w:r>
+      <w:proofErr w:type="spellStart"/>
+      <w:r>
+        <w:rPr>
+          <w:color w:val="000000"/>
+        </w:rPr>
+        <w:t>Dockerfile</w:t>
+      </w:r>
+      <w:proofErr w:type="spellEnd"/>
+      <w:r>
+        <w:rPr>
+          <w:color w:val="000000"/>
+        </w:rPr>
+        <w:t xml:space="preserve"> in the project root using docker/build-push-action@v5 with push: false.</w:t>
       </w:r>
     </w:p>
     <w:p>
@@ -7830,9 +9490,14 @@
       <w:pPr>
         <w:pStyle w:val="Heading2"/>
       </w:pPr>
+      <w:proofErr w:type="gramStart"/>
       <w:r>
         <w:lastRenderedPageBreak/>
-        <w:t>7.3  Additional CI Requirements</w:t>
+        <w:t>7.3  Additional</w:t>
+      </w:r>
+      <w:proofErr w:type="gramEnd"/>
+      <w:r>
+        <w:t xml:space="preserve"> CI Requirements</w:t>
       </w:r>
     </w:p>
     <w:p>
@@ -7848,7 +9513,21 @@
         <w:rPr>
           <w:color w:val="000000"/>
         </w:rPr>
-        <w:t>The workflow must exit with a non-zero code if any step fails, preventing a broken image from being available for deployment. This is the default behaviour of GitHub Actions (fail-fast).</w:t>
+        <w:t xml:space="preserve">The workflow must exit with a non-zero code if any step fails, preventing a broken image from being available for deployment. This is the default </w:t>
+      </w:r>
+      <w:proofErr w:type="spellStart"/>
+      <w:r>
+        <w:rPr>
+          <w:color w:val="000000"/>
+        </w:rPr>
+        <w:t>behaviour</w:t>
+      </w:r>
+      <w:proofErr w:type="spellEnd"/>
+      <w:r>
+        <w:rPr>
+          <w:color w:val="000000"/>
+        </w:rPr>
+        <w:t xml:space="preserve"> of GitHub Actions (fail-fast).</w:t>
       </w:r>
     </w:p>
     <w:p>
@@ -7916,8 +9595,13 @@
       <w:pPr>
         <w:pStyle w:val="Heading2"/>
       </w:pPr>
-      <w:r>
-        <w:t>8.1  Trigger Configuration</w:t>
+      <w:proofErr w:type="gramStart"/>
+      <w:r>
+        <w:t>8.1  Trigger</w:t>
+      </w:r>
+      <w:proofErr w:type="gramEnd"/>
+      <w:r>
+        <w:t xml:space="preserve"> Configuration</w:t>
       </w:r>
     </w:p>
     <w:tbl>
@@ -8109,8 +9793,20 @@
                 <w:sz w:val="20"/>
                 <w:szCs w:val="20"/>
               </w:rPr>
-              <w:t>cd-dev.yml</w:t>
-            </w:r>
+              <w:t>cd-</w:t>
+            </w:r>
+            <w:proofErr w:type="spellStart"/>
+            <w:r>
+              <w:rPr>
+                <w:b/>
+                <w:bCs/>
+                <w:color w:val="000000"/>
+                <w:sz w:val="20"/>
+                <w:szCs w:val="20"/>
+              </w:rPr>
+              <w:t>dev.yml</w:t>
+            </w:r>
+            <w:proofErr w:type="spellEnd"/>
           </w:p>
         </w:tc>
         <w:tc>
@@ -8229,8 +9925,20 @@
                 <w:sz w:val="20"/>
                 <w:szCs w:val="20"/>
               </w:rPr>
-              <w:t>cd-staging.yml</w:t>
-            </w:r>
+              <w:t>cd-</w:t>
+            </w:r>
+            <w:proofErr w:type="spellStart"/>
+            <w:r>
+              <w:rPr>
+                <w:b/>
+                <w:bCs/>
+                <w:color w:val="000000"/>
+                <w:sz w:val="20"/>
+                <w:szCs w:val="20"/>
+              </w:rPr>
+              <w:t>staging.yml</w:t>
+            </w:r>
+            <w:proofErr w:type="spellEnd"/>
           </w:p>
         </w:tc>
         <w:tc>
@@ -8349,8 +10057,20 @@
                 <w:sz w:val="20"/>
                 <w:szCs w:val="20"/>
               </w:rPr>
-              <w:t>cd-prod.yml</w:t>
-            </w:r>
+              <w:t>cd-</w:t>
+            </w:r>
+            <w:proofErr w:type="spellStart"/>
+            <w:r>
+              <w:rPr>
+                <w:b/>
+                <w:bCs/>
+                <w:color w:val="000000"/>
+                <w:sz w:val="20"/>
+                <w:szCs w:val="20"/>
+              </w:rPr>
+              <w:t>prod.yml</w:t>
+            </w:r>
+            <w:proofErr w:type="spellEnd"/>
           </w:p>
         </w:tc>
         <w:tc>
@@ -8447,8 +10167,13 @@
       <w:pPr>
         <w:pStyle w:val="Heading2"/>
       </w:pPr>
-      <w:r>
-        <w:t>8.2  Mandatory Steps (all CD workflows)</w:t>
+      <w:proofErr w:type="gramStart"/>
+      <w:r>
+        <w:t>8.2  Mandatory</w:t>
+      </w:r>
+      <w:proofErr w:type="gramEnd"/>
+      <w:r>
+        <w:t xml:space="preserve"> Steps (all CD workflows)</w:t>
       </w:r>
     </w:p>
     <w:p>
@@ -8579,14 +10304,9 @@
           <w:sz w:val="20"/>
           <w:szCs w:val="20"/>
         </w:rPr>
-        <w:t>curl -X POST ${{ secrets.RENDER_DEPLOY_HOOK_DEV_URL }}    # cd-dev.yml</w:t>
-      </w:r>
-    </w:p>
-    <w:p>
-      <w:pPr>
-        <w:spacing w:before="40" w:after="40"/>
-        <w:ind w:left="720"/>
-      </w:pPr>
+        <w:t>curl -X POST $</w:t>
+      </w:r>
+      <w:proofErr w:type="gramStart"/>
       <w:r>
         <w:rPr>
           <w:rFonts w:ascii="Courier New" w:eastAsia="Courier New" w:hAnsi="Courier New" w:cs="Courier New"/>
@@ -8594,14 +10314,9 @@
           <w:sz w:val="20"/>
           <w:szCs w:val="20"/>
         </w:rPr>
-        <w:t>curl -X POST ${{ secrets.RENDER_DEPLOY_HOOK_STAGING_URL }} # cd-staging.yml</w:t>
-      </w:r>
-    </w:p>
-    <w:p>
-      <w:pPr>
-        <w:spacing w:before="40" w:after="40"/>
-        <w:ind w:left="720"/>
-      </w:pPr>
+        <w:t xml:space="preserve">{{ </w:t>
+      </w:r>
+      <w:proofErr w:type="spellStart"/>
       <w:r>
         <w:rPr>
           <w:rFonts w:ascii="Courier New" w:eastAsia="Courier New" w:hAnsi="Courier New" w:cs="Courier New"/>
@@ -8609,8 +10324,231 @@
           <w:sz w:val="20"/>
           <w:szCs w:val="20"/>
         </w:rPr>
-        <w:t>curl -X POST ${{ secrets.RENDER_DEPLOY_HOOK_PROD_URL }}    # cd-prod.yml</w:t>
-      </w:r>
+        <w:t>secrets</w:t>
+      </w:r>
+      <w:proofErr w:type="gramEnd"/>
+      <w:r>
+        <w:rPr>
+          <w:rFonts w:ascii="Courier New" w:eastAsia="Courier New" w:hAnsi="Courier New" w:cs="Courier New"/>
+          <w:color w:val="C7254E"/>
+          <w:sz w:val="20"/>
+          <w:szCs w:val="20"/>
+        </w:rPr>
+        <w:t>.RENDER_DEPLOY_HOOK_DEV_</w:t>
+      </w:r>
+      <w:proofErr w:type="gramStart"/>
+      <w:r>
+        <w:rPr>
+          <w:rFonts w:ascii="Courier New" w:eastAsia="Courier New" w:hAnsi="Courier New" w:cs="Courier New"/>
+          <w:color w:val="C7254E"/>
+          <w:sz w:val="20"/>
+          <w:szCs w:val="20"/>
+        </w:rPr>
+        <w:t>URL</w:t>
+      </w:r>
+      <w:proofErr w:type="spellEnd"/>
+      <w:r>
+        <w:rPr>
+          <w:rFonts w:ascii="Courier New" w:eastAsia="Courier New" w:hAnsi="Courier New" w:cs="Courier New"/>
+          <w:color w:val="C7254E"/>
+          <w:sz w:val="20"/>
+          <w:szCs w:val="20"/>
+        </w:rPr>
+        <w:t xml:space="preserve"> }</w:t>
+      </w:r>
+      <w:proofErr w:type="gramEnd"/>
+      <w:r>
+        <w:rPr>
+          <w:rFonts w:ascii="Courier New" w:eastAsia="Courier New" w:hAnsi="Courier New" w:cs="Courier New"/>
+          <w:color w:val="C7254E"/>
+          <w:sz w:val="20"/>
+          <w:szCs w:val="20"/>
+        </w:rPr>
+        <w:t>}    # cd-</w:t>
+      </w:r>
+      <w:proofErr w:type="spellStart"/>
+      <w:r>
+        <w:rPr>
+          <w:rFonts w:ascii="Courier New" w:eastAsia="Courier New" w:hAnsi="Courier New" w:cs="Courier New"/>
+          <w:color w:val="C7254E"/>
+          <w:sz w:val="20"/>
+          <w:szCs w:val="20"/>
+        </w:rPr>
+        <w:t>dev.yml</w:t>
+      </w:r>
+      <w:proofErr w:type="spellEnd"/>
+    </w:p>
+    <w:p>
+      <w:pPr>
+        <w:spacing w:before="40" w:after="40"/>
+        <w:ind w:left="720"/>
+      </w:pPr>
+      <w:r>
+        <w:rPr>
+          <w:rFonts w:ascii="Courier New" w:eastAsia="Courier New" w:hAnsi="Courier New" w:cs="Courier New"/>
+          <w:color w:val="C7254E"/>
+          <w:sz w:val="20"/>
+          <w:szCs w:val="20"/>
+        </w:rPr>
+        <w:t>curl -X POST $</w:t>
+      </w:r>
+      <w:proofErr w:type="gramStart"/>
+      <w:r>
+        <w:rPr>
+          <w:rFonts w:ascii="Courier New" w:eastAsia="Courier New" w:hAnsi="Courier New" w:cs="Courier New"/>
+          <w:color w:val="C7254E"/>
+          <w:sz w:val="20"/>
+          <w:szCs w:val="20"/>
+        </w:rPr>
+        <w:t xml:space="preserve">{{ </w:t>
+      </w:r>
+      <w:proofErr w:type="spellStart"/>
+      <w:r>
+        <w:rPr>
+          <w:rFonts w:ascii="Courier New" w:eastAsia="Courier New" w:hAnsi="Courier New" w:cs="Courier New"/>
+          <w:color w:val="C7254E"/>
+          <w:sz w:val="20"/>
+          <w:szCs w:val="20"/>
+        </w:rPr>
+        <w:t>secrets</w:t>
+      </w:r>
+      <w:proofErr w:type="gramEnd"/>
+      <w:r>
+        <w:rPr>
+          <w:rFonts w:ascii="Courier New" w:eastAsia="Courier New" w:hAnsi="Courier New" w:cs="Courier New"/>
+          <w:color w:val="C7254E"/>
+          <w:sz w:val="20"/>
+          <w:szCs w:val="20"/>
+        </w:rPr>
+        <w:t>.RENDER_DEPLOY_HOOK_STAGING_</w:t>
+      </w:r>
+      <w:proofErr w:type="gramStart"/>
+      <w:r>
+        <w:rPr>
+          <w:rFonts w:ascii="Courier New" w:eastAsia="Courier New" w:hAnsi="Courier New" w:cs="Courier New"/>
+          <w:color w:val="C7254E"/>
+          <w:sz w:val="20"/>
+          <w:szCs w:val="20"/>
+        </w:rPr>
+        <w:t>URL</w:t>
+      </w:r>
+      <w:proofErr w:type="spellEnd"/>
+      <w:r>
+        <w:rPr>
+          <w:rFonts w:ascii="Courier New" w:eastAsia="Courier New" w:hAnsi="Courier New" w:cs="Courier New"/>
+          <w:color w:val="C7254E"/>
+          <w:sz w:val="20"/>
+          <w:szCs w:val="20"/>
+        </w:rPr>
+        <w:t xml:space="preserve"> }</w:t>
+      </w:r>
+      <w:proofErr w:type="gramEnd"/>
+      <w:r>
+        <w:rPr>
+          <w:rFonts w:ascii="Courier New" w:eastAsia="Courier New" w:hAnsi="Courier New" w:cs="Courier New"/>
+          <w:color w:val="C7254E"/>
+          <w:sz w:val="20"/>
+          <w:szCs w:val="20"/>
+        </w:rPr>
+        <w:t>} # cd-</w:t>
+      </w:r>
+      <w:proofErr w:type="spellStart"/>
+      <w:r>
+        <w:rPr>
+          <w:rFonts w:ascii="Courier New" w:eastAsia="Courier New" w:hAnsi="Courier New" w:cs="Courier New"/>
+          <w:color w:val="C7254E"/>
+          <w:sz w:val="20"/>
+          <w:szCs w:val="20"/>
+        </w:rPr>
+        <w:t>staging.yml</w:t>
+      </w:r>
+      <w:proofErr w:type="spellEnd"/>
+    </w:p>
+    <w:p>
+      <w:pPr>
+        <w:spacing w:before="40" w:after="40"/>
+        <w:ind w:left="720"/>
+      </w:pPr>
+      <w:r>
+        <w:rPr>
+          <w:rFonts w:ascii="Courier New" w:eastAsia="Courier New" w:hAnsi="Courier New" w:cs="Courier New"/>
+          <w:color w:val="C7254E"/>
+          <w:sz w:val="20"/>
+          <w:szCs w:val="20"/>
+        </w:rPr>
+        <w:t>curl -X POST $</w:t>
+      </w:r>
+      <w:proofErr w:type="gramStart"/>
+      <w:r>
+        <w:rPr>
+          <w:rFonts w:ascii="Courier New" w:eastAsia="Courier New" w:hAnsi="Courier New" w:cs="Courier New"/>
+          <w:color w:val="C7254E"/>
+          <w:sz w:val="20"/>
+          <w:szCs w:val="20"/>
+        </w:rPr>
+        <w:t xml:space="preserve">{{ </w:t>
+      </w:r>
+      <w:proofErr w:type="spellStart"/>
+      <w:r>
+        <w:rPr>
+          <w:rFonts w:ascii="Courier New" w:eastAsia="Courier New" w:hAnsi="Courier New" w:cs="Courier New"/>
+          <w:color w:val="C7254E"/>
+          <w:sz w:val="20"/>
+          <w:szCs w:val="20"/>
+        </w:rPr>
+        <w:t>secrets</w:t>
+      </w:r>
+      <w:proofErr w:type="gramEnd"/>
+      <w:r>
+        <w:rPr>
+          <w:rFonts w:ascii="Courier New" w:eastAsia="Courier New" w:hAnsi="Courier New" w:cs="Courier New"/>
+          <w:color w:val="C7254E"/>
+          <w:sz w:val="20"/>
+          <w:szCs w:val="20"/>
+        </w:rPr>
+        <w:t>.RENDER_DEPLOY_HOOK_PROD_</w:t>
+      </w:r>
+      <w:proofErr w:type="gramStart"/>
+      <w:r>
+        <w:rPr>
+          <w:rFonts w:ascii="Courier New" w:eastAsia="Courier New" w:hAnsi="Courier New" w:cs="Courier New"/>
+          <w:color w:val="C7254E"/>
+          <w:sz w:val="20"/>
+          <w:szCs w:val="20"/>
+        </w:rPr>
+        <w:t>URL</w:t>
+      </w:r>
+      <w:proofErr w:type="spellEnd"/>
+      <w:r>
+        <w:rPr>
+          <w:rFonts w:ascii="Courier New" w:eastAsia="Courier New" w:hAnsi="Courier New" w:cs="Courier New"/>
+          <w:color w:val="C7254E"/>
+          <w:sz w:val="20"/>
+          <w:szCs w:val="20"/>
+        </w:rPr>
+        <w:t xml:space="preserve"> }</w:t>
+      </w:r>
+      <w:proofErr w:type="gramEnd"/>
+      <w:r>
+        <w:rPr>
+          <w:rFonts w:ascii="Courier New" w:eastAsia="Courier New" w:hAnsi="Courier New" w:cs="Courier New"/>
+          <w:color w:val="C7254E"/>
+          <w:sz w:val="20"/>
+          <w:szCs w:val="20"/>
+        </w:rPr>
+        <w:t>}    # cd-</w:t>
+      </w:r>
+      <w:proofErr w:type="spellStart"/>
+      <w:r>
+        <w:rPr>
+          <w:rFonts w:ascii="Courier New" w:eastAsia="Courier New" w:hAnsi="Courier New" w:cs="Courier New"/>
+          <w:color w:val="C7254E"/>
+          <w:sz w:val="20"/>
+          <w:szCs w:val="20"/>
+        </w:rPr>
+        <w:t>prod.yml</w:t>
+      </w:r>
+      <w:proofErr w:type="spellEnd"/>
     </w:p>
     <w:p>
       <w:pPr>
@@ -8673,8 +10611,13 @@
       <w:pPr>
         <w:pStyle w:val="Heading2"/>
       </w:pPr>
-      <w:r>
-        <w:t>8.3  Additional CD Requirements</w:t>
+      <w:proofErr w:type="gramStart"/>
+      <w:r>
+        <w:t>8.3  Additional</w:t>
+      </w:r>
+      <w:proofErr w:type="gramEnd"/>
+      <w:r>
+        <w:t xml:space="preserve"> CD Requirements</w:t>
       </w:r>
     </w:p>
     <w:p>
@@ -8722,7 +10665,21 @@
         <w:rPr>
           <w:color w:val="000000"/>
         </w:rPr>
-        <w:t>The workflow must be triggered only on push events to the specified branch (no workflow_dispatch or schedule triggers are required, though they may be added as extras).</w:t>
+        <w:t xml:space="preserve">The workflow must be triggered only on push events to the specified branch (no </w:t>
+      </w:r>
+      <w:proofErr w:type="spellStart"/>
+      <w:r>
+        <w:rPr>
+          <w:color w:val="000000"/>
+        </w:rPr>
+        <w:t>workflow_dispatch</w:t>
+      </w:r>
+      <w:proofErr w:type="spellEnd"/>
+      <w:r>
+        <w:rPr>
+          <w:color w:val="000000"/>
+        </w:rPr>
+        <w:t xml:space="preserve"> or schedule triggers are required, though they may be added as extras).</w:t>
       </w:r>
     </w:p>
     <w:p/>
@@ -8748,7 +10705,21 @@
         <w:rPr>
           <w:color w:val="000000"/>
         </w:rPr>
-        <w:t>The Team Lead must create the Dockerfile in the repository root. The following requirements must be met:</w:t>
+        <w:t xml:space="preserve">The Team Lead must create the </w:t>
+      </w:r>
+      <w:proofErr w:type="spellStart"/>
+      <w:r>
+        <w:rPr>
+          <w:color w:val="000000"/>
+        </w:rPr>
+        <w:t>Dockerfile</w:t>
+      </w:r>
+      <w:proofErr w:type="spellEnd"/>
+      <w:r>
+        <w:rPr>
+          <w:color w:val="000000"/>
+        </w:rPr>
+        <w:t xml:space="preserve"> in the repository root. The following requirements must be met:</w:t>
       </w:r>
     </w:p>
     <w:p/>
@@ -8765,7 +10736,23 @@
         <w:rPr>
           <w:color w:val="000000"/>
         </w:rPr>
-        <w:t>Base image: nginx:alpine (official Nginx image on Alpine Linux). Reference: https://hub.docker.com/_/nginx</w:t>
+        <w:t xml:space="preserve">Base image: </w:t>
+      </w:r>
+      <w:proofErr w:type="spellStart"/>
+      <w:proofErr w:type="gramStart"/>
+      <w:r>
+        <w:rPr>
+          <w:color w:val="000000"/>
+        </w:rPr>
+        <w:t>nginx:alpine</w:t>
+      </w:r>
+      <w:proofErr w:type="spellEnd"/>
+      <w:proofErr w:type="gramEnd"/>
+      <w:r>
+        <w:rPr>
+          <w:color w:val="000000"/>
+        </w:rPr>
+        <w:t xml:space="preserve"> (official Nginx image on Alpine Linux). Reference: https://hub.docker.com/_/nginx</w:t>
       </w:r>
     </w:p>
     <w:p>
@@ -8781,7 +10768,21 @@
         <w:rPr>
           <w:color w:val="000000"/>
         </w:rPr>
-        <w:t>The COPY instruction must copy all HTML pages and style.css from the project root into /usr/share/nginx/html/.</w:t>
+        <w:t>The COPY instruction must copy all HTML pages and style.css from the project root into /</w:t>
+      </w:r>
+      <w:proofErr w:type="spellStart"/>
+      <w:r>
+        <w:rPr>
+          <w:color w:val="000000"/>
+        </w:rPr>
+        <w:t>usr</w:t>
+      </w:r>
+      <w:proofErr w:type="spellEnd"/>
+      <w:r>
+        <w:rPr>
+          <w:color w:val="000000"/>
+        </w:rPr>
+        <w:t>/share/nginx/html/.</w:t>
       </w:r>
     </w:p>
     <w:p>
@@ -8829,7 +10830,21 @@
         <w:rPr>
           <w:color w:val="000000"/>
         </w:rPr>
-        <w:t>The Dockerfile must be placed in the repository root (not in a subdirectory).</w:t>
+        <w:t xml:space="preserve">The </w:t>
+      </w:r>
+      <w:proofErr w:type="spellStart"/>
+      <w:r>
+        <w:rPr>
+          <w:color w:val="000000"/>
+        </w:rPr>
+        <w:t>Dockerfile</w:t>
+      </w:r>
+      <w:proofErr w:type="spellEnd"/>
+      <w:r>
+        <w:rPr>
+          <w:color w:val="000000"/>
+        </w:rPr>
+        <w:t xml:space="preserve"> must be placed in the repository root (not in a subdirectory).</w:t>
       </w:r>
     </w:p>
     <w:p/>
@@ -8841,7 +10856,21 @@
         <w:rPr>
           <w:color w:val="000000"/>
         </w:rPr>
-        <w:t>Example minimal Dockerfile:</w:t>
+        <w:t xml:space="preserve">Example minimal </w:t>
+      </w:r>
+      <w:proofErr w:type="spellStart"/>
+      <w:r>
+        <w:rPr>
+          <w:color w:val="000000"/>
+        </w:rPr>
+        <w:t>Dockerfile</w:t>
+      </w:r>
+      <w:proofErr w:type="spellEnd"/>
+      <w:r>
+        <w:rPr>
+          <w:color w:val="000000"/>
+        </w:rPr>
+        <w:t>:</w:t>
       </w:r>
     </w:p>
     <w:p>
@@ -8856,14 +10885,10 @@
           <w:sz w:val="20"/>
           <w:szCs w:val="20"/>
         </w:rPr>
-        <w:t>FROM nginx:alpine</w:t>
-      </w:r>
-    </w:p>
-    <w:p>
-      <w:pPr>
-        <w:spacing w:before="40" w:after="40"/>
-        <w:ind w:left="720"/>
-      </w:pPr>
+        <w:t xml:space="preserve">FROM </w:t>
+      </w:r>
+      <w:proofErr w:type="spellStart"/>
+      <w:proofErr w:type="gramStart"/>
       <w:r>
         <w:rPr>
           <w:rFonts w:ascii="Courier New" w:eastAsia="Courier New" w:hAnsi="Courier New" w:cs="Courier New"/>
@@ -8871,8 +10896,10 @@
           <w:sz w:val="20"/>
           <w:szCs w:val="20"/>
         </w:rPr>
-        <w:t>COPY *.html /usr/share/nginx/html/</w:t>
-      </w:r>
+        <w:t>nginx:alpine</w:t>
+      </w:r>
+      <w:proofErr w:type="spellEnd"/>
+      <w:proofErr w:type="gramEnd"/>
     </w:p>
     <w:p>
       <w:pPr>
@@ -8886,7 +10913,62 @@
           <w:sz w:val="20"/>
           <w:szCs w:val="20"/>
         </w:rPr>
-        <w:t>COPY style.css /usr/share/nginx/html/</w:t>
+        <w:t>COPY *.html /</w:t>
+      </w:r>
+      <w:proofErr w:type="spellStart"/>
+      <w:r>
+        <w:rPr>
+          <w:rFonts w:ascii="Courier New" w:eastAsia="Courier New" w:hAnsi="Courier New" w:cs="Courier New"/>
+          <w:color w:val="C7254E"/>
+          <w:sz w:val="20"/>
+          <w:szCs w:val="20"/>
+        </w:rPr>
+        <w:t>usr</w:t>
+      </w:r>
+      <w:proofErr w:type="spellEnd"/>
+      <w:r>
+        <w:rPr>
+          <w:rFonts w:ascii="Courier New" w:eastAsia="Courier New" w:hAnsi="Courier New" w:cs="Courier New"/>
+          <w:color w:val="C7254E"/>
+          <w:sz w:val="20"/>
+          <w:szCs w:val="20"/>
+        </w:rPr>
+        <w:t>/share/nginx/html/</w:t>
+      </w:r>
+    </w:p>
+    <w:p>
+      <w:pPr>
+        <w:spacing w:before="40" w:after="40"/>
+        <w:ind w:left="720"/>
+      </w:pPr>
+      <w:r>
+        <w:rPr>
+          <w:rFonts w:ascii="Courier New" w:eastAsia="Courier New" w:hAnsi="Courier New" w:cs="Courier New"/>
+          <w:color w:val="C7254E"/>
+          <w:sz w:val="20"/>
+          <w:szCs w:val="20"/>
+        </w:rPr>
+        <w:t>COPY style.css /</w:t>
+      </w:r>
+      <w:proofErr w:type="spellStart"/>
+      <w:r>
+        <w:rPr>
+          <w:rFonts w:ascii="Courier New" w:eastAsia="Courier New" w:hAnsi="Courier New" w:cs="Courier New"/>
+          <w:color w:val="C7254E"/>
+          <w:sz w:val="20"/>
+          <w:szCs w:val="20"/>
+        </w:rPr>
+        <w:t>usr</w:t>
+      </w:r>
+      <w:proofErr w:type="spellEnd"/>
+      <w:r>
+        <w:rPr>
+          <w:rFonts w:ascii="Courier New" w:eastAsia="Courier New" w:hAnsi="Courier New" w:cs="Courier New"/>
+          <w:color w:val="C7254E"/>
+          <w:sz w:val="20"/>
+          <w:szCs w:val="20"/>
+        </w:rPr>
+        <w:t>/share/nginx/html/</w:t>
       </w:r>
     </w:p>
     <w:p>
@@ -8917,7 +10999,29 @@
           <w:sz w:val="20"/>
           <w:szCs w:val="20"/>
         </w:rPr>
-        <w:t>Reference – Docker Official nginx Image: https://hub.docker.com/_/nginx | Dockerfile Reference: https://docs.docker.com/reference/dockerfile/</w:t>
+        <w:t xml:space="preserve">Reference – Docker Official nginx Image: https://hub.docker.com/_/nginx | </w:t>
+      </w:r>
+      <w:proofErr w:type="spellStart"/>
+      <w:r>
+        <w:rPr>
+          <w:i/>
+          <w:iCs/>
+          <w:color w:val="595959"/>
+          <w:sz w:val="20"/>
+          <w:szCs w:val="20"/>
+        </w:rPr>
+        <w:t>Dockerfile</w:t>
+      </w:r>
+      <w:proofErr w:type="spellEnd"/>
+      <w:r>
+        <w:rPr>
+          <w:i/>
+          <w:iCs/>
+          <w:color w:val="595959"/>
+          <w:sz w:val="20"/>
+          <w:szCs w:val="20"/>
+        </w:rPr>
+        <w:t xml:space="preserve"> Reference: https://docs.docker.com/reference/dockerfile/</w:t>
       </w:r>
     </w:p>
     <w:p/>
@@ -8986,7 +11090,35 @@
         <w:rPr>
           <w:color w:val="000000"/>
         </w:rPr>
-        <w:t>All pages must link to the shared style.css using: &lt;link rel="stylesheet" href="style.css"&gt;</w:t>
+        <w:t xml:space="preserve">All pages must link to the shared style.css using: &lt;link </w:t>
+      </w:r>
+      <w:proofErr w:type="spellStart"/>
+      <w:r>
+        <w:rPr>
+          <w:color w:val="000000"/>
+        </w:rPr>
+        <w:t>rel</w:t>
+      </w:r>
+      <w:proofErr w:type="spellEnd"/>
+      <w:r>
+        <w:rPr>
+          <w:color w:val="000000"/>
+        </w:rPr>
+        <w:t xml:space="preserve">="stylesheet" </w:t>
+      </w:r>
+      <w:proofErr w:type="spellStart"/>
+      <w:r>
+        <w:rPr>
+          <w:color w:val="000000"/>
+        </w:rPr>
+        <w:t>href</w:t>
+      </w:r>
+      <w:proofErr w:type="spellEnd"/>
+      <w:r>
+        <w:rPr>
+          <w:color w:val="000000"/>
+        </w:rPr>
+        <w:t>="style.css"&gt;</w:t>
       </w:r>
     </w:p>
     <w:p>
@@ -9034,7 +11166,35 @@
         <w:rPr>
           <w:color w:val="000000"/>
         </w:rPr>
-        <w:t>No JavaScript: &lt;script&gt; tags, inline event handlers (onclick, onsubmit, etc.), and external .js file links are strictly prohibited.</w:t>
+        <w:t xml:space="preserve">No JavaScript: &lt;script&gt; tags, inline event handlers (onclick, </w:t>
+      </w:r>
+      <w:proofErr w:type="spellStart"/>
+      <w:r>
+        <w:rPr>
+          <w:color w:val="000000"/>
+        </w:rPr>
+        <w:t>onsubmit</w:t>
+      </w:r>
+      <w:proofErr w:type="spellEnd"/>
+      <w:r>
+        <w:rPr>
+          <w:color w:val="000000"/>
+        </w:rPr>
+        <w:t>, etc.), and external .</w:t>
+      </w:r>
+      <w:proofErr w:type="spellStart"/>
+      <w:r>
+        <w:rPr>
+          <w:color w:val="000000"/>
+        </w:rPr>
+        <w:t>js</w:t>
+      </w:r>
+      <w:proofErr w:type="spellEnd"/>
+      <w:r>
+        <w:rPr>
+          <w:color w:val="000000"/>
+        </w:rPr>
+        <w:t xml:space="preserve"> file links are strictly prohibited.</w:t>
       </w:r>
     </w:p>
     <w:p>
@@ -9050,7 +11210,35 @@
         <w:rPr>
           <w:color w:val="000000"/>
         </w:rPr>
-        <w:t>All images must use HTML &lt;figure&gt; and &lt;figcaption&gt; elements with descriptive alt attributes. Actual image files are optional; a styled empty &lt;div class="img-placeholder"&gt; with a descriptive label inside is acceptable.</w:t>
+        <w:t>All images must use HTML &lt;figure&gt; and &lt;</w:t>
+      </w:r>
+      <w:proofErr w:type="spellStart"/>
+      <w:r>
+        <w:rPr>
+          <w:color w:val="000000"/>
+        </w:rPr>
+        <w:t>figcaption</w:t>
+      </w:r>
+      <w:proofErr w:type="spellEnd"/>
+      <w:r>
+        <w:rPr>
+          <w:color w:val="000000"/>
+        </w:rPr>
+        <w:t>&gt; elements with descriptive alt attributes. Actual image files are optional; a styled empty &lt;div class="</w:t>
+      </w:r>
+      <w:proofErr w:type="spellStart"/>
+      <w:r>
+        <w:rPr>
+          <w:color w:val="000000"/>
+        </w:rPr>
+        <w:t>img</w:t>
+      </w:r>
+      <w:proofErr w:type="spellEnd"/>
+      <w:r>
+        <w:rPr>
+          <w:color w:val="000000"/>
+        </w:rPr>
+        <w:t>-placeholder"&gt; with a descriptive label inside is acceptable.</w:t>
       </w:r>
     </w:p>
     <w:p>
@@ -9120,7 +11308,35 @@
         <w:rPr>
           <w:color w:val="000000"/>
         </w:rPr>
-        <w:t>Define a consistent colour palette using CSS custom properties (CSS variables) at :root level.</w:t>
+        <w:t xml:space="preserve">Define a consistent </w:t>
+      </w:r>
+      <w:proofErr w:type="spellStart"/>
+      <w:r>
+        <w:rPr>
+          <w:color w:val="000000"/>
+        </w:rPr>
+        <w:t>colour</w:t>
+      </w:r>
+      <w:proofErr w:type="spellEnd"/>
+      <w:r>
+        <w:rPr>
+          <w:color w:val="000000"/>
+        </w:rPr>
+        <w:t xml:space="preserve"> palette using CSS custom properties (CSS variables) </w:t>
+      </w:r>
+      <w:proofErr w:type="gramStart"/>
+      <w:r>
+        <w:rPr>
+          <w:color w:val="000000"/>
+        </w:rPr>
+        <w:t>at :root</w:t>
+      </w:r>
+      <w:proofErr w:type="gramEnd"/>
+      <w:r>
+        <w:rPr>
+          <w:color w:val="000000"/>
+        </w:rPr>
+        <w:t xml:space="preserve"> level.</w:t>
       </w:r>
     </w:p>
     <w:p>
@@ -9136,7 +11352,21 @@
         <w:rPr>
           <w:color w:val="000000"/>
         </w:rPr>
-        <w:t>Provide base styles for: body, h1–h3, p, a, nav, ul/li, table, th, td, footer.</w:t>
+        <w:t xml:space="preserve">Provide base styles for: body, h1–h3, p, a, nav, ul/li, table, </w:t>
+      </w:r>
+      <w:proofErr w:type="spellStart"/>
+      <w:r>
+        <w:rPr>
+          <w:color w:val="000000"/>
+        </w:rPr>
+        <w:t>th</w:t>
+      </w:r>
+      <w:proofErr w:type="spellEnd"/>
+      <w:r>
+        <w:rPr>
+          <w:color w:val="000000"/>
+        </w:rPr>
+        <w:t>, td, footer.</w:t>
       </w:r>
     </w:p>
     <w:p>
@@ -9168,7 +11398,35 @@
         <w:rPr>
           <w:color w:val="000000"/>
         </w:rPr>
-        <w:t>Provide a .img-placeholder class that renders an empty box (e.g., 200px × 150px, with a border and background colour) as a stand-in for actual images.</w:t>
+        <w:t>Provide a .</w:t>
+      </w:r>
+      <w:proofErr w:type="spellStart"/>
+      <w:r>
+        <w:rPr>
+          <w:color w:val="000000"/>
+        </w:rPr>
+        <w:t>img</w:t>
+      </w:r>
+      <w:proofErr w:type="spellEnd"/>
+      <w:r>
+        <w:rPr>
+          <w:color w:val="000000"/>
+        </w:rPr>
+        <w:t xml:space="preserve">-placeholder class that renders an empty box (e.g., 200px × 150px, with a border and background </w:t>
+      </w:r>
+      <w:proofErr w:type="spellStart"/>
+      <w:r>
+        <w:rPr>
+          <w:color w:val="000000"/>
+        </w:rPr>
+        <w:t>colour</w:t>
+      </w:r>
+      <w:proofErr w:type="spellEnd"/>
+      <w:r>
+        <w:rPr>
+          <w:color w:val="000000"/>
+        </w:rPr>
+        <w:t>) as a stand-in for actual images.</w:t>
       </w:r>
     </w:p>
     <w:p>
@@ -9435,8 +11693,20 @@
                 <w:sz w:val="20"/>
                 <w:szCs w:val="20"/>
               </w:rPr>
-              <w:t>ci-dev.yml</w:t>
-            </w:r>
+              <w:t>ci-</w:t>
+            </w:r>
+            <w:proofErr w:type="spellStart"/>
+            <w:r>
+              <w:rPr>
+                <w:b/>
+                <w:bCs/>
+                <w:color w:val="000000"/>
+                <w:sz w:val="20"/>
+                <w:szCs w:val="20"/>
+              </w:rPr>
+              <w:t>dev.yml</w:t>
+            </w:r>
+            <w:proofErr w:type="spellEnd"/>
           </w:p>
         </w:tc>
         <w:tc>
@@ -9458,13 +11728,23 @@
             <w:vAlign w:val="center"/>
           </w:tcPr>
           <w:p>
-            <w:r>
-              <w:rPr>
-                <w:color w:val="000000"/>
-                <w:sz w:val="20"/>
-                <w:szCs w:val="20"/>
-              </w:rPr>
-              <w:t>pull_request → develop</w:t>
+            <w:proofErr w:type="spellStart"/>
+            <w:r>
+              <w:rPr>
+                <w:color w:val="000000"/>
+                <w:sz w:val="20"/>
+                <w:szCs w:val="20"/>
+              </w:rPr>
+              <w:t>pull_request</w:t>
+            </w:r>
+            <w:proofErr w:type="spellEnd"/>
+            <w:r>
+              <w:rPr>
+                <w:color w:val="000000"/>
+                <w:sz w:val="20"/>
+                <w:szCs w:val="20"/>
+              </w:rPr>
+              <w:t xml:space="preserve"> → develop</w:t>
             </w:r>
           </w:p>
         </w:tc>
@@ -9522,7 +11802,43 @@
                 <w:sz w:val="20"/>
                 <w:szCs w:val="20"/>
               </w:rPr>
-              <w:t>Checkout → Docker Login → Build Image → Tag (:dev-latest, :dev-&lt;sha&gt;) → Push to Docker Hub</w:t>
+              <w:t xml:space="preserve">Checkout → Docker Login → Build Image → Tag </w:t>
+            </w:r>
+            <w:proofErr w:type="gramStart"/>
+            <w:r>
+              <w:rPr>
+                <w:color w:val="000000"/>
+                <w:sz w:val="20"/>
+                <w:szCs w:val="20"/>
+              </w:rPr>
+              <w:t>(:dev</w:t>
+            </w:r>
+            <w:proofErr w:type="gramEnd"/>
+            <w:r>
+              <w:rPr>
+                <w:color w:val="000000"/>
+                <w:sz w:val="20"/>
+                <w:szCs w:val="20"/>
+              </w:rPr>
+              <w:t>-latest</w:t>
+            </w:r>
+            <w:proofErr w:type="gramStart"/>
+            <w:r>
+              <w:rPr>
+                <w:color w:val="000000"/>
+                <w:sz w:val="20"/>
+                <w:szCs w:val="20"/>
+              </w:rPr>
+              <w:t>, :dev</w:t>
+            </w:r>
+            <w:proofErr w:type="gramEnd"/>
+            <w:r>
+              <w:rPr>
+                <w:color w:val="000000"/>
+                <w:sz w:val="20"/>
+                <w:szCs w:val="20"/>
+              </w:rPr>
+              <w:t>-&lt;sha&gt;) → Push to Docker Hub</w:t>
             </w:r>
           </w:p>
         </w:tc>
@@ -9555,8 +11871,20 @@
                 <w:sz w:val="20"/>
                 <w:szCs w:val="20"/>
               </w:rPr>
-              <w:t>cd-dev.yml</w:t>
-            </w:r>
+              <w:t>cd-</w:t>
+            </w:r>
+            <w:proofErr w:type="spellStart"/>
+            <w:r>
+              <w:rPr>
+                <w:b/>
+                <w:bCs/>
+                <w:color w:val="000000"/>
+                <w:sz w:val="20"/>
+                <w:szCs w:val="20"/>
+              </w:rPr>
+              <w:t>dev.yml</w:t>
+            </w:r>
+            <w:proofErr w:type="spellEnd"/>
           </w:p>
         </w:tc>
         <w:tc>
@@ -9675,8 +12003,20 @@
                 <w:sz w:val="20"/>
                 <w:szCs w:val="20"/>
               </w:rPr>
-              <w:t>ci-staging.yml</w:t>
-            </w:r>
+              <w:t>ci-</w:t>
+            </w:r>
+            <w:proofErr w:type="spellStart"/>
+            <w:r>
+              <w:rPr>
+                <w:b/>
+                <w:bCs/>
+                <w:color w:val="000000"/>
+                <w:sz w:val="20"/>
+                <w:szCs w:val="20"/>
+              </w:rPr>
+              <w:t>staging.yml</w:t>
+            </w:r>
+            <w:proofErr w:type="spellEnd"/>
           </w:p>
         </w:tc>
         <w:tc>
@@ -9698,13 +12038,23 @@
             <w:vAlign w:val="center"/>
           </w:tcPr>
           <w:p>
-            <w:r>
-              <w:rPr>
-                <w:color w:val="000000"/>
-                <w:sz w:val="20"/>
-                <w:szCs w:val="20"/>
-              </w:rPr>
-              <w:t>pull_request → staging</w:t>
+            <w:proofErr w:type="spellStart"/>
+            <w:r>
+              <w:rPr>
+                <w:color w:val="000000"/>
+                <w:sz w:val="20"/>
+                <w:szCs w:val="20"/>
+              </w:rPr>
+              <w:t>pull_request</w:t>
+            </w:r>
+            <w:proofErr w:type="spellEnd"/>
+            <w:r>
+              <w:rPr>
+                <w:color w:val="000000"/>
+                <w:sz w:val="20"/>
+                <w:szCs w:val="20"/>
+              </w:rPr>
+              <w:t xml:space="preserve"> → staging</w:t>
             </w:r>
           </w:p>
         </w:tc>
@@ -9762,7 +12112,43 @@
                 <w:sz w:val="20"/>
                 <w:szCs w:val="20"/>
               </w:rPr>
-              <w:t>Checkout → Docker Login → Build Image → Tag (:staging-latest, :staging-&lt;sha&gt;) → Push to Docker Hub</w:t>
+              <w:t xml:space="preserve">Checkout → Docker Login → Build Image → Tag </w:t>
+            </w:r>
+            <w:proofErr w:type="gramStart"/>
+            <w:r>
+              <w:rPr>
+                <w:color w:val="000000"/>
+                <w:sz w:val="20"/>
+                <w:szCs w:val="20"/>
+              </w:rPr>
+              <w:t>(:staging</w:t>
+            </w:r>
+            <w:proofErr w:type="gramEnd"/>
+            <w:r>
+              <w:rPr>
+                <w:color w:val="000000"/>
+                <w:sz w:val="20"/>
+                <w:szCs w:val="20"/>
+              </w:rPr>
+              <w:t>-latest</w:t>
+            </w:r>
+            <w:proofErr w:type="gramStart"/>
+            <w:r>
+              <w:rPr>
+                <w:color w:val="000000"/>
+                <w:sz w:val="20"/>
+                <w:szCs w:val="20"/>
+              </w:rPr>
+              <w:t>, :staging</w:t>
+            </w:r>
+            <w:proofErr w:type="gramEnd"/>
+            <w:r>
+              <w:rPr>
+                <w:color w:val="000000"/>
+                <w:sz w:val="20"/>
+                <w:szCs w:val="20"/>
+              </w:rPr>
+              <w:t>-&lt;sha&gt;) → Push to Docker Hub</w:t>
             </w:r>
           </w:p>
         </w:tc>
@@ -9795,8 +12181,20 @@
                 <w:sz w:val="20"/>
                 <w:szCs w:val="20"/>
               </w:rPr>
-              <w:t>cd-staging.yml</w:t>
-            </w:r>
+              <w:t>cd-</w:t>
+            </w:r>
+            <w:proofErr w:type="spellStart"/>
+            <w:r>
+              <w:rPr>
+                <w:b/>
+                <w:bCs/>
+                <w:color w:val="000000"/>
+                <w:sz w:val="20"/>
+                <w:szCs w:val="20"/>
+              </w:rPr>
+              <w:t>staging.yml</w:t>
+            </w:r>
+            <w:proofErr w:type="spellEnd"/>
           </w:p>
         </w:tc>
         <w:tc>
@@ -9915,8 +12313,20 @@
                 <w:sz w:val="20"/>
                 <w:szCs w:val="20"/>
               </w:rPr>
-              <w:t>ci-prod.yml</w:t>
-            </w:r>
+              <w:t>ci-</w:t>
+            </w:r>
+            <w:proofErr w:type="spellStart"/>
+            <w:r>
+              <w:rPr>
+                <w:b/>
+                <w:bCs/>
+                <w:color w:val="000000"/>
+                <w:sz w:val="20"/>
+                <w:szCs w:val="20"/>
+              </w:rPr>
+              <w:t>prod.yml</w:t>
+            </w:r>
+            <w:proofErr w:type="spellEnd"/>
           </w:p>
         </w:tc>
         <w:tc>
@@ -9938,13 +12348,23 @@
             <w:vAlign w:val="center"/>
           </w:tcPr>
           <w:p>
-            <w:r>
-              <w:rPr>
-                <w:color w:val="000000"/>
-                <w:sz w:val="20"/>
-                <w:szCs w:val="20"/>
-              </w:rPr>
-              <w:t>pull_request → main</w:t>
+            <w:proofErr w:type="spellStart"/>
+            <w:r>
+              <w:rPr>
+                <w:color w:val="000000"/>
+                <w:sz w:val="20"/>
+                <w:szCs w:val="20"/>
+              </w:rPr>
+              <w:t>pull_request</w:t>
+            </w:r>
+            <w:proofErr w:type="spellEnd"/>
+            <w:r>
+              <w:rPr>
+                <w:color w:val="000000"/>
+                <w:sz w:val="20"/>
+                <w:szCs w:val="20"/>
+              </w:rPr>
+              <w:t xml:space="preserve"> → main</w:t>
             </w:r>
           </w:p>
         </w:tc>
@@ -10002,7 +12422,43 @@
                 <w:sz w:val="20"/>
                 <w:szCs w:val="20"/>
               </w:rPr>
-              <w:t>Checkout → Docker Login → Build Image → Tag (:prod-latest, :prod-&lt;sha&gt;) → Push to Docker Hub</w:t>
+              <w:t xml:space="preserve">Checkout → Docker Login → Build Image → Tag </w:t>
+            </w:r>
+            <w:proofErr w:type="gramStart"/>
+            <w:r>
+              <w:rPr>
+                <w:color w:val="000000"/>
+                <w:sz w:val="20"/>
+                <w:szCs w:val="20"/>
+              </w:rPr>
+              <w:t>(:prod</w:t>
+            </w:r>
+            <w:proofErr w:type="gramEnd"/>
+            <w:r>
+              <w:rPr>
+                <w:color w:val="000000"/>
+                <w:sz w:val="20"/>
+                <w:szCs w:val="20"/>
+              </w:rPr>
+              <w:t>-latest</w:t>
+            </w:r>
+            <w:proofErr w:type="gramStart"/>
+            <w:r>
+              <w:rPr>
+                <w:color w:val="000000"/>
+                <w:sz w:val="20"/>
+                <w:szCs w:val="20"/>
+              </w:rPr>
+              <w:t>, :prod</w:t>
+            </w:r>
+            <w:proofErr w:type="gramEnd"/>
+            <w:r>
+              <w:rPr>
+                <w:color w:val="000000"/>
+                <w:sz w:val="20"/>
+                <w:szCs w:val="20"/>
+              </w:rPr>
+              <w:t>-&lt;sha&gt;) → Push to Docker Hub</w:t>
             </w:r>
           </w:p>
         </w:tc>
@@ -10035,8 +12491,20 @@
                 <w:sz w:val="20"/>
                 <w:szCs w:val="20"/>
               </w:rPr>
-              <w:t>cd-prod.yml</w:t>
-            </w:r>
+              <w:t>cd-</w:t>
+            </w:r>
+            <w:proofErr w:type="spellStart"/>
+            <w:r>
+              <w:rPr>
+                <w:b/>
+                <w:bCs/>
+                <w:color w:val="000000"/>
+                <w:sz w:val="20"/>
+                <w:szCs w:val="20"/>
+              </w:rPr>
+              <w:t>prod.yml</w:t>
+            </w:r>
+            <w:proofErr w:type="spellEnd"/>
           </w:p>
         </w:tc>
         <w:tc>
@@ -10153,8 +12621,13 @@
       <w:pPr>
         <w:pStyle w:val="Heading2"/>
       </w:pPr>
-      <w:r>
-        <w:t>13.1  Team Lead Tasks</w:t>
+      <w:proofErr w:type="gramStart"/>
+      <w:r>
+        <w:t>13.1  Team</w:t>
+      </w:r>
+      <w:proofErr w:type="gramEnd"/>
+      <w:r>
+        <w:t xml:space="preserve"> Lead Tasks</w:t>
       </w:r>
     </w:p>
     <w:p>
@@ -10170,7 +12643,21 @@
         <w:rPr>
           <w:color w:val="000000"/>
         </w:rPr>
-        <w:t>Create a new GitHub repository from scratch (pakvista-cicd or team-agreed name). Do NOT reuse any previous repository.</w:t>
+        <w:t>Create a new GitHub repository from scratch (</w:t>
+      </w:r>
+      <w:proofErr w:type="spellStart"/>
+      <w:r>
+        <w:rPr>
+          <w:color w:val="000000"/>
+        </w:rPr>
+        <w:t>pakvista-cicd</w:t>
+      </w:r>
+      <w:proofErr w:type="spellEnd"/>
+      <w:r>
+        <w:rPr>
+          <w:color w:val="000000"/>
+        </w:rPr>
+        <w:t xml:space="preserve"> or team-agreed name). Do NOT reuse any previous repository.</w:t>
       </w:r>
     </w:p>
     <w:p>
@@ -10234,7 +12721,49 @@
         <w:rPr>
           <w:color w:val="000000"/>
         </w:rPr>
-        <w:t>Create three Render Web Services (pakvista-dev, pakvista-staging, pakvista-prod) each connected to the TL's Docker Hub image. Copy each deploy hook URL and store it in the correct GitHub Environment secret.</w:t>
+        <w:t>Create three Render Web Services (</w:t>
+      </w:r>
+      <w:proofErr w:type="spellStart"/>
+      <w:r>
+        <w:rPr>
+          <w:color w:val="000000"/>
+        </w:rPr>
+        <w:t>pakvista</w:t>
+      </w:r>
+      <w:proofErr w:type="spellEnd"/>
+      <w:r>
+        <w:rPr>
+          <w:color w:val="000000"/>
+        </w:rPr>
+        <w:t xml:space="preserve">-dev, </w:t>
+      </w:r>
+      <w:proofErr w:type="spellStart"/>
+      <w:r>
+        <w:rPr>
+          <w:color w:val="000000"/>
+        </w:rPr>
+        <w:t>pakvista</w:t>
+      </w:r>
+      <w:proofErr w:type="spellEnd"/>
+      <w:r>
+        <w:rPr>
+          <w:color w:val="000000"/>
+        </w:rPr>
+        <w:t xml:space="preserve">-staging, </w:t>
+      </w:r>
+      <w:proofErr w:type="spellStart"/>
+      <w:r>
+        <w:rPr>
+          <w:color w:val="000000"/>
+        </w:rPr>
+        <w:t>pakvista</w:t>
+      </w:r>
+      <w:proofErr w:type="spellEnd"/>
+      <w:r>
+        <w:rPr>
+          <w:color w:val="000000"/>
+        </w:rPr>
+        <w:t>-prod) each connected to the TL's Docker Hub image. Copy each deploy hook URL and store it in the correct GitHub Environment secret.</w:t>
       </w:r>
     </w:p>
     <w:p>
@@ -10266,7 +12795,21 @@
         <w:rPr>
           <w:color w:val="000000"/>
         </w:rPr>
-        <w:t>Set up the initial repository structure: commit style.css, the Dockerfile, and a skeleton index.html (Home / Welcome page).</w:t>
+        <w:t xml:space="preserve">Set up the initial repository structure: commit style.css, the </w:t>
+      </w:r>
+      <w:proofErr w:type="spellStart"/>
+      <w:r>
+        <w:rPr>
+          <w:color w:val="000000"/>
+        </w:rPr>
+        <w:t>Dockerfile</w:t>
+      </w:r>
+      <w:proofErr w:type="spellEnd"/>
+      <w:r>
+        <w:rPr>
+          <w:color w:val="000000"/>
+        </w:rPr>
+        <w:t>, and a skeleton index.html (Home / Welcome page).</w:t>
       </w:r>
     </w:p>
     <w:p>
@@ -10315,7 +12858,21 @@
           <w:color w:val="000000"/>
         </w:rPr>
         <w:lastRenderedPageBreak/>
-        <w:t>After all five PRs are merged into develop, promote the changes: open a PR from develop → staging, merge it; then from staging → main, merge it. Verify the CI and CD pipelines fire correctly for each promotion.</w:t>
+        <w:t xml:space="preserve">After </w:t>
+      </w:r>
+      <w:proofErr w:type="gramStart"/>
+      <w:r>
+        <w:rPr>
+          <w:color w:val="000000"/>
+        </w:rPr>
+        <w:t>all</w:t>
+      </w:r>
+      <w:proofErr w:type="gramEnd"/>
+      <w:r>
+        <w:rPr>
+          <w:color w:val="000000"/>
+        </w:rPr>
+        <w:t xml:space="preserve"> five PRs are merged into develop, promote the changes: open a PR from develop → staging, merge it; then from staging → main, merge it. Verify the CI and CD pipelines fire correctly for each promotion.</w:t>
       </w:r>
     </w:p>
     <w:p/>
@@ -10323,8 +12880,13 @@
       <w:pPr>
         <w:pStyle w:val="Heading2"/>
       </w:pPr>
-      <w:r>
-        <w:t>13.2  Each Team Member's Individual Tasks</w:t>
+      <w:proofErr w:type="gramStart"/>
+      <w:r>
+        <w:t>13.2  Each</w:t>
+      </w:r>
+      <w:proofErr w:type="gramEnd"/>
+      <w:r>
+        <w:t xml:space="preserve"> Team Member's Individual Tasks</w:t>
       </w:r>
     </w:p>
     <w:p>
@@ -10340,7 +12902,21 @@
         <w:rPr>
           <w:color w:val="000000"/>
         </w:rPr>
-        <w:t>Create a personal feature branch from develop using the convention: feature/&lt;github-username&gt;/&lt;page-name&gt;.</w:t>
+        <w:t>Create a personal feature branch from develop using the convention: feature/&lt;</w:t>
+      </w:r>
+      <w:proofErr w:type="spellStart"/>
+      <w:r>
+        <w:rPr>
+          <w:color w:val="000000"/>
+        </w:rPr>
+        <w:t>github</w:t>
+      </w:r>
+      <w:proofErr w:type="spellEnd"/>
+      <w:r>
+        <w:rPr>
+          <w:color w:val="000000"/>
+        </w:rPr>
+        <w:t>-username&gt;/&lt;page-name&gt;.</w:t>
       </w:r>
     </w:p>
     <w:p>
@@ -10372,7 +12948,29 @@
         <w:rPr>
           <w:color w:val="000000"/>
         </w:rPr>
-        <w:t>Author the assigned workflow file (Table 3) in .github/workflows/. The workflow must be syntactically correct, well-commented YAML.</w:t>
+        <w:t xml:space="preserve">Author the assigned workflow file (Table 3) </w:t>
+      </w:r>
+      <w:proofErr w:type="gramStart"/>
+      <w:r>
+        <w:rPr>
+          <w:color w:val="000000"/>
+        </w:rPr>
+        <w:t>in .</w:t>
+      </w:r>
+      <w:proofErr w:type="spellStart"/>
+      <w:r>
+        <w:rPr>
+          <w:color w:val="000000"/>
+        </w:rPr>
+        <w:t>github</w:t>
+      </w:r>
+      <w:proofErr w:type="spellEnd"/>
+      <w:proofErr w:type="gramEnd"/>
+      <w:r>
+        <w:rPr>
+          <w:color w:val="000000"/>
+        </w:rPr>
+        <w:t>/workflows/. The workflow must be syntactically correct, well-commented YAML.</w:t>
       </w:r>
     </w:p>
     <w:p>
@@ -10404,7 +13002,21 @@
         <w:rPr>
           <w:color w:val="000000"/>
         </w:rPr>
-        <w:t>Open a Pull Request targeting the develop branch with a meaningful PR description. Verify the CI workflow (ci-dev.yml) fires and all steps pass.</w:t>
+        <w:t>Open a Pull Request targeting the develop branch with a meaningful PR description. Verify the CI workflow (ci-</w:t>
+      </w:r>
+      <w:proofErr w:type="spellStart"/>
+      <w:r>
+        <w:rPr>
+          <w:color w:val="000000"/>
+        </w:rPr>
+        <w:t>dev.yml</w:t>
+      </w:r>
+      <w:proofErr w:type="spellEnd"/>
+      <w:r>
+        <w:rPr>
+          <w:color w:val="000000"/>
+        </w:rPr>
+        <w:t>) fires and all steps pass.</w:t>
       </w:r>
     </w:p>
     <w:p>
@@ -10420,7 +13032,21 @@
         <w:rPr>
           <w:color w:val="000000"/>
         </w:rPr>
-        <w:t>After the Team Lead reviews and approves the PR, confirm the PR is merged and the CD workflow (cd-dev.yml) fires automatically.</w:t>
+        <w:t>After the Team Lead reviews and approves the PR, confirm the PR is merged and the CD workflow (cd-</w:t>
+      </w:r>
+      <w:proofErr w:type="spellStart"/>
+      <w:r>
+        <w:rPr>
+          <w:color w:val="000000"/>
+        </w:rPr>
+        <w:t>dev.yml</w:t>
+      </w:r>
+      <w:proofErr w:type="spellEnd"/>
+      <w:r>
+        <w:rPr>
+          <w:color w:val="000000"/>
+        </w:rPr>
+        <w:t>) fires automatically.</w:t>
       </w:r>
     </w:p>
     <w:p>
@@ -10436,7 +13062,21 @@
         <w:rPr>
           <w:color w:val="000000"/>
         </w:rPr>
-        <w:t>Verify the live PakVista Development site on Render reflects the newly added page.</w:t>
+        <w:t xml:space="preserve">Verify the live </w:t>
+      </w:r>
+      <w:proofErr w:type="spellStart"/>
+      <w:r>
+        <w:rPr>
+          <w:color w:val="000000"/>
+        </w:rPr>
+        <w:t>PakVista</w:t>
+      </w:r>
+      <w:proofErr w:type="spellEnd"/>
+      <w:r>
+        <w:rPr>
+          <w:color w:val="000000"/>
+        </w:rPr>
+        <w:t xml:space="preserve"> Development site on Render reflects the newly added page.</w:t>
       </w:r>
     </w:p>
     <w:p>
@@ -10468,7 +13108,21 @@
         <w:rPr>
           <w:color w:val="000000"/>
         </w:rPr>
-        <w:t>Write a 4–5 line individual reflection (Section 17).</w:t>
+        <w:t>Write a 4–</w:t>
+      </w:r>
+      <w:proofErr w:type="gramStart"/>
+      <w:r>
+        <w:rPr>
+          <w:color w:val="000000"/>
+        </w:rPr>
+        <w:t>5 line</w:t>
+      </w:r>
+      <w:proofErr w:type="gramEnd"/>
+      <w:r>
+        <w:rPr>
+          <w:color w:val="000000"/>
+        </w:rPr>
+        <w:t xml:space="preserve"> individual reflection (Section 17).</w:t>
       </w:r>
     </w:p>
     <w:p/>
@@ -10750,7 +13404,25 @@
                 <w:sz w:val="20"/>
                 <w:szCs w:val="20"/>
               </w:rPr>
-              <w:t>Create a new GitHub repository from scratch (pakvista-cicd or team-agreed name). Do NOT reuse any previous assignment repository.</w:t>
+              <w:t>Create a new GitHub repository from scratch (</w:t>
+            </w:r>
+            <w:proofErr w:type="spellStart"/>
+            <w:r>
+              <w:rPr>
+                <w:color w:val="000000"/>
+                <w:sz w:val="20"/>
+                <w:szCs w:val="20"/>
+              </w:rPr>
+              <w:t>pakvista-cicd</w:t>
+            </w:r>
+            <w:proofErr w:type="spellEnd"/>
+            <w:r>
+              <w:rPr>
+                <w:color w:val="000000"/>
+                <w:sz w:val="20"/>
+                <w:szCs w:val="20"/>
+              </w:rPr>
+              <w:t xml:space="preserve"> or team-agreed name). Do NOT reuse any previous assignment repository.</w:t>
             </w:r>
           </w:p>
         </w:tc>
@@ -11829,7 +14501,61 @@
                 <w:sz w:val="20"/>
                 <w:szCs w:val="20"/>
               </w:rPr>
-              <w:t>ci-dev.yml: correct pull_request trigger targeting develop, all five mandatory steps present and correctly configured.</w:t>
+              <w:t>ci-</w:t>
+            </w:r>
+            <w:proofErr w:type="spellStart"/>
+            <w:r>
+              <w:rPr>
+                <w:color w:val="000000"/>
+                <w:sz w:val="20"/>
+                <w:szCs w:val="20"/>
+              </w:rPr>
+              <w:t>dev.yml</w:t>
+            </w:r>
+            <w:proofErr w:type="spellEnd"/>
+            <w:r>
+              <w:rPr>
+                <w:color w:val="000000"/>
+                <w:sz w:val="20"/>
+                <w:szCs w:val="20"/>
+              </w:rPr>
+              <w:t xml:space="preserve">: correct </w:t>
+            </w:r>
+            <w:proofErr w:type="spellStart"/>
+            <w:r>
+              <w:rPr>
+                <w:color w:val="000000"/>
+                <w:sz w:val="20"/>
+                <w:szCs w:val="20"/>
+              </w:rPr>
+              <w:t>pull_request</w:t>
+            </w:r>
+            <w:proofErr w:type="spellEnd"/>
+            <w:r>
+              <w:rPr>
+                <w:color w:val="000000"/>
+                <w:sz w:val="20"/>
+                <w:szCs w:val="20"/>
+              </w:rPr>
+              <w:t xml:space="preserve"> trigger targeting </w:t>
+            </w:r>
+            <w:proofErr w:type="gramStart"/>
+            <w:r>
+              <w:rPr>
+                <w:color w:val="000000"/>
+                <w:sz w:val="20"/>
+                <w:szCs w:val="20"/>
+              </w:rPr>
+              <w:t>develop</w:t>
+            </w:r>
+            <w:proofErr w:type="gramEnd"/>
+            <w:r>
+              <w:rPr>
+                <w:color w:val="000000"/>
+                <w:sz w:val="20"/>
+                <w:szCs w:val="20"/>
+              </w:rPr>
+              <w:t>, all five mandatory steps present and correctly configured.</w:t>
             </w:r>
           </w:p>
         </w:tc>
@@ -11926,7 +14652,79 @@
                 <w:sz w:val="20"/>
                 <w:szCs w:val="20"/>
               </w:rPr>
-              <w:t>ci-staging.yml: correct pull_request trigger targeting staging, environment-specific image tags (:staging-latest, :staging-&lt;sha&gt;), push to Docker Hub succeeds.</w:t>
+              <w:t>ci-</w:t>
+            </w:r>
+            <w:proofErr w:type="spellStart"/>
+            <w:r>
+              <w:rPr>
+                <w:color w:val="000000"/>
+                <w:sz w:val="20"/>
+                <w:szCs w:val="20"/>
+              </w:rPr>
+              <w:t>staging.yml</w:t>
+            </w:r>
+            <w:proofErr w:type="spellEnd"/>
+            <w:r>
+              <w:rPr>
+                <w:color w:val="000000"/>
+                <w:sz w:val="20"/>
+                <w:szCs w:val="20"/>
+              </w:rPr>
+              <w:t xml:space="preserve">: correct </w:t>
+            </w:r>
+            <w:proofErr w:type="spellStart"/>
+            <w:r>
+              <w:rPr>
+                <w:color w:val="000000"/>
+                <w:sz w:val="20"/>
+                <w:szCs w:val="20"/>
+              </w:rPr>
+              <w:t>pull_request</w:t>
+            </w:r>
+            <w:proofErr w:type="spellEnd"/>
+            <w:r>
+              <w:rPr>
+                <w:color w:val="000000"/>
+                <w:sz w:val="20"/>
+                <w:szCs w:val="20"/>
+              </w:rPr>
+              <w:t xml:space="preserve"> trigger targeting staging, environment-specific image tags </w:t>
+            </w:r>
+            <w:proofErr w:type="gramStart"/>
+            <w:r>
+              <w:rPr>
+                <w:color w:val="000000"/>
+                <w:sz w:val="20"/>
+                <w:szCs w:val="20"/>
+              </w:rPr>
+              <w:t>(:staging</w:t>
+            </w:r>
+            <w:proofErr w:type="gramEnd"/>
+            <w:r>
+              <w:rPr>
+                <w:color w:val="000000"/>
+                <w:sz w:val="20"/>
+                <w:szCs w:val="20"/>
+              </w:rPr>
+              <w:t>-latest</w:t>
+            </w:r>
+            <w:proofErr w:type="gramStart"/>
+            <w:r>
+              <w:rPr>
+                <w:color w:val="000000"/>
+                <w:sz w:val="20"/>
+                <w:szCs w:val="20"/>
+              </w:rPr>
+              <w:t>, :staging</w:t>
+            </w:r>
+            <w:proofErr w:type="gramEnd"/>
+            <w:r>
+              <w:rPr>
+                <w:color w:val="000000"/>
+                <w:sz w:val="20"/>
+                <w:szCs w:val="20"/>
+              </w:rPr>
+              <w:t>-&lt;sha&gt;), push to Docker Hub succeeds.</w:t>
             </w:r>
           </w:p>
         </w:tc>
@@ -12023,7 +14821,79 @@
                 <w:sz w:val="20"/>
                 <w:szCs w:val="20"/>
               </w:rPr>
-              <w:t>ci-prod.yml: correct pull_request trigger targeting main, environment-specific image tags (:prod-latest, :prod-&lt;sha&gt;), push to Docker Hub succeeds.</w:t>
+              <w:t>ci-</w:t>
+            </w:r>
+            <w:proofErr w:type="spellStart"/>
+            <w:r>
+              <w:rPr>
+                <w:color w:val="000000"/>
+                <w:sz w:val="20"/>
+                <w:szCs w:val="20"/>
+              </w:rPr>
+              <w:t>prod.yml</w:t>
+            </w:r>
+            <w:proofErr w:type="spellEnd"/>
+            <w:r>
+              <w:rPr>
+                <w:color w:val="000000"/>
+                <w:sz w:val="20"/>
+                <w:szCs w:val="20"/>
+              </w:rPr>
+              <w:t xml:space="preserve">: correct </w:t>
+            </w:r>
+            <w:proofErr w:type="spellStart"/>
+            <w:r>
+              <w:rPr>
+                <w:color w:val="000000"/>
+                <w:sz w:val="20"/>
+                <w:szCs w:val="20"/>
+              </w:rPr>
+              <w:t>pull_request</w:t>
+            </w:r>
+            <w:proofErr w:type="spellEnd"/>
+            <w:r>
+              <w:rPr>
+                <w:color w:val="000000"/>
+                <w:sz w:val="20"/>
+                <w:szCs w:val="20"/>
+              </w:rPr>
+              <w:t xml:space="preserve"> trigger targeting main, environment-specific image tags </w:t>
+            </w:r>
+            <w:proofErr w:type="gramStart"/>
+            <w:r>
+              <w:rPr>
+                <w:color w:val="000000"/>
+                <w:sz w:val="20"/>
+                <w:szCs w:val="20"/>
+              </w:rPr>
+              <w:t>(:prod</w:t>
+            </w:r>
+            <w:proofErr w:type="gramEnd"/>
+            <w:r>
+              <w:rPr>
+                <w:color w:val="000000"/>
+                <w:sz w:val="20"/>
+                <w:szCs w:val="20"/>
+              </w:rPr>
+              <w:t>-latest</w:t>
+            </w:r>
+            <w:proofErr w:type="gramStart"/>
+            <w:r>
+              <w:rPr>
+                <w:color w:val="000000"/>
+                <w:sz w:val="20"/>
+                <w:szCs w:val="20"/>
+              </w:rPr>
+              <w:t>, :prod</w:t>
+            </w:r>
+            <w:proofErr w:type="gramEnd"/>
+            <w:r>
+              <w:rPr>
+                <w:color w:val="000000"/>
+                <w:sz w:val="20"/>
+                <w:szCs w:val="20"/>
+              </w:rPr>
+              <w:t>-&lt;sha&gt;), push to Docker Hub succeeds.</w:t>
             </w:r>
           </w:p>
         </w:tc>
@@ -12187,7 +15057,25 @@
                 <w:sz w:val="20"/>
                 <w:szCs w:val="20"/>
               </w:rPr>
-              <w:t>cd-dev.yml: correct push trigger on develop, declares environment: development, curl POST to RENDER_DEPLOY_HOOK_DEV_URL, echo confirmation.</w:t>
+              <w:t>cd-</w:t>
+            </w:r>
+            <w:proofErr w:type="spellStart"/>
+            <w:r>
+              <w:rPr>
+                <w:color w:val="000000"/>
+                <w:sz w:val="20"/>
+                <w:szCs w:val="20"/>
+              </w:rPr>
+              <w:t>dev.yml</w:t>
+            </w:r>
+            <w:proofErr w:type="spellEnd"/>
+            <w:r>
+              <w:rPr>
+                <w:color w:val="000000"/>
+                <w:sz w:val="20"/>
+                <w:szCs w:val="20"/>
+              </w:rPr>
+              <w:t>: correct push trigger on develop, declares environment: development, curl POST to RENDER_DEPLOY_HOOK_DEV_URL, echo confirmation.</w:t>
             </w:r>
           </w:p>
         </w:tc>
@@ -12284,7 +15172,25 @@
                 <w:sz w:val="20"/>
                 <w:szCs w:val="20"/>
               </w:rPr>
-              <w:t>cd-staging.yml: correct push trigger on staging, declares environment: staging, curl POST to RENDER_DEPLOY_HOOK_STAGING_URL, echo confirmation.</w:t>
+              <w:t>cd-</w:t>
+            </w:r>
+            <w:proofErr w:type="spellStart"/>
+            <w:r>
+              <w:rPr>
+                <w:color w:val="000000"/>
+                <w:sz w:val="20"/>
+                <w:szCs w:val="20"/>
+              </w:rPr>
+              <w:t>staging.yml</w:t>
+            </w:r>
+            <w:proofErr w:type="spellEnd"/>
+            <w:r>
+              <w:rPr>
+                <w:color w:val="000000"/>
+                <w:sz w:val="20"/>
+                <w:szCs w:val="20"/>
+              </w:rPr>
+              <w:t>: correct push trigger on staging, declares environment: staging, curl POST to RENDER_DEPLOY_HOOK_STAGING_URL, echo confirmation.</w:t>
             </w:r>
           </w:p>
         </w:tc>
@@ -12381,7 +15287,43 @@
                 <w:sz w:val="20"/>
                 <w:szCs w:val="20"/>
               </w:rPr>
-              <w:t>cd-prod.yml: correct push trigger on main, declares environment: production, curl POST to RENDER_DEPLOY_HOOK_PROD_URL, echo confirmation. Live production PakVista on Render displays all five pages.</w:t>
+              <w:t>cd-</w:t>
+            </w:r>
+            <w:proofErr w:type="spellStart"/>
+            <w:r>
+              <w:rPr>
+                <w:color w:val="000000"/>
+                <w:sz w:val="20"/>
+                <w:szCs w:val="20"/>
+              </w:rPr>
+              <w:t>prod.yml</w:t>
+            </w:r>
+            <w:proofErr w:type="spellEnd"/>
+            <w:r>
+              <w:rPr>
+                <w:color w:val="000000"/>
+                <w:sz w:val="20"/>
+                <w:szCs w:val="20"/>
+              </w:rPr>
+              <w:t xml:space="preserve">: correct push trigger on main, declares environment: production, curl POST to RENDER_DEPLOY_HOOK_PROD_URL, echo confirmation. Live production </w:t>
+            </w:r>
+            <w:proofErr w:type="spellStart"/>
+            <w:r>
+              <w:rPr>
+                <w:color w:val="000000"/>
+                <w:sz w:val="20"/>
+                <w:szCs w:val="20"/>
+              </w:rPr>
+              <w:t>PakVista</w:t>
+            </w:r>
+            <w:proofErr w:type="spellEnd"/>
+            <w:r>
+              <w:rPr>
+                <w:color w:val="000000"/>
+                <w:sz w:val="20"/>
+                <w:szCs w:val="20"/>
+              </w:rPr>
+              <w:t xml:space="preserve"> on Render displays all five pages.</w:t>
             </w:r>
           </w:p>
         </w:tc>
@@ -12852,7 +15794,21 @@
         <w:rPr>
           <w:color w:val="000000"/>
         </w:rPr>
-        <w:t>Screenshot 2: Each member's CI workflow run (ci-dev.yml) triggered by their individual PR – all steps green. One screenshot per member or a combined view showing all members' runs.</w:t>
+        <w:t>Screenshot 2: Each member's CI workflow run (ci-</w:t>
+      </w:r>
+      <w:proofErr w:type="spellStart"/>
+      <w:r>
+        <w:rPr>
+          <w:color w:val="000000"/>
+        </w:rPr>
+        <w:t>dev.yml</w:t>
+      </w:r>
+      <w:proofErr w:type="spellEnd"/>
+      <w:r>
+        <w:rPr>
+          <w:color w:val="000000"/>
+        </w:rPr>
+        <w:t>) triggered by their individual PR – all steps green. One screenshot per member or a combined view showing all members' runs.</w:t>
       </w:r>
     </w:p>
     <w:p>
@@ -12884,7 +15840,49 @@
         <w:rPr>
           <w:color w:val="000000"/>
         </w:rPr>
-        <w:t>Screenshot 4: All three CD workflow runs (cd-dev.yml, cd-staging.yml, cd-prod.yml) – deploy step completed and confirmation echo visible.</w:t>
+        <w:t>Screenshot 4: All three CD workflow runs (cd-</w:t>
+      </w:r>
+      <w:proofErr w:type="spellStart"/>
+      <w:r>
+        <w:rPr>
+          <w:color w:val="000000"/>
+        </w:rPr>
+        <w:t>dev.yml</w:t>
+      </w:r>
+      <w:proofErr w:type="spellEnd"/>
+      <w:r>
+        <w:rPr>
+          <w:color w:val="000000"/>
+        </w:rPr>
+        <w:t>, cd-</w:t>
+      </w:r>
+      <w:proofErr w:type="spellStart"/>
+      <w:r>
+        <w:rPr>
+          <w:color w:val="000000"/>
+        </w:rPr>
+        <w:t>staging.yml</w:t>
+      </w:r>
+      <w:proofErr w:type="spellEnd"/>
+      <w:r>
+        <w:rPr>
+          <w:color w:val="000000"/>
+        </w:rPr>
+        <w:t>, cd-</w:t>
+      </w:r>
+      <w:proofErr w:type="spellStart"/>
+      <w:r>
+        <w:rPr>
+          <w:color w:val="000000"/>
+        </w:rPr>
+        <w:t>prod.yml</w:t>
+      </w:r>
+      <w:proofErr w:type="spellEnd"/>
+      <w:r>
+        <w:rPr>
+          <w:color w:val="000000"/>
+        </w:rPr>
+        <w:t>) – deploy step completed and confirmation echo visible.</w:t>
       </w:r>
     </w:p>
     <w:p>
@@ -12900,7 +15898,21 @@
         <w:rPr>
           <w:color w:val="000000"/>
         </w:rPr>
-        <w:t>Screenshot 5: Live PakVista site on each of the three Render services showing all five pages are accessible (three screenshots total, one per environment).</w:t>
+        <w:t xml:space="preserve">Screenshot 5: Live </w:t>
+      </w:r>
+      <w:proofErr w:type="spellStart"/>
+      <w:r>
+        <w:rPr>
+          <w:color w:val="000000"/>
+        </w:rPr>
+        <w:t>PakVista</w:t>
+      </w:r>
+      <w:proofErr w:type="spellEnd"/>
+      <w:r>
+        <w:rPr>
+          <w:color w:val="000000"/>
+        </w:rPr>
+        <w:t xml:space="preserve"> site on each of the three Render services showing all five pages are accessible (three screenshots total, one per environment).</w:t>
       </w:r>
     </w:p>
     <w:p>
@@ -13113,7 +16125,7 @@
                 <w:noProof/>
               </w:rPr>
               <w:drawing>
-                <wp:inline distT="0" distB="0" distL="0" distR="0" wp14:anchorId="1C9269FB" wp14:editId="09272DAC">
+                <wp:inline distT="0" distB="0" distL="0" distR="0" wp14:anchorId="1C9269FB" wp14:editId="33F020EA">
                   <wp:extent cx="6400800" cy="3466465"/>
                   <wp:effectExtent l="0" t="0" r="0" b="635"/>
                   <wp:docPr id="1338485419" name="Picture 7"/>
@@ -13239,7 +16251,7 @@
                 <w:noProof/>
               </w:rPr>
               <w:drawing>
-                <wp:inline distT="0" distB="0" distL="0" distR="0" wp14:anchorId="63027207" wp14:editId="17C55A55">
+                <wp:inline distT="0" distB="0" distL="0" distR="0" wp14:anchorId="63027207" wp14:editId="757C12F4">
                   <wp:extent cx="6400800" cy="3466465"/>
                   <wp:effectExtent l="0" t="0" r="0" b="635"/>
                   <wp:docPr id="997318559" name="Picture 2"/>
@@ -13365,6 +16377,7 @@
               <w:rPr>
                 <w:i/>
                 <w:iCs/>
+                <w:noProof/>
                 <w:color w:val="595959"/>
                 <w:sz w:val="20"/>
                 <w:szCs w:val="20"/>
@@ -13476,14 +16489,26 @@
                 <w:sz w:val="20"/>
                 <w:szCs w:val="20"/>
               </w:rPr>
-              <w:t>[Paste sc</w:t>
-            </w:r>
+              <w:t xml:space="preserve">[Paste </w:t>
+            </w:r>
+            <w:proofErr w:type="spellStart"/>
+            <w:r>
+              <w:rPr>
+                <w:i/>
+                <w:iCs/>
+                <w:color w:val="595959"/>
+                <w:sz w:val="20"/>
+                <w:szCs w:val="20"/>
+              </w:rPr>
+              <w:t>sc</w:t>
+            </w:r>
+            <w:proofErr w:type="spellEnd"/>
             <w:r>
               <w:rPr>
                 <w:noProof/>
               </w:rPr>
               <w:drawing>
-                <wp:inline distT="0" distB="0" distL="0" distR="0" wp14:anchorId="59669768" wp14:editId="4EF49357">
+                <wp:inline distT="0" distB="0" distL="0" distR="0" wp14:anchorId="59669768" wp14:editId="173F6115">
                   <wp:extent cx="6400800" cy="3466465"/>
                   <wp:effectExtent l="0" t="0" r="0" b="635"/>
                   <wp:docPr id="812436148" name="Picture 3"/>
@@ -13531,6 +16556,7 @@
                 </wp:inline>
               </w:drawing>
             </w:r>
+            <w:proofErr w:type="spellStart"/>
             <w:r>
               <w:rPr>
                 <w:i/>
@@ -13539,62 +16565,9 @@
                 <w:sz w:val="20"/>
                 <w:szCs w:val="20"/>
               </w:rPr>
-              <w:t>reenshot here]</w:t>
-            </w:r>
-          </w:p>
-        </w:tc>
-      </w:tr>
-      <w:tr>
-        <w:tc>
-          <w:tcPr>
-            <w:tcW w:w="3200" w:type="dxa"/>
-            <w:tcBorders>
-              <w:top w:val="single" w:sz="1" w:space="0" w:color="AAAAAA"/>
-              <w:left w:val="single" w:sz="1" w:space="0" w:color="AAAAAA"/>
-              <w:bottom w:val="single" w:sz="1" w:space="0" w:color="AAAAAA"/>
-              <w:right w:val="single" w:sz="1" w:space="0" w:color="AAAAAA"/>
-            </w:tcBorders>
-            <w:shd w:val="clear" w:color="auto" w:fill="EBF3FA"/>
-            <w:tcMar>
-              <w:top w:w="80" w:type="dxa"/>
-              <w:left w:w="120" w:type="dxa"/>
-              <w:bottom w:w="80" w:type="dxa"/>
-              <w:right w:w="120" w:type="dxa"/>
-            </w:tcMar>
-            <w:vAlign w:val="center"/>
-          </w:tcPr>
-          <w:p>
-            <w:r>
-              <w:rPr>
-                <w:b/>
-                <w:bCs/>
-                <w:color w:val="000000"/>
-                <w:sz w:val="20"/>
-                <w:szCs w:val="20"/>
-              </w:rPr>
-              <w:lastRenderedPageBreak/>
-              <w:t>Live PakVista – Development Render Service (all 5 pages accessible)</w:t>
-            </w:r>
-          </w:p>
-        </w:tc>
-        <w:tc>
-          <w:tcPr>
-            <w:tcW w:w="6160" w:type="dxa"/>
-            <w:tcBorders>
-              <w:top w:val="single" w:sz="1" w:space="0" w:color="AAAAAA"/>
-              <w:left w:val="single" w:sz="1" w:space="0" w:color="AAAAAA"/>
-              <w:bottom w:val="single" w:sz="1" w:space="0" w:color="AAAAAA"/>
-              <w:right w:val="single" w:sz="1" w:space="0" w:color="AAAAAA"/>
-            </w:tcBorders>
-            <w:shd w:val="clear" w:color="auto" w:fill="EBF3FA"/>
-            <w:tcMar>
-              <w:top w:w="80" w:type="dxa"/>
-              <w:left w:w="120" w:type="dxa"/>
-              <w:bottom w:w="80" w:type="dxa"/>
-              <w:right w:w="120" w:type="dxa"/>
-            </w:tcMar>
-          </w:tcPr>
-          <w:p>
+              <w:t>reenshot</w:t>
+            </w:r>
+            <w:proofErr w:type="spellEnd"/>
             <w:r>
               <w:rPr>
                 <w:i/>
@@ -13603,6 +16576,92 @@
                 <w:sz w:val="20"/>
                 <w:szCs w:val="20"/>
               </w:rPr>
+              <w:t xml:space="preserve"> here]</w:t>
+            </w:r>
+          </w:p>
+        </w:tc>
+      </w:tr>
+      <w:tr>
+        <w:tc>
+          <w:tcPr>
+            <w:tcW w:w="3200" w:type="dxa"/>
+            <w:tcBorders>
+              <w:top w:val="single" w:sz="1" w:space="0" w:color="AAAAAA"/>
+              <w:left w:val="single" w:sz="1" w:space="0" w:color="AAAAAA"/>
+              <w:bottom w:val="single" w:sz="1" w:space="0" w:color="AAAAAA"/>
+              <w:right w:val="single" w:sz="1" w:space="0" w:color="AAAAAA"/>
+            </w:tcBorders>
+            <w:shd w:val="clear" w:color="auto" w:fill="EBF3FA"/>
+            <w:tcMar>
+              <w:top w:w="80" w:type="dxa"/>
+              <w:left w:w="120" w:type="dxa"/>
+              <w:bottom w:w="80" w:type="dxa"/>
+              <w:right w:w="120" w:type="dxa"/>
+            </w:tcMar>
+            <w:vAlign w:val="center"/>
+          </w:tcPr>
+          <w:p>
+            <w:r>
+              <w:rPr>
+                <w:b/>
+                <w:bCs/>
+                <w:color w:val="000000"/>
+                <w:sz w:val="20"/>
+                <w:szCs w:val="20"/>
+              </w:rPr>
+              <w:lastRenderedPageBreak/>
+              <w:t xml:space="preserve">Live </w:t>
+            </w:r>
+            <w:proofErr w:type="spellStart"/>
+            <w:r>
+              <w:rPr>
+                <w:b/>
+                <w:bCs/>
+                <w:color w:val="000000"/>
+                <w:sz w:val="20"/>
+                <w:szCs w:val="20"/>
+              </w:rPr>
+              <w:t>PakVista</w:t>
+            </w:r>
+            <w:proofErr w:type="spellEnd"/>
+            <w:r>
+              <w:rPr>
+                <w:b/>
+                <w:bCs/>
+                <w:color w:val="000000"/>
+                <w:sz w:val="20"/>
+                <w:szCs w:val="20"/>
+              </w:rPr>
+              <w:t xml:space="preserve"> – Development Render Service (all 5 pages accessible)</w:t>
+            </w:r>
+          </w:p>
+        </w:tc>
+        <w:tc>
+          <w:tcPr>
+            <w:tcW w:w="6160" w:type="dxa"/>
+            <w:tcBorders>
+              <w:top w:val="single" w:sz="1" w:space="0" w:color="AAAAAA"/>
+              <w:left w:val="single" w:sz="1" w:space="0" w:color="AAAAAA"/>
+              <w:bottom w:val="single" w:sz="1" w:space="0" w:color="AAAAAA"/>
+              <w:right w:val="single" w:sz="1" w:space="0" w:color="AAAAAA"/>
+            </w:tcBorders>
+            <w:shd w:val="clear" w:color="auto" w:fill="EBF3FA"/>
+            <w:tcMar>
+              <w:top w:w="80" w:type="dxa"/>
+              <w:left w:w="120" w:type="dxa"/>
+              <w:bottom w:w="80" w:type="dxa"/>
+              <w:right w:w="120" w:type="dxa"/>
+            </w:tcMar>
+          </w:tcPr>
+          <w:p>
+            <w:r>
+              <w:rPr>
+                <w:i/>
+                <w:iCs/>
+                <w:color w:val="595959"/>
+                <w:sz w:val="20"/>
+                <w:szCs w:val="20"/>
+              </w:rPr>
               <w:t>[Paste screenshot here]</w:t>
             </w:r>
             <w:r>
@@ -13613,7 +16672,7 @@
                 <w:noProof/>
               </w:rPr>
               <w:drawing>
-                <wp:inline distT="0" distB="0" distL="0" distR="0" wp14:anchorId="38199A0B" wp14:editId="58FF2328">
+                <wp:inline distT="0" distB="0" distL="0" distR="0" wp14:anchorId="38199A0B" wp14:editId="52B224EC">
                   <wp:extent cx="6400800" cy="3466465"/>
                   <wp:effectExtent l="0" t="0" r="0" b="635"/>
                   <wp:docPr id="1559401493" name="Picture 4"/>
@@ -13692,7 +16751,29 @@
                 <w:sz w:val="20"/>
                 <w:szCs w:val="20"/>
               </w:rPr>
-              <w:t>Live PakVista – Staging Render Service (all 5 pages accessible)</w:t>
+              <w:t xml:space="preserve">Live </w:t>
+            </w:r>
+            <w:proofErr w:type="spellStart"/>
+            <w:r>
+              <w:rPr>
+                <w:b/>
+                <w:bCs/>
+                <w:color w:val="000000"/>
+                <w:sz w:val="20"/>
+                <w:szCs w:val="20"/>
+              </w:rPr>
+              <w:t>PakVista</w:t>
+            </w:r>
+            <w:proofErr w:type="spellEnd"/>
+            <w:r>
+              <w:rPr>
+                <w:b/>
+                <w:bCs/>
+                <w:color w:val="000000"/>
+                <w:sz w:val="20"/>
+                <w:szCs w:val="20"/>
+              </w:rPr>
+              <w:t xml:space="preserve"> – Staging Render Service (all 5 pages accessible)</w:t>
             </w:r>
           </w:p>
         </w:tc>
@@ -13732,7 +16813,7 @@
                 <w:noProof/>
               </w:rPr>
               <w:drawing>
-                <wp:inline distT="0" distB="0" distL="0" distR="0" wp14:anchorId="030B31DE" wp14:editId="65E68EBF">
+                <wp:inline distT="0" distB="0" distL="0" distR="0" wp14:anchorId="030B31DE" wp14:editId="2457ADC5">
                   <wp:extent cx="6400800" cy="3466465"/>
                   <wp:effectExtent l="0" t="0" r="0" b="635"/>
                   <wp:docPr id="1445569892" name="Picture 5"/>
@@ -13812,7 +16893,29 @@
                 <w:szCs w:val="20"/>
               </w:rPr>
               <w:lastRenderedPageBreak/>
-              <w:t>Live PakVista – Production Render Service (all 5 pages accessible)</w:t>
+              <w:t xml:space="preserve">Live </w:t>
+            </w:r>
+            <w:proofErr w:type="spellStart"/>
+            <w:r>
+              <w:rPr>
+                <w:b/>
+                <w:bCs/>
+                <w:color w:val="000000"/>
+                <w:sz w:val="20"/>
+                <w:szCs w:val="20"/>
+              </w:rPr>
+              <w:t>PakVista</w:t>
+            </w:r>
+            <w:proofErr w:type="spellEnd"/>
+            <w:r>
+              <w:rPr>
+                <w:b/>
+                <w:bCs/>
+                <w:color w:val="000000"/>
+                <w:sz w:val="20"/>
+                <w:szCs w:val="20"/>
+              </w:rPr>
+              <w:t xml:space="preserve"> – Production Render Service (all 5 pages accessible)</w:t>
             </w:r>
           </w:p>
         </w:tc>
@@ -13848,6 +16951,7 @@
               <w:rPr>
                 <w:i/>
                 <w:iCs/>
+                <w:noProof/>
                 <w:color w:val="595959"/>
                 <w:sz w:val="20"/>
                 <w:szCs w:val="20"/>
@@ -13965,6 +17069,7 @@
               <w:rPr>
                 <w:i/>
                 <w:iCs/>
+                <w:noProof/>
                 <w:color w:val="595959"/>
                 <w:sz w:val="20"/>
                 <w:szCs w:val="20"/>
@@ -14021,14 +17126,282 @@
     </w:tbl>
     <w:p/>
     <w:p/>
+    <w:p>
+      <w:r>
+        <w:rPr>
+          <w:noProof/>
+        </w:rPr>
+        <w:lastRenderedPageBreak/>
+        <w:drawing>
+          <wp:inline distT="0" distB="0" distL="0" distR="0" wp14:anchorId="4B3D55C9" wp14:editId="2E022BD1">
+            <wp:extent cx="6400800" cy="3466465"/>
+            <wp:effectExtent l="0" t="0" r="0" b="635"/>
+            <wp:docPr id="569007592" name="Picture 5"/>
+            <wp:cNvGraphicFramePr>
+              <a:graphicFrameLocks xmlns:a="http://schemas.openxmlformats.org/drawingml/2006/main" noChangeAspect="1"/>
+            </wp:cNvGraphicFramePr>
+            <a:graphic xmlns:a="http://schemas.openxmlformats.org/drawingml/2006/main">
+              <a:graphicData uri="http://schemas.openxmlformats.org/drawingml/2006/picture">
+                <pic:pic xmlns:pic="http://schemas.openxmlformats.org/drawingml/2006/picture">
+                  <pic:nvPicPr>
+                    <pic:cNvPr id="0" name="Picture 5"/>
+                    <pic:cNvPicPr>
+                      <a:picLocks noChangeAspect="1" noChangeArrowheads="1"/>
+                    </pic:cNvPicPr>
+                  </pic:nvPicPr>
+                  <pic:blipFill>
+                    <a:blip r:embed="rId15" cstate="print">
+                      <a:extLst>
+                        <a:ext uri="{28A0092B-C50C-407E-A947-70E740481C1C}">
+                          <a14:useLocalDpi xmlns:a14="http://schemas.microsoft.com/office/drawing/2010/main" val="0"/>
+                        </a:ext>
+                      </a:extLst>
+                    </a:blip>
+                    <a:srcRect/>
+                    <a:stretch>
+                      <a:fillRect/>
+                    </a:stretch>
+                  </pic:blipFill>
+                  <pic:spPr bwMode="auto">
+                    <a:xfrm>
+                      <a:off x="0" y="0"/>
+                      <a:ext cx="6400800" cy="3466465"/>
+                    </a:xfrm>
+                    <a:prstGeom prst="rect">
+                      <a:avLst/>
+                    </a:prstGeom>
+                    <a:noFill/>
+                    <a:ln>
+                      <a:noFill/>
+                    </a:ln>
+                  </pic:spPr>
+                </pic:pic>
+              </a:graphicData>
+            </a:graphic>
+          </wp:inline>
+        </w:drawing>
+      </w:r>
+      <w:r>
+        <w:rPr>
+          <w:noProof/>
+        </w:rPr>
+        <w:drawing>
+          <wp:inline distT="0" distB="0" distL="0" distR="0" wp14:anchorId="0B10CED9" wp14:editId="57BAA2BE">
+            <wp:extent cx="6400800" cy="3466465"/>
+            <wp:effectExtent l="0" t="0" r="0" b="635"/>
+            <wp:docPr id="76194640" name="Picture 4"/>
+            <wp:cNvGraphicFramePr>
+              <a:graphicFrameLocks xmlns:a="http://schemas.openxmlformats.org/drawingml/2006/main" noChangeAspect="1"/>
+            </wp:cNvGraphicFramePr>
+            <a:graphic xmlns:a="http://schemas.openxmlformats.org/drawingml/2006/main">
+              <a:graphicData uri="http://schemas.openxmlformats.org/drawingml/2006/picture">
+                <pic:pic xmlns:pic="http://schemas.openxmlformats.org/drawingml/2006/picture">
+                  <pic:nvPicPr>
+                    <pic:cNvPr id="0" name="Picture 4"/>
+                    <pic:cNvPicPr>
+                      <a:picLocks noChangeAspect="1" noChangeArrowheads="1"/>
+                    </pic:cNvPicPr>
+                  </pic:nvPicPr>
+                  <pic:blipFill>
+                    <a:blip r:embed="rId16" cstate="print">
+                      <a:extLst>
+                        <a:ext uri="{28A0092B-C50C-407E-A947-70E740481C1C}">
+                          <a14:useLocalDpi xmlns:a14="http://schemas.microsoft.com/office/drawing/2010/main" val="0"/>
+                        </a:ext>
+                      </a:extLst>
+                    </a:blip>
+                    <a:srcRect/>
+                    <a:stretch>
+                      <a:fillRect/>
+                    </a:stretch>
+                  </pic:blipFill>
+                  <pic:spPr bwMode="auto">
+                    <a:xfrm>
+                      <a:off x="0" y="0"/>
+                      <a:ext cx="6400800" cy="3466465"/>
+                    </a:xfrm>
+                    <a:prstGeom prst="rect">
+                      <a:avLst/>
+                    </a:prstGeom>
+                    <a:noFill/>
+                    <a:ln>
+                      <a:noFill/>
+                    </a:ln>
+                  </pic:spPr>
+                </pic:pic>
+              </a:graphicData>
+            </a:graphic>
+          </wp:inline>
+        </w:drawing>
+      </w:r>
+      <w:r>
+        <w:rPr>
+          <w:noProof/>
+        </w:rPr>
+        <w:lastRenderedPageBreak/>
+        <w:drawing>
+          <wp:inline distT="0" distB="0" distL="0" distR="0" wp14:anchorId="1EDC119B" wp14:editId="1D5818C3">
+            <wp:extent cx="6400800" cy="3466465"/>
+            <wp:effectExtent l="0" t="0" r="0" b="635"/>
+            <wp:docPr id="2121303908" name="Picture 3"/>
+            <wp:cNvGraphicFramePr>
+              <a:graphicFrameLocks xmlns:a="http://schemas.openxmlformats.org/drawingml/2006/main" noChangeAspect="1"/>
+            </wp:cNvGraphicFramePr>
+            <a:graphic xmlns:a="http://schemas.openxmlformats.org/drawingml/2006/main">
+              <a:graphicData uri="http://schemas.openxmlformats.org/drawingml/2006/picture">
+                <pic:pic xmlns:pic="http://schemas.openxmlformats.org/drawingml/2006/picture">
+                  <pic:nvPicPr>
+                    <pic:cNvPr id="0" name="Picture 3"/>
+                    <pic:cNvPicPr>
+                      <a:picLocks noChangeAspect="1" noChangeArrowheads="1"/>
+                    </pic:cNvPicPr>
+                  </pic:nvPicPr>
+                  <pic:blipFill>
+                    <a:blip r:embed="rId17" cstate="print">
+                      <a:extLst>
+                        <a:ext uri="{28A0092B-C50C-407E-A947-70E740481C1C}">
+                          <a14:useLocalDpi xmlns:a14="http://schemas.microsoft.com/office/drawing/2010/main" val="0"/>
+                        </a:ext>
+                      </a:extLst>
+                    </a:blip>
+                    <a:srcRect/>
+                    <a:stretch>
+                      <a:fillRect/>
+                    </a:stretch>
+                  </pic:blipFill>
+                  <pic:spPr bwMode="auto">
+                    <a:xfrm>
+                      <a:off x="0" y="0"/>
+                      <a:ext cx="6400800" cy="3466465"/>
+                    </a:xfrm>
+                    <a:prstGeom prst="rect">
+                      <a:avLst/>
+                    </a:prstGeom>
+                    <a:noFill/>
+                    <a:ln>
+                      <a:noFill/>
+                    </a:ln>
+                  </pic:spPr>
+                </pic:pic>
+              </a:graphicData>
+            </a:graphic>
+          </wp:inline>
+        </w:drawing>
+      </w:r>
+      <w:r>
+        <w:rPr>
+          <w:noProof/>
+        </w:rPr>
+        <w:drawing>
+          <wp:inline distT="0" distB="0" distL="0" distR="0" wp14:anchorId="7B9C38AD" wp14:editId="3B49E80D">
+            <wp:extent cx="6400800" cy="3466465"/>
+            <wp:effectExtent l="0" t="0" r="0" b="635"/>
+            <wp:docPr id="2124236068" name="Picture 2"/>
+            <wp:cNvGraphicFramePr>
+              <a:graphicFrameLocks xmlns:a="http://schemas.openxmlformats.org/drawingml/2006/main" noChangeAspect="1"/>
+            </wp:cNvGraphicFramePr>
+            <a:graphic xmlns:a="http://schemas.openxmlformats.org/drawingml/2006/main">
+              <a:graphicData uri="http://schemas.openxmlformats.org/drawingml/2006/picture">
+                <pic:pic xmlns:pic="http://schemas.openxmlformats.org/drawingml/2006/picture">
+                  <pic:nvPicPr>
+                    <pic:cNvPr id="0" name="Picture 2"/>
+                    <pic:cNvPicPr>
+                      <a:picLocks noChangeAspect="1" noChangeArrowheads="1"/>
+                    </pic:cNvPicPr>
+                  </pic:nvPicPr>
+                  <pic:blipFill>
+                    <a:blip r:embed="rId18" cstate="print">
+                      <a:extLst>
+                        <a:ext uri="{28A0092B-C50C-407E-A947-70E740481C1C}">
+                          <a14:useLocalDpi xmlns:a14="http://schemas.microsoft.com/office/drawing/2010/main" val="0"/>
+                        </a:ext>
+                      </a:extLst>
+                    </a:blip>
+                    <a:srcRect/>
+                    <a:stretch>
+                      <a:fillRect/>
+                    </a:stretch>
+                  </pic:blipFill>
+                  <pic:spPr bwMode="auto">
+                    <a:xfrm>
+                      <a:off x="0" y="0"/>
+                      <a:ext cx="6400800" cy="3466465"/>
+                    </a:xfrm>
+                    <a:prstGeom prst="rect">
+                      <a:avLst/>
+                    </a:prstGeom>
+                    <a:noFill/>
+                    <a:ln>
+                      <a:noFill/>
+                    </a:ln>
+                  </pic:spPr>
+                </pic:pic>
+              </a:graphicData>
+            </a:graphic>
+          </wp:inline>
+        </w:drawing>
+      </w:r>
+      <w:r>
+        <w:rPr>
+          <w:noProof/>
+        </w:rPr>
+        <w:lastRenderedPageBreak/>
+        <w:drawing>
+          <wp:inline distT="0" distB="0" distL="0" distR="0" wp14:anchorId="33374F17" wp14:editId="72DD9FD7">
+            <wp:extent cx="6400800" cy="3466465"/>
+            <wp:effectExtent l="0" t="0" r="0" b="635"/>
+            <wp:docPr id="1324996420" name="Picture 1"/>
+            <wp:cNvGraphicFramePr>
+              <a:graphicFrameLocks xmlns:a="http://schemas.openxmlformats.org/drawingml/2006/main" noChangeAspect="1"/>
+            </wp:cNvGraphicFramePr>
+            <a:graphic xmlns:a="http://schemas.openxmlformats.org/drawingml/2006/main">
+              <a:graphicData uri="http://schemas.openxmlformats.org/drawingml/2006/picture">
+                <pic:pic xmlns:pic="http://schemas.openxmlformats.org/drawingml/2006/picture">
+                  <pic:nvPicPr>
+                    <pic:cNvPr id="0" name="Picture 1"/>
+                    <pic:cNvPicPr>
+                      <a:picLocks noChangeAspect="1" noChangeArrowheads="1"/>
+                    </pic:cNvPicPr>
+                  </pic:nvPicPr>
+                  <pic:blipFill>
+                    <a:blip r:embed="rId19" cstate="print">
+                      <a:extLst>
+                        <a:ext uri="{28A0092B-C50C-407E-A947-70E740481C1C}">
+                          <a14:useLocalDpi xmlns:a14="http://schemas.microsoft.com/office/drawing/2010/main" val="0"/>
+                        </a:ext>
+                      </a:extLst>
+                    </a:blip>
+                    <a:srcRect/>
+                    <a:stretch>
+                      <a:fillRect/>
+                    </a:stretch>
+                  </pic:blipFill>
+                  <pic:spPr bwMode="auto">
+                    <a:xfrm>
+                      <a:off x="0" y="0"/>
+                      <a:ext cx="6400800" cy="3466465"/>
+                    </a:xfrm>
+                    <a:prstGeom prst="rect">
+                      <a:avLst/>
+                    </a:prstGeom>
+                    <a:noFill/>
+                    <a:ln>
+                      <a:noFill/>
+                    </a:ln>
+                  </pic:spPr>
+                </pic:pic>
+              </a:graphicData>
+            </a:graphic>
+          </wp:inline>
+        </w:drawing>
+      </w:r>
+    </w:p>
     <w:p/>
-    <w:p/>
     <w:p>
       <w:pPr>
         <w:pStyle w:val="Heading1"/>
       </w:pPr>
       <w:r>
-        <w:lastRenderedPageBreak/>
         <w:t>INDIVIDUAL REFLECTIONS</w:t>
       </w:r>
     </w:p>
@@ -14127,7 +17500,43 @@
           <w:iCs/>
           <w:color w:val="595959"/>
         </w:rPr>
-        <w:t>I developed the Hunza destination page and worked with GitFlow and pull requests throughout the project. I resolved Stylelint issues and ensured my code passed the CI/CD pipeline checks. This project enhanced my understanding of version control, code quality standards, and collaborative DevOps workflows.</w:t>
+        <w:t xml:space="preserve">I developed the Hunza destination page and worked with </w:t>
+      </w:r>
+      <w:proofErr w:type="spellStart"/>
+      <w:r>
+        <w:rPr>
+          <w:i/>
+          <w:iCs/>
+          <w:color w:val="595959"/>
+        </w:rPr>
+        <w:t>GitFlow</w:t>
+      </w:r>
+      <w:proofErr w:type="spellEnd"/>
+      <w:r>
+        <w:rPr>
+          <w:i/>
+          <w:iCs/>
+          <w:color w:val="595959"/>
+        </w:rPr>
+        <w:t xml:space="preserve"> and pull requests throughout the project. I resolved </w:t>
+      </w:r>
+      <w:proofErr w:type="spellStart"/>
+      <w:r>
+        <w:rPr>
+          <w:i/>
+          <w:iCs/>
+          <w:color w:val="595959"/>
+        </w:rPr>
+        <w:t>Stylelint</w:t>
+      </w:r>
+      <w:proofErr w:type="spellEnd"/>
+      <w:r>
+        <w:rPr>
+          <w:i/>
+          <w:iCs/>
+          <w:color w:val="595959"/>
+        </w:rPr>
+        <w:t xml:space="preserve"> issues and ensured my code passed the CI/CD pipeline checks. This project enhanced my understanding of version control, code quality standards, and collaborative DevOps workflows.</w:t>
       </w:r>
     </w:p>
     <w:p>
@@ -14166,7 +17575,61 @@
           <w:iCs/>
           <w:color w:val="595959"/>
         </w:rPr>
-        <w:t>I coded the Karachi page, The project has made me realize that git branch rules must no longer exist past 2026. Therefore I'll make a repo hosting platform which people might see as a meme at first, but they'll have to set up ci/cd for every single line to protect their own code with rules cuz anyone can push and merge.</w:t>
+        <w:t xml:space="preserve">I coded the Karachi </w:t>
+      </w:r>
+      <w:proofErr w:type="gramStart"/>
+      <w:r>
+        <w:rPr>
+          <w:i/>
+          <w:iCs/>
+          <w:color w:val="595959"/>
+        </w:rPr>
+        <w:t>page,</w:t>
+      </w:r>
+      <w:proofErr w:type="gramEnd"/>
+      <w:r>
+        <w:rPr>
+          <w:i/>
+          <w:iCs/>
+          <w:color w:val="595959"/>
+        </w:rPr>
+        <w:t xml:space="preserve"> The project has made me realize that git branch rules must no longer exist past 2026. </w:t>
+      </w:r>
+      <w:proofErr w:type="gramStart"/>
+      <w:r>
+        <w:rPr>
+          <w:i/>
+          <w:iCs/>
+          <w:color w:val="595959"/>
+        </w:rPr>
+        <w:t>Therefore</w:t>
+      </w:r>
+      <w:proofErr w:type="gramEnd"/>
+      <w:r>
+        <w:rPr>
+          <w:i/>
+          <w:iCs/>
+          <w:color w:val="595959"/>
+        </w:rPr>
+        <w:t xml:space="preserve"> I'll make a repo hosting platform which people might see as a meme at first, but they'll have to set up ci/cd for every single line to protect their own code with rules </w:t>
+      </w:r>
+      <w:proofErr w:type="spellStart"/>
+      <w:r>
+        <w:rPr>
+          <w:i/>
+          <w:iCs/>
+          <w:color w:val="595959"/>
+        </w:rPr>
+        <w:t>cuz</w:t>
+      </w:r>
+      <w:proofErr w:type="spellEnd"/>
+      <w:r>
+        <w:rPr>
+          <w:i/>
+          <w:iCs/>
+          <w:color w:val="595959"/>
+        </w:rPr>
+        <w:t xml:space="preserve"> anyone can push and merge.</w:t>
       </w:r>
     </w:p>
     <w:p>
@@ -14244,6 +17707,7 @@
           <w:iCs/>
           <w:color w:val="595959"/>
         </w:rPr>
+        <w:lastRenderedPageBreak/>
         <w:t xml:space="preserve">I coded the </w:t>
       </w:r>
       <w:r>
@@ -14260,23 +17724,25 @@
           <w:iCs/>
           <w:color w:val="595959"/>
         </w:rPr>
-        <w:t xml:space="preserve"> page, The project has made me realize that git branch rules must no longer exist past 2026</w:t>
-      </w:r>
+        <w:t xml:space="preserve"> </w:t>
+      </w:r>
+      <w:proofErr w:type="gramStart"/>
       <w:r>
         <w:rPr>
           <w:i/>
           <w:iCs/>
           <w:color w:val="595959"/>
         </w:rPr>
-        <w:t>.</w:t>
-      </w:r>
+        <w:t>page,</w:t>
+      </w:r>
+      <w:proofErr w:type="gramEnd"/>
       <w:r>
         <w:rPr>
           <w:i/>
           <w:iCs/>
           <w:color w:val="595959"/>
         </w:rPr>
-        <w:t xml:space="preserve"> </w:t>
+        <w:t xml:space="preserve"> The project has made me realize that git branch rules must no longer exist past 2026</w:t>
       </w:r>
       <w:r>
         <w:rPr>
@@ -14284,6 +17750,22 @@
           <w:iCs/>
           <w:color w:val="595959"/>
         </w:rPr>
+        <w:t>.</w:t>
+      </w:r>
+      <w:r>
+        <w:rPr>
+          <w:i/>
+          <w:iCs/>
+          <w:color w:val="595959"/>
+        </w:rPr>
+        <w:t xml:space="preserve"> </w:t>
+      </w:r>
+      <w:r>
+        <w:rPr>
+          <w:i/>
+          <w:iCs/>
+          <w:color w:val="595959"/>
+        </w:rPr>
         <w:t>This project enhanced my understanding of version control, code quality standards, and collaborative DevOps workflows.</w:t>
       </w:r>
     </w:p>
@@ -14310,7 +17792,21 @@
         <w:rPr>
           <w:color w:val="000000"/>
         </w:rPr>
-        <w:t>All technical work must align with the official documentation listed below. Students are expected to consult these resources while building their workflow files, Dockerfile, and HTML pages.</w:t>
+        <w:t xml:space="preserve">All technical work must align with the official documentation listed below. Students are expected to consult these resources while building their workflow files, </w:t>
+      </w:r>
+      <w:proofErr w:type="spellStart"/>
+      <w:r>
+        <w:rPr>
+          <w:color w:val="000000"/>
+        </w:rPr>
+        <w:t>Dockerfile</w:t>
+      </w:r>
+      <w:proofErr w:type="spellEnd"/>
+      <w:r>
+        <w:rPr>
+          <w:color w:val="000000"/>
+        </w:rPr>
+        <w:t>, and HTML pages.</w:t>
       </w:r>
     </w:p>
     <w:p/>
@@ -14557,7 +18053,29 @@
                 <w:sz w:val="20"/>
                 <w:szCs w:val="20"/>
               </w:rPr>
-              <w:t>GitHub Actions – Contexts (github.sha, secrets, etc.)</w:t>
+              <w:t>GitHub Actions – Contexts (</w:t>
+            </w:r>
+            <w:proofErr w:type="spellStart"/>
+            <w:r>
+              <w:rPr>
+                <w:b/>
+                <w:bCs/>
+                <w:color w:val="000000"/>
+                <w:sz w:val="20"/>
+                <w:szCs w:val="20"/>
+              </w:rPr>
+              <w:t>github.sha</w:t>
+            </w:r>
+            <w:proofErr w:type="spellEnd"/>
+            <w:r>
+              <w:rPr>
+                <w:b/>
+                <w:bCs/>
+                <w:color w:val="000000"/>
+                <w:sz w:val="20"/>
+                <w:szCs w:val="20"/>
+              </w:rPr>
+              <w:t>, secrets, etc.)</w:t>
             </w:r>
           </w:p>
         </w:tc>
@@ -15169,15 +18687,27 @@
             <w:vAlign w:val="center"/>
           </w:tcPr>
           <w:p>
-            <w:r>
-              <w:rPr>
-                <w:b/>
-                <w:bCs/>
-                <w:color w:val="000000"/>
-                <w:sz w:val="20"/>
-                <w:szCs w:val="20"/>
-              </w:rPr>
-              <w:t>Dockerfile Reference</w:t>
+            <w:proofErr w:type="spellStart"/>
+            <w:r>
+              <w:rPr>
+                <w:b/>
+                <w:bCs/>
+                <w:color w:val="000000"/>
+                <w:sz w:val="20"/>
+                <w:szCs w:val="20"/>
+              </w:rPr>
+              <w:t>Dockerfile</w:t>
+            </w:r>
+            <w:proofErr w:type="spellEnd"/>
+            <w:r>
+              <w:rPr>
+                <w:b/>
+                <w:bCs/>
+                <w:color w:val="000000"/>
+                <w:sz w:val="20"/>
+                <w:szCs w:val="20"/>
+              </w:rPr>
+              <w:t xml:space="preserve"> Reference</w:t>
             </w:r>
           </w:p>
         </w:tc>
@@ -15587,8 +19117,8 @@
     </w:tbl>
     <w:p/>
     <w:sectPr>
-      <w:headerReference w:type="default" r:id="rId15"/>
-      <w:footerReference w:type="default" r:id="rId16"/>
+      <w:headerReference w:type="default" r:id="rId20"/>
+      <w:footerReference w:type="default" r:id="rId21"/>
       <w:pgSz w:w="12240" w:h="15840"/>
       <w:pgMar w:top="1080" w:right="1080" w:bottom="1080" w:left="1080" w:header="708" w:footer="708" w:gutter="0"/>
       <w:cols w:space="720"/>
@@ -15634,7 +19164,25 @@
         <w:sz w:val="18"/>
         <w:szCs w:val="18"/>
       </w:rPr>
-      <w:t>CSST4713 – DevOps Fundamentals  |  BSSE Spring 2026</w:t>
+      <w:t xml:space="preserve">CSST4713 – DevOps </w:t>
+    </w:r>
+    <w:proofErr w:type="gramStart"/>
+    <w:r>
+      <w:rPr>
+        <w:color w:val="595959"/>
+        <w:sz w:val="18"/>
+        <w:szCs w:val="18"/>
+      </w:rPr>
+      <w:t>Fundamentals  |</w:t>
+    </w:r>
+    <w:proofErr w:type="gramEnd"/>
+    <w:r>
+      <w:rPr>
+        <w:color w:val="595959"/>
+        <w:sz w:val="18"/>
+        <w:szCs w:val="18"/>
+      </w:rPr>
+      <w:t xml:space="preserve">  BSSE Spring 2026</w:t>
     </w:r>
     <w:r>
       <w:rPr>
@@ -16751,6 +20299,7 @@
   <w:style w:type="character" w:default="1" w:styleId="DefaultParagraphFont">
     <w:name w:val="Default Paragraph Font"/>
     <w:uiPriority w:val="1"/>
+    <w:semiHidden/>
     <w:unhideWhenUsed/>
   </w:style>
   <w:style w:type="table" w:default="1" w:styleId="TableNormal">
